--- a/tillsyn/Råtjärnberget tillsynsbegäran.docx
+++ b/tillsyn/Råtjärnberget tillsynsbegäran.docx
@@ -1,6 +1,6 @@
 
 <file path=word/document.xml><?xml version="1.0" encoding="utf-8"?>
-<w:document xmlns:wpc="http://schemas.microsoft.com/office/word/2010/wordprocessingCanvas" xmlns:cx="http://schemas.microsoft.com/office/drawing/2014/chartex" xmlns:cx1="http://schemas.microsoft.com/office/drawing/2015/9/8/chartex" xmlns:cx2="http://schemas.microsoft.com/office/drawing/2015/10/21/chartex" xmlns:cx3="http://schemas.microsoft.com/office/drawing/2016/5/9/chartex" xmlns:cx4="http://schemas.microsoft.com/office/drawing/2016/5/10/chartex" xmlns:cx5="http://schemas.microsoft.com/office/drawing/2016/5/11/chartex" xmlns:cx6="http://schemas.microsoft.com/office/drawing/2016/5/12/chartex" xmlns:cx7="http://schemas.microsoft.com/office/drawing/2016/5/13/chartex" xmlns:cx8="http://schemas.microsoft.com/office/drawing/2016/5/14/chartex" xmlns:mc="http://schemas.openxmlformats.org/markup-compatibility/2006" xmlns:aink="http://schemas.microsoft.com/office/drawing/2016/ink" xmlns:am3d="http://schemas.microsoft.com/office/drawing/2017/model3d" xmlns:o="urn:schemas-microsoft-com:office:office" xmlns:oel="http://schemas.microsoft.com/office/2019/extlst" xmlns:r="http://schemas.openxmlformats.org/officeDocument/2006/relationships" xmlns:m="http://schemas.openxmlformats.org/officeDocument/2006/math" xmlns:v="urn:schemas-microsoft-com:vml" xmlns:wp14="http://schemas.microsoft.com/office/word/2010/wordprocessingDrawing" xmlns:wp="http://schemas.openxmlformats.org/drawingml/2006/wordprocessingDrawing" xmlns:w10="urn:schemas-microsoft-com:office:word" xmlns:w="http://schemas.openxmlformats.org/wordprocessingml/2006/main" xmlns:w14="http://schemas.microsoft.com/office/word/2010/wordml" xmlns:w15="http://schemas.microsoft.com/office/word/2012/wordml" xmlns:w16cex="http://schemas.microsoft.com/office/word/2018/wordml/cex" xmlns:w16cid="http://schemas.microsoft.com/office/word/2016/wordml/cid" xmlns:w16="http://schemas.microsoft.com/office/word/2018/wordml" xmlns:w16sdtdh="http://schemas.microsoft.com/office/word/2020/wordml/sdtdatahash" xmlns:w16se="http://schemas.microsoft.com/office/word/2015/wordml/symex" xmlns:wpg="http://schemas.microsoft.com/office/word/2010/wordprocessingGroup" xmlns:wpi="http://schemas.microsoft.com/office/word/2010/wordprocessingInk" xmlns:wne="http://schemas.microsoft.com/office/word/2006/wordml" xmlns:wps="http://schemas.microsoft.com/office/word/2010/wordprocessingShape" mc:Ignorable="w14 w15 w16se w16cid w16 w16cex w16sdtdh wp14">
+<w:document xmlns:wpc="http://schemas.microsoft.com/office/word/2010/wordprocessingCanvas" xmlns:cx="http://schemas.microsoft.com/office/drawing/2014/chartex" xmlns:cx1="http://schemas.microsoft.com/office/drawing/2015/9/8/chartex" xmlns:cx2="http://schemas.microsoft.com/office/drawing/2015/10/21/chartex" xmlns:cx3="http://schemas.microsoft.com/office/drawing/2016/5/9/chartex" xmlns:cx4="http://schemas.microsoft.com/office/drawing/2016/5/10/chartex" xmlns:cx5="http://schemas.microsoft.com/office/drawing/2016/5/11/chartex" xmlns:cx6="http://schemas.microsoft.com/office/drawing/2016/5/12/chartex" xmlns:cx7="http://schemas.microsoft.com/office/drawing/2016/5/13/chartex" xmlns:cx8="http://schemas.microsoft.com/office/drawing/2016/5/14/chartex" xmlns:mc="http://schemas.openxmlformats.org/markup-compatibility/2006" xmlns:aink="http://schemas.microsoft.com/office/drawing/2016/ink" xmlns:am3d="http://schemas.microsoft.com/office/drawing/2017/model3d" xmlns:o="urn:schemas-microsoft-com:office:office" xmlns:oel="http://schemas.microsoft.com/office/2019/extlst" xmlns:r="http://schemas.openxmlformats.org/officeDocument/2006/relationships" xmlns:m="http://schemas.openxmlformats.org/officeDocument/2006/math" xmlns:v="urn:schemas-microsoft-com:vml" xmlns:wp14="http://schemas.microsoft.com/office/word/2010/wordprocessingDrawing" xmlns:wp="http://schemas.openxmlformats.org/drawingml/2006/wordprocessingDrawing" xmlns:w10="urn:schemas-microsoft-com:office:word" xmlns:w="http://schemas.openxmlformats.org/wordprocessingml/2006/main" xmlns:w14="http://schemas.microsoft.com/office/word/2010/wordml" xmlns:w15="http://schemas.microsoft.com/office/word/2012/wordml" xmlns:w16cex="http://schemas.microsoft.com/office/word/2018/wordml/cex" xmlns:w16cid="http://schemas.microsoft.com/office/word/2016/wordml/cid" xmlns:w16="http://schemas.microsoft.com/office/word/2018/wordml" xmlns:w16du="http://schemas.microsoft.com/office/word/2023/wordml/word16du" xmlns:w16sdtdh="http://schemas.microsoft.com/office/word/2020/wordml/sdtdatahash" xmlns:w16sdtfl="http://schemas.microsoft.com/office/word/2024/wordml/sdtformatlock" xmlns:w16se="http://schemas.microsoft.com/office/word/2015/wordml/symex" xmlns:wpg="http://schemas.microsoft.com/office/word/2010/wordprocessingGroup" xmlns:wpi="http://schemas.microsoft.com/office/word/2010/wordprocessingInk" xmlns:wne="http://schemas.microsoft.com/office/word/2006/wordml" xmlns:wps="http://schemas.microsoft.com/office/word/2010/wordprocessingShape" mc:Ignorable="w14 w15 w16se w16cid w16 w16cex w16sdtdh w16sdtfl w16du wp14">
   <w:body>
     <w:p>
       <w:pPr>
@@ -12,35 +12,7 @@
     </w:p>
     <w:p>
       <w:r>
-        <w:t>Detta dokument behandlar höga naturvärden i avverkningsanmälan Råtjärnberget i Bjurholms kommun. Denna avverkningsanmälan inkom 2025-08-02 och omfattar 240,4 ha.</w:t>
-      </w:r>
-    </w:p>
-    <w:p>
-      <w:r>
-        <w:t>Vi begär härmed att Skogsstyrelsen fattar beslut enligt miljöbalken som säkerställer att skogens höga naturvärden bevaras samt säkerställer att EU-lagstiftning efterlevs och att artskyddsbrott förhindras. Vi önskar även ta del av de ställningstaganden och beslut som myndigheterna meddelar till följd av aktuell avverkningsanmälan och föreningens inlaga (se 34 § förvaltningslagen).</w:t>
-      </w:r>
-    </w:p>
-    <w:p>
-      <w:r>
-        <w:t>Nedan beskrivs fynd av naturvårdsarter och fridlysta arter som gjorts i det avverkningsanmälda området. I BILAGA 1 finns artfakta om fridlysta och rödlistade arter.</w:t>
-      </w:r>
-    </w:p>
-    <w:p>
-      <w:pPr>
-        <w:pStyle w:val="Heading1"/>
-      </w:pPr>
-      <w:r>
-        <w:t>Naturvårdsarter</w:t>
-      </w:r>
-    </w:p>
-    <w:p>
-      <w:r>
-        <w:t>I avverkningsanmälan har följande 74 naturvårdsarter hittats: aspgelélav (VU), doftticka (VU, §8), fläckporing (VU), gräddporing (VU), knärot (VU, §8), läderlappslav (VU), rynkskinn (VU), aspbarkgnagare (NT), baltiskt skogsfly (NT), barkporlav (NT), blanksvart spiklav (NT), blågrå svartspik (NT), doftskinn (NT), dvärgbägarlav (NT), gammelgransskål (NT), garnlav (NT), granticka (NT), gränsticka (NT), grå blåbärsfältmätare (NT), grön aspvedbock (NT), hornvaxskinn (NT), järpe (NT, §4), kandelabersvamp (NT), kolflarnlav (NT), kortskaftad ärgspik (NT), liten svartspik (NT), lunglav (NT), mörk kolflarnlav (NT), nordlig nållav (NT), nordtagging (NT), reliktbock (NT), rosenticka (NT), rödvingetrast (NT, §4), småflikig brosklav (NT), spillkråka (NT, §4), stiftgelélav (NT), talltita (NT, §4), tretåig hackspett (NT, §4), ullticka (NT), vedflamlav (NT), vedskivlav (NT), vedtrappmossa (NT), violettgrå tagellav (NT), vitgrynig nållav (NT), aspvedgnagare (S), barkkornlav (S), blodticka (S), bårdlav (S), dropptaggsvamp (S), dvärgtufs (S), gytterlav (S), luddlav (S), mindre märgborre (S), norrlandslav (S), nästlav (S), plattlummer (S, §9), robust tickgnagare (S), rävticka (S), skinnlav (S), spindelblomster (S, §8), spädstarr (S), stekelbock (S), stor aspticka (S), stuplav (S), traslav (S), vedticka (S), ögonpyrola (S), grönsiska (§4), kungsfågel (§4), pärluggla (§4), tjäder (§4), fläcknycklar (§8), nattviol (§8) och revlummer (§9). Av dessa är 44 rödlistade. För rödlistade arter har rödlistekategorin angivits inom parentes. Arter som är signalarter enligt Skogsstyrelsen har markerats med (S). För fridlysta arter anges även paragrafen i Artskyddsförordningen som arten är fridlyst enligt.</w:t>
-      </w:r>
-    </w:p>
-    <w:p>
-      <w:r>
-        <w:t>De påträffade naturvårdsarterna är ett tydligt kvitto på att detta rör sig om en skog med höga naturvärden. I Figur 1 visas en karta över det avverkningsanmälda området, där samtliga fyndplatser för naturvårdsarter som finns registrerade på Artportalen har markerats.</w:t>
+        <w:t>Denna tillsynsbegäran behandlar höga naturvärden i avverkningsanmälan Råtjärnberget i Bjurholms kommun som inkom 2026-07-12 och omfattar 240,4 ha.</w:t>
       </w:r>
     </w:p>
     <w:p>
@@ -50,7 +22,7 @@
       <w:r>
         <w:drawing>
           <wp:inline xmlns:a="http://schemas.openxmlformats.org/drawingml/2006/main" xmlns:pic="http://schemas.openxmlformats.org/drawingml/2006/picture">
-            <wp:extent cx="5486400" cy="2735935"/>
+            <wp:extent cx="5486400" cy="4371716"/>
             <wp:docPr id="1" name="Picture 1"/>
             <wp:cNvGraphicFramePr>
               <a:graphicFrameLocks noChangeAspect="1"/>
@@ -71,7 +43,7 @@
                   <pic:spPr>
                     <a:xfrm>
                       <a:off x="0" y="0"/>
-                      <a:ext cx="5486400" cy="2735935"/>
+                      <a:ext cx="5486400" cy="4371716"/>
                     </a:xfrm>
                     <a:prstGeom prst="rect"/>
                   </pic:spPr>
@@ -85,517 +57,15 @@
     <w:p>
       <w:pPr>
         <w:pStyle w:val="Caption"/>
+        <w:spacing w:after="240"/>
       </w:pPr>
       <w:r>
-        <w:t>Figur 1. Fyndplatser för naturvårdsarter i det avverkningsanmälda området (röd linje). Markörer utan svart kant är placerade på fyndplatsen. Markörer med svart kant är placerade vid sidan av fyndplatsen och har ett svart streck som visar fyndplatsens exakta position. Kartans mittpunktskoordinat är N 7105841, E 677289 i SWEREF 99 TM.</w:t>
-      </w:r>
-    </w:p>
-    <w:p>
-      <w:r>
-        <w:rPr>
-          <w:b/>
-        </w:rPr>
-        <w:t>Aspbarkgnagare (NT)</w:t>
-      </w:r>
-      <w:r>
-        <w:t xml:space="preserve"> är en globalt rödlistad art som omfattas av EU:s art- och habitatdirektiv och ingår i ett åtgärdsprogram (ÅGP) för hotade arter på asp i Norrland. Artens larvutveckling sker i solbelyst, skadad eller död bark av asp. Larver kan påträffas både på levande och på helt döda stammar. Ibland angrips även nedfallna döda, grova grenar. Larverna lever strax under den hårda ytterbarken och gnager otydliga gångar i den ganska luckra innerbarken. De påträffas ofta runt gamla stamskador där barken fått en mycket ojämn struktur – ofta påträffas även arter av barkborresläktet </w:t>
-      </w:r>
-      <w:r>
-        <w:rPr>
-          <w:i/>
-        </w:rPr>
-        <w:t xml:space="preserve">Trypophloeus </w:t>
-      </w:r>
-      <w:r>
-        <w:t>på samma ställe (SLU Artdatabanken, 2024).</w:t>
-      </w:r>
-    </w:p>
-    <w:p>
-      <w:r>
-        <w:t>Aspbarkgnagaren är listad i EU:s art- och habitatdirektiv (Rådets direktiv 92/43/EEG) och är därmed en s.k. Natura 2000-art. Det betyder att artens gynnsamma bevarandestatus ska bibehållas eller återställas. Tillräckligt många Natura 2000-områden skall pekas ut för arten, spridda över det ursprungliga utbredningsområdet, så att arten kan nå en utbredning och population som medger att den kan överleva långsiktigt. Arten hotas av att mängden äldre asprik skog minskat i skogslandskapet under det senaste seklet samt att aspskogar inte förnyas i tillräcklig grad (Naturvårdsverket, 2010). Röjning, gallring och avverkning av asp i de landskapsområden där arten fortfarande förekommer är ett direkt hot mot artens långsiktiga överlevnad.</w:t>
-      </w:r>
-    </w:p>
-    <w:p>
-      <w:r>
-        <w:rPr>
-          <w:b/>
-        </w:rPr>
-        <w:t>Aspgelélav (VU)</w:t>
-      </w:r>
-      <w:r>
-        <w:t xml:space="preserve"> växer praktiskt taget enbart på asp i skog med hög luftfuktighet. Aspgelélav missgynnas vid slutavverkning. I norra Sverige hotas arten genom slutavverkning av äldre barrskog med åldriga aspar, ofta på skogsbergens sluttningar. Arten försvinner på aspar som lämnas kvar på hyggen (SLU Artdatabanken, 2024).</w:t>
-      </w:r>
-    </w:p>
-    <w:p>
-      <w:r>
-        <w:rPr>
-          <w:b/>
-        </w:rPr>
-        <w:t>Blanksvart spiklav (NT)</w:t>
-      </w:r>
-      <w:r>
-        <w:t xml:space="preserve"> förekommer på torr, hård, gammal kärnved men även på äldre ytved av tall i naturskogsartade bestånd med begränsad brandpåverkan och ostörd hydrologi. Skogsbruksåtgärder på eller i närheten av lokaler med blanksvart spiklav utgör ett hot. Naturskogsartade öppna tall- och barrblandskogar med blanksvart spiklav indikerar höga biologiska värden och bör bevaras (SLU Artdatabanken, 2024).</w:t>
-      </w:r>
-    </w:p>
-    <w:p>
-      <w:r>
-        <w:rPr>
-          <w:b/>
-        </w:rPr>
-        <w:t>Blågrå svartspik (NT)</w:t>
-      </w:r>
-      <w:r>
-        <w:t xml:space="preserve"> växer på torr, hård ved av gamla, solbelysta torrakor, högstubbar av tall och grova döda grenar på levande tallar i öppna bestånd av naturskogskaraktär. Nästan alltid rör det sig om tjärrika torrträd och högstubbar (töreved, keloträd) som kan vara en bra bit över hundra år, i vissa fall sannolikt hundratals år gamla. Skogsbruk är idag det allvarligaste hotet. Ett långsiktigt hot är att nybildningen av gamla torrakor och högstubbar är en långsam process vilken ofta är beroende av skogsbrand. Nytt substrat bildas numera sannolikt nästan inte alls då antalet naturliga skogsbränder har minskat drastiskt på grund av effektivare brandbekämpning. Döda träd som lämnas efter avverkning är inte lämpliga för arten, eftersom dessa träd inte varit utsatta för skogsbrand och bildat tjärrik ved. Skogsbruksåtgärder på eller i närheten av växtplatserna bör undvikas. Naturskogsartade skogar med förekomst av arten indikerar höga biologiska värden och bör bevaras. Blågrå svartspik har en mycket begränsad utbredning utanför de nordiska länderna varför dessa länder har ett speciellt ansvar för arten (SLU Artdatabanken, 2024).</w:t>
-      </w:r>
-    </w:p>
-    <w:p>
-      <w:r>
-        <w:rPr>
-          <w:b/>
-        </w:rPr>
-        <w:t>Doftskinn (NT)</w:t>
-      </w:r>
-      <w:r>
-        <w:t>, rödlistad som nära hotad, är en mycket bra signalart för boreal granskog och indikerar ett gran-skogsekosystem med lång kontinuitet av grova lågor. Arten är placerad i toppen av Skogsstyrelsens värdepyramid för bedömning av skog med höga naturvärden och har klassats som en “urskogsindikator”, då den förekommer med ett tydligt optimum i helt eller nästan helt orörda skogar (Nitare &amp; Skogsstyrelsen, 2019).</w:t>
-      </w:r>
-    </w:p>
-    <w:p>
-      <w:r>
-        <w:rPr>
-          <w:b/>
-        </w:rPr>
-        <w:t>Dvärgbägarlav (NT)</w:t>
-      </w:r>
-      <w:r>
-        <w:t xml:space="preserve"> förekommer över hela Sverige på gammal hård ved, huvudsakligen på tall men i södra Sverige även på ek. Veden utgörs framförallt av grova stubbar, lågor och grenar. Substratet har blivit sällsyntare och nybildning av substrat sker bara i begränsad omfattning. Arten hotas av att grova lågor blir allt sällsyntare i dagens kulturskogar samt att nybildningen av lämpliga substrat går mycket långsamt. En riklig tillgång på gamla tall- eller eklågor måste säkerställas på artens lokaler (SLU Artdatabanken, 2024; Nitare &amp; Skogsstyrelsen, 2019).</w:t>
-      </w:r>
-    </w:p>
-    <w:p>
-      <w:r>
-        <w:rPr>
-          <w:b/>
-        </w:rPr>
-        <w:t>Fläckporing (VU)</w:t>
-      </w:r>
-      <w:r>
-        <w:t xml:space="preserve"> är en mycket bra signalart som visar på tallnaturskogar med höga naturvärden. Den är placerad högst upp i Skogsstyrelsens värdepyramid för bedömning av skog med höga naturvärden och indikerar områden som är mer eller mindre opåverkade av skogsbruk och där det funnits en kontinuitet av tallågor i olika nedbrytningsstadier. För att på lång sikt bibehålla livskraftiga populationer i ett område behövs troligen större skyddade områden som tillåter att man upprätthåller en naturlig branddynamik (SLU Artdatabanken, 2024; Nitare &amp; Skogsstyrelsen, 2019).</w:t>
-      </w:r>
-    </w:p>
-    <w:p>
-      <w:r>
-        <w:rPr>
-          <w:b/>
-        </w:rPr>
-        <w:t>Gammelgransskål (NT)</w:t>
-      </w:r>
-      <w:r>
-        <w:t xml:space="preserve"> är en liten skålsvamp som växer på gamla granar med skrovlig bark. Typiska växtplatser är gransumpskog i myrkanter, bäckdråg, bäckraviner och skuggiga bergssluttningar, men också skog på torrare mark kan hysa arten om beståndet har stark naturskogskaraktär. Bestånd med arten bör behandlas som nyckelbiotoper och sparas vid en slutavverkning. Även gallring bör undvikas (SLU Artdatabanken, 2024; Nitare &amp; Skogsstyrelsen, 2019).</w:t>
-      </w:r>
-    </w:p>
-    <w:p>
-      <w:r>
-        <w:rPr>
-          <w:b/>
-        </w:rPr>
-        <w:t>Garnlav (NT)</w:t>
-      </w:r>
-      <w:r>
-        <w:t xml:space="preserve"> är en utpräglad barrskogsart som ibland kan drapera träden i norrländska grannaturskogar med hög luftfuktighet. Den förekommer även i talldominerade bestånd där den, förutom i trädens grenverk, påträffas hängande över ojämnheter i tallbarken. Arten har minskat starkt i södra och mellersta Sverige och den minskar även i sitt nordliga utbredningsområde. Orsaken till tillbakagången beror främst på slutavverkningar av naturskogsartade skogar. Bestånd med riklig förekomst bör regelmässigt sparas. Garnlav är värdväxt för den mycket sällsynta och akut hotade fjärilen barrskogslavfly (CR) som hör hemma i boreala barrskogar med riklig förekomst av värdväxten. Tidigare kunde arten konstateras årligen på flera platser vid Dala-Floda i Dalarna innan lokalerna kalavverkades. Senaste fyndet i landet av barrskogslavfly är från år 2000 då den påträffades vid Högberget i Sollefteå kommun (SLU Artdatabanken, 2024).</w:t>
-      </w:r>
-    </w:p>
-    <w:p>
-      <w:r>
-        <w:rPr>
-          <w:b/>
-        </w:rPr>
-        <w:t>Granticka (NT)</w:t>
-      </w:r>
-      <w:r>
-        <w:t xml:space="preserve"> förekommer främst i äldre skogar med naturskogskaraktär, liksom i dimensionsavverkade och plockhuggna skogar. I äldre grannaturskog i norra Sverige är den alltjämt en förhållandevis vanlig karaktärsart, medan den längre söderut blir allt mer sällsynt. I Götaland och delar av Svealand är den en god signalart för skyddsvärda granskogsmiljöer. Arten bedöms ha minskat starkt under senare år på grund av skogsavverkningar, då den framför allt växer i äldre granskog med långvarig grankontinuitet. I urskogsliknande bestånd i norra Sverige kan ibland påträffas den mycket sällsynta tickan grantickeporing (VU), som lever på döda grantickor (SLU Artdatabanken, 2024; Nitare &amp; Skogsstyrelsen, 2019).</w:t>
-      </w:r>
-    </w:p>
-    <w:p>
-      <w:r>
-        <w:rPr>
-          <w:b/>
-        </w:rPr>
-        <w:t>Grå blåbärsfältmätare (NT)</w:t>
-      </w:r>
-      <w:r>
-        <w:t xml:space="preserve"> har tidigare ansetts som en mycket vanlig art men har utifrån fältobservationer gått starkt tillbaka och är nu försvunnen från stora delar av södra och mellersta Sverige. Sannolikt minskar arten även i norr. Detta indikerar att arten är starkare knuten till kontinuitetsskog med stort innehåll av blåbär än man tidigare trott och den förefaller vara mycket känslig för kalhyggesbruk. Fjärilens huvudsakliga habitat är luckiga granskogar med ett välutvecklat blåbärskikt på vilket larven lever. Denna livsmiljö är hotad av kalhyggesbruket där blåbärsriset skuggas ut när den uppväxande skogen sluter sig. Minskningstakten för den svenska populationen bedöms vara nära gränsvärdet för Sårbar (VU) (SLU Artdatabanken, 2024).</w:t>
-      </w:r>
-    </w:p>
-    <w:p>
-      <w:r>
-        <w:rPr>
-          <w:b/>
-        </w:rPr>
-        <w:t>Gräddporing (VU)</w:t>
-      </w:r>
-      <w:r>
-        <w:t xml:space="preserve"> växer nästan enbart i urskogsartad barrskog på gamla, kraftigt murkna, grova och mossbelupna tallågor i något fuktiga och skuggiga lägen. Arten är placerad högst upp i Skogsstyrelsens värdepyramid för bedömning av skog med höga naturvärden och indikerar gamla och relativt orörda tallnaturskogar med höga naturvärden där det under låg tid kontinuerligt funnits inslag av grova tallågor. För att på sikt hejda artens vikande trend behöver merparten av gräddporingens nu kända växtplatser undantas från skogsbruk (SLU Artdatabanken, 2024; Nitare &amp; Skogsstyrelsen, 2019).</w:t>
-      </w:r>
-    </w:p>
-    <w:p>
-      <w:r>
-        <w:rPr>
-          <w:b/>
-        </w:rPr>
-        <w:t>Gränsticka (NT)</w:t>
-      </w:r>
-      <w:r>
-        <w:t xml:space="preserve"> är en mycket bra signalart inom hela sitt utbredningsområde. Den är huvudsakligen knuten till restbestånd av barrnaturskog och förekommer med ett tydligt optimum i orörda eller måttligt påverkade gamla granskogar där det föreligger långvarig kontinuitet av grov död ved. Lokaler som hyser arten, speciellt i mellersta och södra Sverige, bör undantas från skogsbruk (SLU Artdatabanken, 2024; Nitare &amp; Skogsstyrelsen, 2019).</w:t>
-      </w:r>
-    </w:p>
-    <w:p>
-      <w:r>
-        <w:rPr>
-          <w:b/>
-        </w:rPr>
-        <w:t>Grön aspvedbock (NT)</w:t>
-      </w:r>
-      <w:r>
-        <w:t xml:space="preserve"> är en skalbagge vars larvutveckling sker under tjock bark på nyligen döda stammar och grova grenar (&gt;5 cm diameter) av lövträd, i Sverige nästan uteslutande asp. Främsta hotet är bristen på gammal aspskog. Skogsbruket har under lång tid missgynnat asp, och det är idag på många håll ovanligt med gamla lövrika skogar. Inom skogsbruket bör man spara aspar vid röjning, gallring och slutavverkning, och därmed få andelen lövskog att öka i hela skogslandskapet. Bruket att ringbarka gamla aspar för att motverka rotskott bör upphöra (SLU Artdatabanken, 2024).</w:t>
-      </w:r>
-    </w:p>
-    <w:p>
-      <w:r>
-        <w:rPr>
-          <w:b/>
-        </w:rPr>
-        <w:t xml:space="preserve">Hornvaxskinn (NT) </w:t>
-      </w:r>
-      <w:r>
-        <w:t>påträffas på gamla senvuxna, torra och hårda lågor i gamla naturskogsartade eller plockhuggna tallskogar i norra Sverige. Arten hotas av avverkning av naturskogsartade tallskogar och uttag av torrakor till timring av byggnader. Avverkning av naturskogsliknande tallskogar bör ej förekomma (SLU Artdatabanken, 2024).</w:t>
-      </w:r>
-    </w:p>
-    <w:p>
-      <w:r>
-        <w:rPr>
-          <w:b/>
-        </w:rPr>
-        <w:t>Kandelabersvamp (NT)</w:t>
-      </w:r>
-      <w:r>
-        <w:t xml:space="preserve"> är en mycket bra signalart på skyddsvärda skogsbestånd i hela sitt utbredningsområde. Svampen indikerar sena aspsuccessioner inom områden med konstant hög luftfuktighet (Nitare &amp; Skogsstyrelsen, 2019).</w:t>
-      </w:r>
-    </w:p>
-    <w:p>
-      <w:r>
-        <w:rPr>
-          <w:b/>
-        </w:rPr>
-        <w:t>Kolflarnlav (NT)</w:t>
-      </w:r>
-      <w:r>
-        <w:t xml:space="preserve"> är brandberoende och växer nästan uteslutande på kolad hård kärnved av tall. Etableringen verkar ske först 100–300 år efter brand och nytt substrat nybildas i mycket begränsad omfattning. Avverkning av tallskog av naturskogskaraktär med spår av återkommande bränder är ett hot och mängden lämplig ved att växa på för arten minskar dels på grund av naturlig nedbrytning men framförallt på grund av att det förstörs i samband med slutavverkningar, gallringar och markberedning. Såväl kolflarnlav som mörk kolflarnlav har glänsande bålfjäll och förekommer främst i tall- och blandbarrskogar av naturskogskaraktär med spår av återkommande bränder. Skogar som dessa hyser höga biologiska värden och bör skyddas (SLU Artdatabanken, 2024).</w:t>
-      </w:r>
-    </w:p>
-    <w:p>
-      <w:r>
-        <w:rPr>
-          <w:b/>
-        </w:rPr>
-        <w:t>Kortskaftad ärgspik (NT)</w:t>
-      </w:r>
-      <w:r>
-        <w:t xml:space="preserve"> förekommer i barrträdsdominerade skogar och växer nästan uteslutande på tallved. Den föredrar gamla högstubbar i fuktig och halvöppen miljö, t.ex. i myrkanter, sumpskog och brandpräglad skog. Arten indikerar kontinuerlig tillgång till gamla högstubbar i kombination med hög och jämn luftfuktighet. Skogsbruk på lokaler med kortskaftad ärgspik utgör ett hot. På lång sikt bildas färre lämpliga substrat än vad som försvinner. Avverkning av barrträdsdominerade bestånd av naturskogskaraktär utgör ett långsiktigt hot. Naturskogsartade bestånd med riklig förekomst av gamla och grova tallhögstubbar bör undantas från skogsbruk (SLU Artdatabanken, 2024).</w:t>
-      </w:r>
-    </w:p>
-    <w:p>
-      <w:r>
-        <w:rPr>
-          <w:b/>
-        </w:rPr>
-        <w:t>Liten svartspik (NT)</w:t>
-      </w:r>
-      <w:r>
-        <w:t xml:space="preserve"> växer på granbark i boreala barrskogar med lång trädkontinuitet och hög luftfuktighet. Orsaken till tillbakagången beror på främst på slutavverkningar av naturskogsartade granskogar. Bestånd med riklig förekomst av liten svartspik bör regelmässigt sparas. Naturhänsyn i samband med slutavverkning måste ske så att man undviker uttorkningseffekter (SLU Artdatabanken, 2024).</w:t>
-      </w:r>
-    </w:p>
-    <w:p>
-      <w:r>
-        <w:rPr>
-          <w:b/>
-        </w:rPr>
-        <w:t>Lunglav (NT)</w:t>
-      </w:r>
-      <w:r>
-        <w:t xml:space="preserve"> är en av vårt lands främsta signalarter som överallt indikerar gamla lövträd, skogsbestånd med höga naturvärden och ekosystem med lång skoglig kontinuitet. Lokalt kan förekomsten vara mycket riklig men den hittas nästan enbart i gamla och ej slutavverkade skogar. Artens samtliga förekomster bör uppmärksammas från naturvårdssynpunkt, då många lokaler även hyser andra ovanliga och rödlistade arter. Rikliga förekomster bör skyddas med biotopskydd, frivilliga avsättningar eller reservat. Det finns ett antal sällsynta lavparasiter som växer på lunglav: lunglavsknapp (VU), skrovelmössing (DD), lunglavshårprick (DD), </w:t>
-      </w:r>
-      <w:r>
-        <w:rPr>
-          <w:i/>
-        </w:rPr>
-        <w:t>Calycina alstrupii</w:t>
-      </w:r>
-      <w:r>
-        <w:t xml:space="preserve"> (NA) och </w:t>
-      </w:r>
-      <w:r>
-        <w:rPr>
-          <w:i/>
-        </w:rPr>
-        <w:t>Chalara lobariae</w:t>
-      </w:r>
-      <w:r>
-        <w:t xml:space="preserve"> (NA) (SLU Artdatabanken, 2025; SLU Artdatabanken, 2024; Nitare &amp; Skogsstyrelsen, 2019).</w:t>
-      </w:r>
-    </w:p>
-    <w:p>
-      <w:r>
-        <w:rPr>
-          <w:b/>
-        </w:rPr>
-        <w:t>Läderlappslav (VU)</w:t>
-      </w:r>
-      <w:r>
-        <w:t xml:space="preserve"> växer på gamla lövträd, främst lönn, rönn, asp och ask, på lokaler med hög luftfuktighet. Lämpliga lokaler bör skyddas. Tills vidare bör lokaler i skog undantas från rationell skogsskötsel (SLU Artdatabanken, 2024).</w:t>
-      </w:r>
-    </w:p>
-    <w:p>
-      <w:r>
-        <w:rPr>
-          <w:b/>
-        </w:rPr>
-        <w:t>Mindre märgborre</w:t>
-      </w:r>
-      <w:r>
-        <w:t xml:space="preserve"> är en signalart för tallskog med höga naturvärden och betraktas tillsammans med skarptandad barkborre (NT) som nyckelarter för ett antal sällsynta åtgärdsprogramsarter som är beroende av deras gångsystem. Bland dessa kan nämnas avlång barkborre (VU), </w:t>
-      </w:r>
-      <w:r>
-        <w:rPr>
-          <w:i/>
-        </w:rPr>
-        <w:t>Corticeus longulus</w:t>
-      </w:r>
-      <w:r>
-        <w:t xml:space="preserve"> (VU), tallbarksvartbagge (VU), tallgångbagge (VU) och cholodkovskys bastborre (NT). Den mindre märgborrens måsvingeliknande gnaggångar är lätta att känna igen och hittas ofta på grova tallgrenar på marken. Rika förekomster av främst mindre märgborre men även skarptandad barkborre (NT) är en signal för artrikedom och inventeringar har visat att det är i skogar med en naturlig självgallring som det skapas förutsättningar för dessa arter samt de efterföljande åtgärdsprogramsarterna. Tallskogar med stark förekomst av mindre märgborre och skarptandad barkborre bör avsättas som reservat. Generellt bör hänsyn tas vid slutavverkning av talldominerad skog så att avverkningsrester som gren- och toppdelar lämnas (Pettersson, 2014; Hedgren, 2012; Gunnarsson m fl., 1999).</w:t>
-      </w:r>
-    </w:p>
-    <w:p>
-      <w:r>
-        <w:rPr>
-          <w:b/>
-        </w:rPr>
-        <w:t>Mörk kolflarnlav (NT)</w:t>
-      </w:r>
-      <w:r>
-        <w:t xml:space="preserve"> är brandberoende och växer nästan uteslutande på kolad hård kärnved av tall. Arten förekommer främst i glesa, öppna tall- och blandbarrskogar av naturskogskaraktär och etableringen verkar ske sent efter brand, kanske först efter 100–300 år. Mörk kolflarnlav indikerar skog med höga naturvärden och vanligast är att den påträffas på rester av nedbrunna torrakor och högstubbar och lågstubbar som är så grova att hela innandömet är urbränt. Tall- och blandbarrskogar av naturskogskaraktär med spår av återkommande bränder hyser höga biologiska värden och bör skyddas (SLU Artdatabanken, 2024).</w:t>
-      </w:r>
-    </w:p>
-    <w:p>
-      <w:r>
-        <w:rPr>
-          <w:b/>
-        </w:rPr>
-        <w:t>Nordlig nållav (NT)</w:t>
-      </w:r>
-      <w:r>
-        <w:t xml:space="preserve"> signalerar alltid miljöer med höga naturvärden. På lokalerna förekommer nästan alltid andra rödlistade eller ovanliga arter knutna till gamla skogar. Alla skogsskötselåtgärder på eller i omedelbar närhet av lokalerna utgör ett hot. Några av lavens rikaste förekomster bör skyddas (SLU Artdatabanken, 2024; Nitare &amp; Skogsstyrelsen, 2019).</w:t>
-      </w:r>
-    </w:p>
-    <w:p>
-      <w:r>
-        <w:rPr>
-          <w:b/>
-        </w:rPr>
-        <w:t>Nordtagging (NT)</w:t>
-      </w:r>
-      <w:r>
-        <w:t xml:space="preserve"> växer främst på tallågor av grövre dimensioner och påträffas huvudsakligen i äldre skog som inte kalavverkats. Nordtaggingen missgynnas av att områden med äldre tallskog har minskat starkt. Bekämpning av skogsbränder, samtidigt som skogsbruket omvandlar naturligt glesa tallbestånd till likartade och betydligt tätare bestånd, har missgynnat arten. Bristen på gamla tallågor utgör på sikt ett allvarligt hot och återskapandet av lämpliga biotoper tar mycket lång tid. Områden med olikåldriga bestånd av tall och med stort inslag av äldre träd bör undantas från skoglig produktion (SLU Artdatabanken, 2024).</w:t>
-      </w:r>
-    </w:p>
-    <w:p>
-      <w:r>
-        <w:rPr>
-          <w:b/>
-        </w:rPr>
-        <w:t>Reliktbock (NT)</w:t>
-      </w:r>
-      <w:r>
-        <w:t xml:space="preserve"> är en skalbagge vars larvutveckling sker i tjock, solexponerad skorpbark på gamla, levande tallar. Ofta i träd som under längre tid stått fritt och öppet, t.ex. i kantzoner i odlingslandskap, längs stränder och åsar, men också i gles, gammal tallskog på mager mark. Arten är brandgynnad genom att omgivande småträd och buskar försvinner vid lågintensiva bränder samtidigt som gamla tallar överlever och förblir solexponerade. Minskningstakten för den svenska populationen bedöms vara nära gränsvärdet för Sårbar (VU) och i den europeiska rödlistan är reliktbock rödlistad som Sårbar (VU) vilket innebär att Sverige har ett internationellt ansvar för arten. Gamla tallskogar bör få ett långsiktigt skydd, och inte slutavverkas (SLU Artdatabanken, 2024; IUCN, 2016).</w:t>
-      </w:r>
-    </w:p>
-    <w:p>
-      <w:r>
-        <w:rPr>
-          <w:b/>
-        </w:rPr>
-        <w:t>Rosenticka (NT)</w:t>
-      </w:r>
-      <w:r>
-        <w:t>, rödlistad som nära hotad, ingår i en karaktäristisk association av vedsvampar som växer på gamla, grova granlågor i urskogsartade barrskogar. Den är placerad i toppen av Skogsstyrelsens värdepyramid för bedömning av skog med höga naturvärden och indikerar ett granskogsekosystem med långvarig kontinuitet av grova lågor. Artens beroende av grova granlågor innebär att alla skogsskötselåtgärder på eller i omedelbar närhet av lokalerna utgör ett hot på lång sikt. Det är angeläget att populationerna inte ytterligare glesas ut och ett tillräckligt antal områden där arten nu finns måste sparas för framtiden (Nitare &amp; Skogsstyrelsen, 2019; SLU Artdatabanken, 2024).</w:t>
-      </w:r>
-    </w:p>
-    <w:p>
-      <w:r>
-        <w:rPr>
-          <w:b/>
-        </w:rPr>
-        <w:t>Rynkskinn (VU)</w:t>
-      </w:r>
-      <w:r>
-        <w:t>, rödlistad som sårbar, är en vednedbrytare som växer på grova granlågor och ingår i en karaktäristisk association av vedsvampar knutna till urskogsartade barrskogar. Den har klassificerats som en “urskogsindikator” och är placerad i toppen av Skogsstyrelsens värdepyramid för bedömning av skog med höga naturvärden. Allt tyder på att rynkskinn är mycket känslig för skogliga ingrepp (Nitare &amp; Skogsstyrelsen, 2019; SLU Artdatabanken, 2024).</w:t>
-      </w:r>
-    </w:p>
-    <w:p>
-      <w:r>
-        <w:rPr>
-          <w:b/>
-        </w:rPr>
-        <w:t xml:space="preserve">Skinnlav </w:t>
-      </w:r>
-      <w:r>
-        <w:t>förekommer på diverse lövträd, främst på gammal asp och sälg. Den påträffas främst i områden med lång kontinuitet av grova lövträd och signalerar skogsmark med höga naturvärden. På lokalerna förekommer som regel ett flertal andra ovanliga eller rödlistade lavar. I likhet med gelélavarna, etablerar sig skinnlaven i skogsmark på grova aspar i sena lövsuccessioner (Nitare &amp; Skogsstyrelsen, 2019).</w:t>
-      </w:r>
-    </w:p>
-    <w:p>
-      <w:r>
-        <w:rPr>
-          <w:b/>
-        </w:rPr>
-        <w:t xml:space="preserve">Småflikig brosklav (NT) </w:t>
-      </w:r>
-      <w:r>
-        <w:t>signalerar i hela sitt utbredningsområde skogsbestånd med höga naturvärden. Den indikerar hög luftfuktighet och långvarig förekomst av asp (Nitare &amp; Skogsstyrelsen, 2019).</w:t>
-      </w:r>
-    </w:p>
-    <w:p>
-      <w:r>
-        <w:rPr>
-          <w:b/>
-        </w:rPr>
-        <w:t>Stiftgelélav (NT)</w:t>
-      </w:r>
-      <w:r>
-        <w:t xml:space="preserve"> växer på gamla aspar och sälgar i blandskogar med hög luftfuktighet. Slutavverkning och vedhuggning är de största hoten och lokaler bör undantas från rationell skogsskötsel. På lång sikt måste inslaget av asp öka i svensk skog (SLU Artdatabanken, 2024).</w:t>
-      </w:r>
-    </w:p>
-    <w:p>
-      <w:r>
-        <w:rPr>
-          <w:b/>
-        </w:rPr>
-        <w:t>Stor aspticka</w:t>
-      </w:r>
-      <w:r>
-        <w:t xml:space="preserve"> är knuten till gamla levande aspar och orsakar karaktäristiska inbuktningar i stammen (så kallad nekroser). Slutavverknings- och gallringsåtgärder i löv- och blandskogsbestånd som innebär att tillgången på grov asp minskar är ett hot mot arten. Det är viktigt att äldre aspar och aspbestånd sparas och för att gynna arten på sikt bör aspinslagen i t.ex. bergbranter, raviner, skogsbryn och kring äldre odlingsmarker generellt sparas i större utsträckning än vad som görs idag (SLU Artdatabanken, 2024; Nitare &amp; Skogsstyrelsen, 2019).</w:t>
-      </w:r>
-    </w:p>
-    <w:p>
-      <w:r>
-        <w:rPr>
-          <w:b/>
-        </w:rPr>
-        <w:t>Stuplav</w:t>
-      </w:r>
-      <w:r>
-        <w:t xml:space="preserve"> är en mycket bra signalart i hela sitt utbredningsområde och förekommer nästan enbart i skogsmiljöer med höga naturvärden. Den indikerar långvarig förekomst av gamla lövträd och miljöer med konstant hög luftfuktighet. I skogar med suboceaniskt klimat finns det en mycket sällsynt parasit, njurlavsknapp </w:t>
-      </w:r>
-      <w:r>
-        <w:rPr>
-          <w:i/>
-        </w:rPr>
-        <w:t>Pletocarpon nephromeum</w:t>
-      </w:r>
-      <w:r>
-        <w:t xml:space="preserve"> (EN), som växer på stuplav (SLU Artdatabanken, 2024; Nitare &amp; Skogsstyrelsen, 2019).</w:t>
-      </w:r>
-    </w:p>
-    <w:p>
-      <w:r>
-        <w:rPr>
-          <w:b/>
-        </w:rPr>
-        <w:t>Ullticka (NT)</w:t>
-      </w:r>
-      <w:r>
-        <w:t xml:space="preserve"> är knuten till restbestånd av barrnaturskog och förekommer med ett tydligt optimum i orörda eller måttligt påverkade gamla granskogar där det föreligger viss kontinuitet av grov död ved. Ullticka är en bra signalart inom hela sitt utbredningsområde och i södra Sverige är den sällsynt och en god signalart för skyddsvärda granskogsmiljöer. Den hotas av avverkning och fragmentering av naturskog och äldre granskog med lång trädkontinuitet. På ullticka kan ibland ulltickeporing (VU) påträffas - det är en sällsynt ticka som nyligen delats upp i tre olika arter: </w:t>
-      </w:r>
-      <w:r>
-        <w:rPr>
-          <w:i/>
-        </w:rPr>
-        <w:t xml:space="preserve">Skeletocutis brevispora </w:t>
-      </w:r>
-      <w:r>
-        <w:t>(ulltickeporing)</w:t>
-      </w:r>
-      <w:r>
-        <w:rPr>
-          <w:i/>
-        </w:rPr>
-        <w:t>, Skeletocutis delicata och Skeletocutis exilis</w:t>
-      </w:r>
-      <w:r>
-        <w:t>. De två sistnämnda arterna står för närvarande (2020) som ej bedömda i rödlistan (SLU Artdatabanken, 2024; Nitare &amp; Skogsstyrelsen, 2019; Miettinen &amp; Niemelä, 2018).</w:t>
-      </w:r>
-    </w:p>
-    <w:p>
-      <w:r>
-        <w:rPr>
-          <w:b/>
-        </w:rPr>
-        <w:t>Vedflamlav (NT)</w:t>
-      </w:r>
-      <w:r>
-        <w:t xml:space="preserve"> växer på gammal hård och torr, exponerad kärnved av tall, främst på högstubbar i ljusöppna lägen, t.ex. vid och på myrar, sjökanter, i glesa hällmarkskogar och i brandpräglade tallnaturskogar. Substratet nyskapas i begränsad omfattning och arten är en utmärkt indikator på höga naturvärden i denna skogstyp. Tall- och barrblandskogar med naturskogskaraktär och spår av bränder har ofta höga biologiska värden och bör skyddas (SLU Artdatabanken, 2024).</w:t>
-      </w:r>
-    </w:p>
-    <w:p>
-      <w:r>
-        <w:rPr>
-          <w:b/>
-        </w:rPr>
-        <w:t>Vedskivlav (NT)</w:t>
-      </w:r>
-      <w:r>
-        <w:t xml:space="preserve"> växer på gammal, torr, exponerad, hård kärnved av framförallt tall i naturskogsartade bestånd. Avverkning av tallskog av naturskogskaraktär med spår av återkommande bränder är ett hot. Mängden lämplig ved att växa på för vedskivlav minskar, dels på grund av naturlig nedbrytning men framförallt på grund av att de förstörs i samband med slutavverkningar, gallringar och markberedning. Tall- och blandbarrskogar av naturskogskaraktär med spår av återkommande bränder bör skyddas (SLU Artdatabanken, 2024).</w:t>
-      </w:r>
-    </w:p>
-    <w:p>
-      <w:r>
-        <w:rPr>
-          <w:b/>
-        </w:rPr>
-        <w:t xml:space="preserve">Vedtrappmossa (NT) </w:t>
-      </w:r>
-      <w:r>
-        <w:t>växer på död ved, främst i gammal granskog. Den förekommer knappast alls i fjällnära barrskogar utan finns i skogslandskapet nedom fjällen och framför allt i landets södra delar är den en mycket bra signalart för barrnaturskog med höga naturvärden. Skogsavverkning och brist på grov död ved i skogen är de allvarligaste hoten och den överlever inte kalhyggesbruk. Lokaler med sluten granskog, tillräckligt stora för att säkerställa ett kontinuerligt tillskott på grova lågor, bör undantas från storskaligt skogsbruk (SLU Artdatabanken, 2024).</w:t>
-      </w:r>
-    </w:p>
-    <w:p>
-      <w:r>
-        <w:rPr>
-          <w:b/>
-        </w:rPr>
-        <w:t>Violettgrå tagellav (NT)</w:t>
-      </w:r>
-      <w:r>
-        <w:t xml:space="preserve"> växer nästan uteslutande i gamla olikåldriga barrnaturskogar med lång skoglig kontinuitet och är en utmärkt signal på skog med höga naturvärden. Slutavverkning av tidigare aldrig slutavverkad skog (kontinuitetsskog) är det största hotet. Biotopen nyskapas i begränsad omfattning och barrskog äldre än 160 år, där den violettgrå tagellaven huvudsakligen påträffas har minskat med 50% de senaste 50 åren. Lågproduktiv skogsmark där laven förekommer bör undantas från skogsbruk och rika förekomster i äldre granskog bör skyddas. Arten är känslig för uttorkning och det är väsentligt att tillräckligt stora bestånd avsätts (SLU Artdatabanken, 2024; Nitare &amp; Skogsstyrelsen, 2019).</w:t>
-      </w:r>
-    </w:p>
-    <w:p>
-      <w:r>
-        <w:rPr>
-          <w:b/>
-        </w:rPr>
-        <w:t>Vitgrynig nållav (NT)</w:t>
-      </w:r>
-      <w:r>
-        <w:t xml:space="preserve"> växer nästan uteslutande på bark av gamla, senvuxna granar i skuggiga lägen med hög och jämn luftfuktighet. Den vanligaste naturtypen för arten är kontinuitetsskogar på frisk mark men den finns också i sumpgranskogar. På lång sikt utgör avverkningar av olikåldriga granskogar av naturskogskaraktär ett allvarligt hot mot arten och skogsbruksåtgärder på eller i närheten av växtplatserna bör undvikas. Naturskogsartade, fuktiga granskogar med förekomster av arten signalerar höga biologiska värden och bör bevaras (SLU Artdatabanken, 2024; Nitare &amp; Skogsstyrelsen, 2019).</w:t>
-      </w:r>
-    </w:p>
-    <w:p>
-      <w:r>
-        <w:rPr>
-          <w:b/>
-        </w:rPr>
-        <w:t xml:space="preserve">Ögonpyrola </w:t>
-      </w:r>
-      <w:r>
-        <w:t>är normalt en bra signalart som visar på områden med höga naturvärden och stabila förhållanden, särskilt inom näringsfattiga trakter. Växten är mycket känslig för markskador och försvinner snabbt efter slutavverkning. Den hotas också av skogsgödsling och markavvattning (Nitare &amp; Skogsstyrelsen, 2019).</w:t>
+        <w:t>Figur 1. Fyndplatser för naturvårdsarter i avverkningsanmälan. Markörer utan svart kant är placerade på fyndplatsen. Markörer med svart kant är placerade vid sidan av fyndplatsen har ett svart streck som visar fyndplatsens exakta position. Kartans mittpunktskoordinat är N 7105841, E 677289 i SWEREF 99 TM.</w:t>
+      </w:r>
+    </w:p>
+    <w:p>
+      <w:r>
+        <w:t>I avverkningsanmälan finns fynd av 77 naturvårdsarter, varav 46 är rödlistade, 17 är fridlysta, 49 är typiska (T) och 22 är signalarter (S): pärluggla (EN, T, §4), aspgelélav (VU, T), doftticka (VU, T, §8), fläckporing (VU, T), garnlav (VU, T), gräddporing (VU, T), gränsticka (VU, T), knärot (VU, T, §8), liten aspgelélav (VU, T), läderlappslav (VU, T), starrgräsfjäril (VU), aspbarkgnagare (NT), baltiskt skogsfly (NT), barkporlav (NT), blanksvart spiklav (NT), blågrå svartspik (NT), doftskinn (NT, T), dropptaggsvamp (NT, T), dvärgbägarlav (NT, T), gammelgransskål (NT, T), grå blåbärsfältmätare (NT), hornvaxskinn (NT), kandelabersvamp (NT, T), kolflarnlav (NT, T), kortskaftad ärgspik (NT), liten svartspik (NT), lunglav (NT, T), mörk kolflarnlav (NT), nordlig nållav (NT), nordtagging (NT), reliktbock (NT, T), rosenticka (NT, T), rynkskinn (NT, T), rödvingetrast (NT, §4), småflikig brosklav (NT, T), sotvaxskivling (NT), stiftgelélav (NT, T), talltagel (NT, T), talltita (NT, §4), tretåig hackspett (NT, T, §4), ullticka (NT, T), vedflamlav (NT), vedskivlav (NT, T), vedtrappmossa (NT, T), violettgrå tagellav (NT, T), vitgrynig nållav (NT), aspvedgnagare (S), barkkornlav (S, T), blodticka (S, T), bårdlav (S, T), dvärgtufs (S), gytterlav (S, T), luddlav (S, T), mindre märgborre (S, T), norrlandslav (S, T), nästlav (S, T), plattlummer (S, T, §9), robust tickgnagare (S), rävticka (S, T), skinnlav (S, T), spindelblomster (S, T, §8), spädstarr (S, T), stekelbock (S, T), stor aspticka (S, T), stuplav (S, T), traslav (S), vedticka (S, T), ögonpyrola (S, T), järpe (T, §4), spillkråka (T, §4), tjäder (T, §4), grönsiska (§4), kungsfågel (§4), fläcknycklar (§8), nattviol (§8), lopplummer (aggregat) (§9) och revlummer (§9). Se Figur 1.</w:t>
       </w:r>
     </w:p>
     <w:p>
@@ -603,26 +73,55 @@
         <w:pStyle w:val="Heading1"/>
       </w:pPr>
       <w:r>
-        <w:t>Fridlysta arter</w:t>
-      </w:r>
-    </w:p>
-    <w:p>
-      <w:r>
-        <w:t>Följande fridlysta arter har sina livsmiljöer och växtplatser i den avverkningsanmälda skogen: doftticka (VU, §8), knärot (VU, §8), järpe (NT, §4), rödvingetrast (NT, §4), spillkråka (NT, §4), talltita (NT, §4), tretåig hackspett (NT, §4), plattlummer (S, §9), spindelblomster (S, §8), grönsiska (§4), kungsfågel (§4), pärluggla (§4), tjäder (§4), fläcknycklar (§8), nattviol (§8) och revlummer (§9).</w:t>
-      </w:r>
-    </w:p>
-    <w:p>
-      <w:r>
-        <w:t xml:space="preserve">Observera att medlemsländerna är skyldiga att agera i enlighet med EU:s fågeldirektiv där det uttryckligen står att direktivet gäller för fåglar samt för deras ägg, bon och </w:t>
-      </w:r>
+        <w:t>Tillsynsbegäran</w:t>
+      </w:r>
+    </w:p>
+    <w:p>
+      <w:r>
+        <w:t>Vi begär härmed att Skogsstyrelsen fattar beslut enligt miljöbalken som säkerställer att skogens höga naturvärden bevaras samt att EU-lagstiftning efterlevs och att artskyddsbrott förhindras.</w:t>
+      </w:r>
+    </w:p>
+    <w:p>
+      <w:r>
+        <w:t>Vi begär vidare att Skogsstyrelsen säkerställer att inga skador eller försämringar av naturtypens bevarandestatus i området tillåts ske. Se Rådets direktiv 92/43/EEG samt ickeförsämringskravet i EU:s naturrestaureringsförordning (EU 2024/1991).</w:t>
+      </w:r>
+    </w:p>
+    <w:p>
+      <w:r>
+        <w:t>Vi önskar även ta del av de ställningstaganden och beslut som myndigheten meddelar till följd av aktuell avverkningsanmälan och föreningens inlaga (se 34 § förvaltningslagen).</w:t>
+      </w:r>
+    </w:p>
+    <w:p>
+      <w:pPr>
+        <w:pStyle w:val="Heading1"/>
+      </w:pPr>
+      <w:r>
+        <w:t>Naturvårdsarter och fridlysta arter</w:t>
+      </w:r>
+    </w:p>
+    <w:p>
+      <w:r>
+        <w:t>Nedan följer beskrivningar av de naturvårdsarter och fridlysta arter som har sina livsmiljöer och växtplatser i den avverkningsanmälda skogen. Se även ytterligare artfakta i BILAGA 1. De påträffade naturvårdsarterna är ett tydligt kvitto på att det rör sig om en skog med höga naturvärden.</w:t>
+      </w:r>
+    </w:p>
+    <w:p>
       <w:r>
         <w:rPr>
           <w:b/>
         </w:rPr>
-        <w:t xml:space="preserve">livsmiljöer </w:t>
-      </w:r>
-      <w:r>
-        <w:t>(artikel 1). Vidare att de åtgärder som vidtas inte får leda till en försämring av den nuvarande situationen beträffande bevarandet av de fågelarter som avses i artikel 1 (artikel 13). Fågeldirektivet är styrande för tillsynsansvariga myndigheters ärendehantering, ställningstaganden och beslutsfattande.</w:t>
+        <w:t>Pärluggla (EN, §4)</w:t>
+      </w:r>
+      <w:r>
+        <w:t xml:space="preserve"> är en starkt hotad art som omfattas av bilaga 1 EU:s fågeldirektiv. Beståndet har gradvis minskat sedan början av 1980-talet och efter 2010 tyder data från Svensk Fågeltaxering på att beståndet i det närmaste helt kraschat. Minskningstakten har uppgått till 60 (40–80) % under de senaste 15 åren. Pärlugglan är beroende av äldre, varierad skog med goda jaktmöjligheter och god tillgång på lämpliga trädhål som boplatser. Hemområdet är i storleksordningen 200–500 hektar, men storleken varierar kraftigt beroende på hur mycket föda det finns. Undvik skogsbruksåtgärder som kan skada hänsynskrävande miljöer, som till exempel strand- och sumpskogar med naturskogskaraktär, äldre skog på uddar och öar, raviner, klyftor och blockmarker samt berg- och rasbranter, äldre hällmarksskog, äldre sandtallskogar, naturskogsrester, eller äldre trädbestånd med mycket hänglavar eller död ved. Pärluggla är typisk art för </w:t>
+      </w:r>
+      <w:r>
+        <w:rPr>
+          <w:i/>
+        </w:rPr>
+        <w:t>9010 Västlig taiga</w:t>
+      </w:r>
+      <w:r>
+        <w:t xml:space="preserve"> (SLU Artdatabanken, 2026; Skogsstyrelsen, 2016).</w:t>
       </w:r>
     </w:p>
     <w:p>
@@ -630,10 +129,48 @@
         <w:rPr>
           <w:b/>
         </w:rPr>
+        <w:t>Aspgelélav (VU)</w:t>
+      </w:r>
+      <w:r>
+        <w:t xml:space="preserve"> växer praktiskt taget enbart på asp i skog med hög luftfuktighet. Aspgelélav missgynnas vid slutavverkning. I norra Sverige hotas arten genom slutavverkning av äldre barrskog med åldriga aspar, ofta på skogsbergens sluttningar. Arten försvinner på aspar som lämnas kvar på hyggen. Aspgelélav (VU) är typisk art för </w:t>
+      </w:r>
+      <w:r>
+        <w:rPr>
+          <w:i/>
+        </w:rPr>
+        <w:t>9010 Taiga</w:t>
+      </w:r>
+      <w:r>
+        <w:t xml:space="preserve"> (SLU Artdatabanken, 2024).</w:t>
+      </w:r>
+    </w:p>
+    <w:p>
+      <w:r>
+        <w:rPr>
+          <w:b/>
+        </w:rPr>
         <w:t>Doftticka (VU, §8)</w:t>
       </w:r>
       <w:r>
-        <w:t xml:space="preserve"> är rödlistad som sårbar (VU) och fridlyst enligt 8§ artskyddsförordningen. Den är även globalt rödlistad som Nära hotad (NT) vilket innebär att Sverige har ett internationellt ansvar för arten. Doftticka är beroende av hög och jämn luftfuktighet i gamla, ostörda skogsmiljöer och är känslig för snabba förändringar av ljus-/vindförhållanden eller uttorkning. Dofttickan är placerad i toppen av Skogsstyrelsens värdepyramid för bedömning av skog med höga naturvärden och signalerar alltid gamla sälgar och skogsområden med höga naturvärden. Avverkning av värdträd (främst sälg) utgör det största hotet och när gamla och olikåldriga skogar med sälg avverkas försvinner oftast sälgen. Dofttickan har minskat med ca 30 % under de senaste 30 åren (IUCN Redlist, 2024; Nitare &amp; Skogsstyrelsen, 2019; SLU Artdatabanken, 2024).</w:t>
+        <w:t xml:space="preserve"> är rödlistad som sårbar (VU) och fridlyst enligt 8§ artskyddsförordningen. Den är även globalt rödlistad som Nära hotad (NT) vilket innebär att Sverige har ett internationellt ansvar för arten. Doftticka är beroende av hög och jämn luftfuktighet i gamla, ostörda skogsmiljöer och är känslig för snabba förändringar av ljus-/vindförhållanden eller uttorkning. Dofttickan är placerad i toppen av Skogsstyrelsens värdepyramid för bedömning av skog med höga naturvärden och signalerar alltid gamla sälgar och skogsområden med höga naturvärden. Avverkning av värdträd (främst sälg) utgör det största hotet och när gamla och olikåldriga skogar med sälg avverkas försvinner oftast sälgen. Dofttickan har minskat med ca 30 % under de senaste 30 åren och är typisk art för </w:t>
+      </w:r>
+      <w:r>
+        <w:rPr>
+          <w:i/>
+        </w:rPr>
+        <w:t>9010 Taiga</w:t>
+      </w:r>
+      <w:r>
+        <w:t xml:space="preserve"> och</w:t>
+      </w:r>
+      <w:r>
+        <w:rPr>
+          <w:i/>
+        </w:rPr>
+        <w:t xml:space="preserve"> 9050 Näringsrik granskog </w:t>
+      </w:r>
+      <w:r>
+        <w:t>(IUCN Redlist, 2024; Nitare &amp; Skogsstyrelsen, 2019; SLU Artdatabanken, 2024).</w:t>
       </w:r>
     </w:p>
     <w:p>
@@ -641,10 +178,19 @@
         <w:rPr>
           <w:b/>
         </w:rPr>
-        <w:t>Järpe (NT, §4)</w:t>
-      </w:r>
-      <w:r>
-        <w:t>, rödlistad som nära hotad och prioriterad art i Skogsvårdslagen har häckningsrevir i avverkningsanmälan. Arten har minskat med 25 (10–40) % under de senaste 12 åren och är mycket stationär inom sitt revir som är minst 25 hektar stort. Dess livsmiljöer utgörs av tät barrskog med inblandning av lövträd och en väl utvecklad flerskiktad struktur med bärris och yngre eller undertryckta, täta granar i ett lägre skikt, ofta utmed bäckar och åar inne i den skyddande granskogen. Järpen överlever inte om dess livsmiljö kalavverkas och är även känslig för röjning, gallring och avverkning där unga granar och lövträd inte sparas i tillräcklig omfattning (SLU Artdatabanken, 2022).</w:t>
+        <w:t>Fläckporing (VU)</w:t>
+      </w:r>
+      <w:r>
+        <w:t xml:space="preserve"> är en mycket bra signalart som visar på tallnaturskogar med höga naturvärden. Den är placerad högst upp i Skogsstyrelsens värdepyramid för bedömning av skog med höga naturvärden och indikerar områden som är mer eller mindre opåverkade av skogsbruk och där det funnits en kontinuitet av tallågor i olika nedbrytningsstadier. För att på lång sikt bibehålla livskraftiga populationer i ett område behövs troligen större skyddade områden som tillåter att man upprätthåller en naturlig branddynamik. Fläckporing är typisk art för </w:t>
+      </w:r>
+      <w:r>
+        <w:rPr>
+          <w:i/>
+        </w:rPr>
+        <w:t>9010 Taiga</w:t>
+      </w:r>
+      <w:r>
+        <w:t xml:space="preserve"> (SLU Artdatabanken, 2024; Nitare &amp; Skogsstyrelsen, 2019).</w:t>
       </w:r>
     </w:p>
     <w:p>
@@ -652,15 +198,120 @@
         <w:rPr>
           <w:b/>
         </w:rPr>
+        <w:t>Garnlav (VU)</w:t>
+      </w:r>
+      <w:r>
+        <w:t xml:space="preserve"> är en utpräglad barrskogsart som ibland kan drapera träden i norrländska grannaturskogar med hög luftfuktighet. Den förekommer även i talldominerade bestånd där den, förutom i trädens grenverk, påträffas hängande över ojämnheter i tallbarken. Arten har minskat starkt i södra och mellersta Sverige och den minskar även i sitt nordliga utbredningsområde. Minskningstakten uppgår till 30 (20–50) % inom 50 år och överstiger gränsvärdet för Sårbar (VU). Orsaken till tillbakagången beror främst på slutavverkningar av naturskogsartade skogar. Bestånd med riklig förekomst bör regelmässigt sparas, vilket även gynnar flera andra sällsynta och rödlistade arter. Garnlav är värdväxt för den mycket sällsynta och akut hotade fjärilen barrskogslavfly (CR) som hör hemma i boreala barrskogar med riklig förekomst av värdväxten. Tidigare kunde arten konstateras årligen på flera platser vid Dala-Floda i Dalarna innan lokalerna kalavverkades. Senaste fyndet i landet av barrskogslavfly är från år 2000 då den påträffades vid Högberget i Sollefteå kommun. Garnlav är typisk art för </w:t>
+      </w:r>
+      <w:r>
+        <w:rPr>
+          <w:i/>
+        </w:rPr>
+        <w:t xml:space="preserve">9010 Taiga </w:t>
+      </w:r>
+      <w:r>
+        <w:t>och</w:t>
+      </w:r>
+      <w:r>
+        <w:rPr>
+          <w:i/>
+        </w:rPr>
+        <w:t xml:space="preserve"> 9070 Trädklädd betesmark</w:t>
+      </w:r>
+      <w:r>
+        <w:t xml:space="preserve"> (SLU Artdatabanken, 2026).</w:t>
+      </w:r>
+    </w:p>
+    <w:p>
+      <w:r>
+        <w:rPr>
+          <w:b/>
+        </w:rPr>
+        <w:t>Gräddporing (VU)</w:t>
+      </w:r>
+      <w:r>
+        <w:t xml:space="preserve"> växer nästan enbart i urskogsartad barrskog på gamla, kraftigt murkna, grova och mossbelupna tallågor i något fuktiga och skuggiga lägen. Arten är placerad högst upp i Skogsstyrelsens värdepyramid för bedömning av skog med höga naturvärden och indikerar gamla och relativt orörda tallnaturskogar med höga naturvärden där det under låg tid kontinuerligt funnits inslag av grova tallågor. För att på sikt hejda artens vikande trend behöver merparten av gräddporingens nu kända växtplatser undantas från skogsbruk. Gräddporing är typisk art för </w:t>
+      </w:r>
+      <w:r>
+        <w:rPr>
+          <w:i/>
+        </w:rPr>
+        <w:t>9010 Taiga</w:t>
+      </w:r>
+      <w:r>
+        <w:t xml:space="preserve"> (SLU Artdatabanken, 2024; Nitare &amp; Skogsstyrelsen, 2019).</w:t>
+      </w:r>
+    </w:p>
+    <w:p>
+      <w:r>
+        <w:rPr>
+          <w:b/>
+        </w:rPr>
+        <w:t>Gränsticka (VU)</w:t>
+      </w:r>
+      <w:r>
+        <w:t xml:space="preserve"> är en mycket bra signalart inom hela sitt utbredningsområde. Den är huvudsakligen knuten till restbestånd av barrnaturskog och förekommer med ett tydligt optimum i orörda eller måttligt påverkade gamla granskogar där det föreligger långvarig kontinuitet av grov död ved. Den totala populationen bedöms ha minskat och fortsätter att minska i takt med att grankontinuitetsskogar (äldre tidigare icke kalavverkade skogar) minskar i areal. Minskningstakten överstiger gränsvärdet för sårbar (VU). Lokaler som hyser arten bör undantas från skogsbruk, speciellt i mellersta och södra Sverige. Gränsticka är typisk art för </w:t>
+      </w:r>
+      <w:r>
+        <w:rPr>
+          <w:i/>
+        </w:rPr>
+        <w:t>9010 Taiga</w:t>
+      </w:r>
+      <w:r>
+        <w:t xml:space="preserve"> (SLU Artdatabanken, 2026; Nitare &amp; Skogsstyrelsen, 2019).</w:t>
+      </w:r>
+    </w:p>
+    <w:p>
+      <w:r>
+        <w:rPr>
+          <w:b/>
+        </w:rPr>
         <w:t>Knärot (VU, §8)</w:t>
       </w:r>
       <w:r>
-        <w:t xml:space="preserve"> är rödlistad som sårbar och fridlyst enligt 8§ artskyddsförordningen. En nyligen genomförd analys av 79 floraväktarlokaler indikerar att det behövs någonstans mellan 100 och 150 meters skyddszon för att en knärotspopulation inte ska dö ut på lång sikt (Sebestyén &amp; Sundberg, 2025). Detta ligger väl i linje med tidigare genomförda studier som visar att det krävs väl tilltagna buffertzoner för att knäroten inte ska ta skada av skogsbruksåtgärder i intilliggande skog (Johnson, 2014; Koelmeijer m.fl., 2022; Skogsstyrelsen, 2022). Arten är även känslig för gallring vilket framgår av Skogsstyrelsens egen vägledning för hänsyn till knärot (Skogsstyrelsen, 2022). För rika förekomster av knärot är reservatsbildning eller biotopskydd lämpliga åtgärder för att skydda den (SLU Artdatabanken, 2024).</w:t>
-      </w:r>
-    </w:p>
-    <w:p>
-      <w:r>
-        <w:t>I det avverkningsanmälda området finns 30 fyndplatser för knärot registrerade på Artportalen. Figur 2 visar gränserna för buffertzoner på 50 m, som behöver lämnas kring fyndplatserna för att knärotslokalerna inte ska försvinna vid en avverkning. Av det avverkningsanmälda området överlappar 12.05 ha med buffertzonerna och får av detta skäl inte avverkas.</w:t>
+        <w:t xml:space="preserve"> är typisk art för </w:t>
+      </w:r>
+      <w:r>
+        <w:rPr>
+          <w:i/>
+        </w:rPr>
+        <w:t xml:space="preserve">9010 Taiga </w:t>
+      </w:r>
+      <w:r>
+        <w:t>och</w:t>
+      </w:r>
+      <w:r>
+        <w:rPr>
+          <w:i/>
+        </w:rPr>
+        <w:t xml:space="preserve"> 9050 Näringsrik granskog</w:t>
+      </w:r>
+      <w:r>
+        <w:t xml:space="preserve">, rödlistad som sårbar och fridlyst enligt 8§ artskyddsförordningen. En nyligen genomförd analys av 79 floraväktarlokaler indikerar att det behövs någonstans mellan 100 och 150 meters skyddszon för att en knärotspopulation inte ska dö ut på lång sikt (Sebestyén &amp; Sundberg, 2025). Detta ligger väl i linje med tidigare genomförda studier som visar att det krävs väl tilltagna buffertzoner för att knäroten inte ska ta skada av skogsbruksåtgärder i intilliggande skog (Johnson, 2014; Koelmeijer m.fl., 2022; Skogsstyrelsen, 2022). Arten är även känslig för gallring vilket framgår av Skogsstyrelsens egen vägledning för hänsyn till knärot (Skogsstyrelsen, 2022). Ytterligare en studie visar på den starka korrelationen mellan minskande arealer kontinuitetsskog och lokal utdöenderisk. Knäroten uppvisade en mycket låg koloniseringsgrad (0,7 % över 10 år) i kombination med hög lokal utrotningsrisk (75,2 %), där utrotningssannolikheten ökade kraftigt när arealen kontinuitetsskog minskade mellan undersökningar, t.ex. på grund av kalhyggesbruk (Johansson et al., 2026). För rika förekomster av knärot är reservatsbildning eller biotopskydd lämpliga åtgärder för att skydda den. På knärot kan den sällsynta rostsvampen </w:t>
+      </w:r>
+      <w:r>
+        <w:rPr>
+          <w:i/>
+        </w:rPr>
+        <w:t>Pucciniastrum goodyerae</w:t>
+      </w:r>
+      <w:r>
+        <w:t xml:space="preserve"> påträffas. </w:t>
+      </w:r>
+      <w:r>
+        <w:rPr>
+          <w:i/>
+        </w:rPr>
+        <w:t>Pucciniastrum goodyerae</w:t>
+      </w:r>
+      <w:r>
+        <w:t xml:space="preserve"> är klassad som NE (ej bedömd) i rödlistan (SLU Artdatabanken, 2024).</w:t>
+      </w:r>
+    </w:p>
+    <w:p>
+      <w:r>
+        <w:t>I det avverkningsanmälda området finns 32 fyndplatser för knärot registrerade på Artportalen. Figur 2 visar gränserna för buffertzoner på 50 m, som behöver lämnas kring fyndplatserna för att knärotslokalerna inte ska försvinna vid en avverkning. Av det avverkningsanmälda området överlappar 12.45 ha med buffertzonerna och får av detta skäl inte avverkas.</w:t>
       </w:r>
     </w:p>
     <w:p>
@@ -670,7 +321,7 @@
       <w:r>
         <w:drawing>
           <wp:inline xmlns:a="http://schemas.openxmlformats.org/drawingml/2006/main" xmlns:pic="http://schemas.openxmlformats.org/drawingml/2006/picture">
-            <wp:extent cx="5486400" cy="3547872"/>
+            <wp:extent cx="5486400" cy="3974341"/>
             <wp:docPr id="2" name="Picture 2"/>
             <wp:cNvGraphicFramePr>
               <a:graphicFrameLocks noChangeAspect="1"/>
@@ -691,7 +342,7 @@
                   <pic:spPr>
                     <a:xfrm>
                       <a:off x="0" y="0"/>
-                      <a:ext cx="5486400" cy="3547872"/>
+                      <a:ext cx="5486400" cy="3974341"/>
                     </a:xfrm>
                     <a:prstGeom prst="rect"/>
                   </pic:spPr>
@@ -705,116 +356,2751 @@
     <w:p>
       <w:pPr>
         <w:pStyle w:val="Caption"/>
+        <w:spacing w:after="240"/>
       </w:pPr>
       <w:r>
         <w:t>Figur 2. Fyndplatser och buffertzoner för knärot i det avverkningsanmälda området. Endast fyndplatser vars buffertzoner överlappar med det avverkningsanmälda området har tagits med i visualiseringen. Kartans mittpunktskoordinat är N 7105841, E 677289 i SWEREF 99 TM.</w:t>
+      </w:r>
+    </w:p>
+    <w:p>
+      <w:r>
+        <w:rPr>
+          <w:b/>
+        </w:rPr>
+        <w:t>Liten aspgelélav (VU)</w:t>
+      </w:r>
+      <w:r>
+        <w:t xml:space="preserve">, rödlistad som sårbar, växer på asp i halvöppna boreala blandskogar med hög och jämn luftfuktighet. Den omfattas av åtgärdsprogram (ÅGP) för hotade arter på asp i Norrland och är placerad i toppen av Skogsstyrelsens värdepyramid för bedömning av skog med höga naturvärden. Arten har ett mycket högt skyddsvärde då en mycket stor andel (mer än 90 %) av samtliga kända lokaler i världen finns i Sverige. Samtliga lokaler måste skyddas och inslaget av asp i skogsmark måste öka på lång sikt. Liten aspgelélav är typisk art för </w:t>
+      </w:r>
+      <w:r>
+        <w:rPr>
+          <w:i/>
+        </w:rPr>
+        <w:t>9010 Taiga</w:t>
+      </w:r>
+      <w:r>
+        <w:t xml:space="preserve"> (Naturvårdsverket, 2010; Nitare &amp; Skogsstyrelsen, 2019; SLU Artdatabanken, 2024).</w:t>
+      </w:r>
+    </w:p>
+    <w:p>
+      <w:r>
+        <w:rPr>
+          <w:b/>
+        </w:rPr>
+        <w:t>Läderlappslav (VU)</w:t>
+      </w:r>
+      <w:r>
+        <w:t xml:space="preserve"> växer på gamla lövträd, främst lönn, rönn, asp och ask, på lokaler med hög luftfuktighet. Lämpliga lokaler bör skyddas. Tills vidare bör lokaler i skog undantas från rationell skogsskötsel. Läderlappslav är typisk art för </w:t>
+      </w:r>
+      <w:r>
+        <w:rPr>
+          <w:i/>
+        </w:rPr>
+        <w:t xml:space="preserve">9010 Taiga, 9020 Nordlig ädellövskog, 9070 Trädklädd betesmark </w:t>
+      </w:r>
+      <w:r>
+        <w:t xml:space="preserve">och </w:t>
+      </w:r>
+      <w:r>
+        <w:rPr>
+          <w:i/>
+        </w:rPr>
+        <w:t>9180 Ädellövskog i branter</w:t>
+      </w:r>
+      <w:r>
+        <w:t xml:space="preserve"> (SLU Artdatabanken, 2024).</w:t>
+      </w:r>
+    </w:p>
+    <w:p>
+      <w:r>
+        <w:rPr>
+          <w:b/>
+        </w:rPr>
+        <w:t>Aspbarkgnagare (NT)</w:t>
+      </w:r>
+      <w:r>
+        <w:t xml:space="preserve"> är en globalt rödlistad art som omfattas av EU:s art- och habitatdirektiv och ingår i ett åtgärdsprogram (ÅGP) för hotade arter på asp i Norrland. Artens larvutveckling sker i solbelyst, skadad eller död bark av asp. Larver kan påträffas både på levande och på helt döda stammar. Ibland angrips även nedfallna döda, grova grenar. Larverna lever strax under den hårda ytterbarken och gnager otydliga gångar i den ganska luckra innerbarken. De påträffas ofta runt gamla stamskador där barken fått en mycket ojämn struktur – ofta påträffas även arter av barkborresläktet </w:t>
+      </w:r>
+      <w:r>
+        <w:rPr>
+          <w:i/>
+        </w:rPr>
+        <w:t xml:space="preserve">Trypophloeus </w:t>
+      </w:r>
+      <w:r>
+        <w:t>på samma ställe (SLU Artdatabanken, 2026; IUCN, 2025; Wikars &amp; Hedenås, 2010).</w:t>
+      </w:r>
+    </w:p>
+    <w:p>
+      <w:r>
+        <w:t>Aspbarkgnagaren är listad i EU:s art- och habitatdirektiv (Rådets direktiv 92/43/EEG) och är därmed en s.k. Natura 2000-art. Det betyder att artens gynnsamma bevarandestatus ska bibehållas eller återställas. Tillräckligt många Natura 2000-områden skall pekas ut för arten, spridda över det ursprungliga utbredningsområdet, så att arten kan nå en utbredning och population som medger att den kan överleva långsiktigt. Arten hotas av att mängden äldre asprik skog minskat i skogslandskapet under det senaste seklet samt att aspskogar inte förnyas i tillräcklig grad (Wikars &amp; Hedenås, 2010). Röjning, gallring och avverkning av asp i de landskapsområden där arten fortfarande förekommer är ett direkt hot mot artens långsiktiga överlevnad.</w:t>
+      </w:r>
+    </w:p>
+    <w:p>
+      <w:r>
+        <w:rPr>
+          <w:b/>
+        </w:rPr>
+        <w:t>Baltiskt skogsfly (NT)</w:t>
+      </w:r>
+      <w:r>
+        <w:t xml:space="preserve"> förekommer i blåbärsgranskogar, särskilt i äldre lavrika barrskogar där den lokalt kan uppträda talrikt. Arten har minskat kraftigt sedan millennieskiftet. Minskningen är störst i den södra halvan av utbredningsområdet men även längre norrut har minskningar kunnat observeras. Det främsta hotet är kalhyggesbruk och det är viktigt att äldre barrskogar med lång kontinuitet bevaras. Vid avverkning är det viktigt att skogspartier sparas och att korridorer bevaras så att arterna kan förflytta sig i det skogslandskap som blir kvar efter en naturanpassad avverkning som tar hänsyn till naturvärdena (SLU Artdatabanken, 2024).</w:t>
+      </w:r>
+    </w:p>
+    <w:p>
+      <w:r>
+        <w:rPr>
+          <w:b/>
+        </w:rPr>
+        <w:t>Barkporlav (NT)</w:t>
+      </w:r>
+      <w:r>
+        <w:t xml:space="preserve"> växer främst på äldre lövträd i lövrika barrskogar av naturskogskaraktär med hög luftfuktighet. Flera av växtplatserna är vid större vattenfall, där forsdimma ger hög och jämn luftfuktighet. Det huvudsakliga hotet mot arten är skogsavverkningar och det finns inga uppgifter om att arten överlever på lövträd som har ställts kvar efter slutavverkning. Kända lokaler bör skyddas (SLU Artdatabanken, 2024).</w:t>
+      </w:r>
+    </w:p>
+    <w:p>
+      <w:r>
+        <w:rPr>
+          <w:b/>
+        </w:rPr>
+        <w:t>Blanksvart spiklav (NT)</w:t>
+      </w:r>
+      <w:r>
+        <w:t xml:space="preserve"> förekommer på torr, hård, gammal kärnved men även på äldre ytved av tall i naturskogsartade bestånd med begränsad brandpåverkan och ostörd hydrologi. Skogsbruksåtgärder på eller i närheten av lokaler med blanksvart spiklav utgör ett hot. Naturskogsartade öppna tall- och barrblandskogar med blanksvart spiklav indikerar höga biologiska värden och bör bevaras (SLU Artdatabanken, 2024).</w:t>
+      </w:r>
+    </w:p>
+    <w:p>
+      <w:r>
+        <w:rPr>
+          <w:b/>
+        </w:rPr>
+        <w:t>Blågrå svartspik (NT)</w:t>
+      </w:r>
+      <w:r>
+        <w:t xml:space="preserve"> växer på torr, hård ved av gamla, solbelysta torrakor, högstubbar av tall och grova döda grenar på levande tallar i öppna bestånd av naturskogskaraktär. Nästan alltid rör det sig om tjärrika torrträd och högstubbar (töreved, keloträd) som kan vara en bra bit över hundra år, i vissa fall sannolikt hundratals år gamla. Skogsbruk är idag det allvarligaste hotet. Ett långsiktigt hot är att nybildningen av gamla torrakor och högstubbar är en långsam process vilken ofta är beroende av skogsbrand. Nytt substrat bildas numera sannolikt nästan inte alls då antalet naturliga skogsbränder har minskat drastiskt på grund av effektivare brandbekämpning. Döda träd som lämnas efter avverkning är inte lämpliga för arten, eftersom dessa träd inte varit utsatta för skogsbrand och bildat tjärrik ved. Skogsbruksåtgärder på eller i närheten av växtplatserna bör undvikas. Naturskogsartade skogar med förekomst av arten indikerar höga biologiska värden och bör bevaras. Blågrå svartspik har en mycket begränsad utbredning utanför de nordiska länderna varför dessa länder har ett speciellt ansvar för arten (SLU Artdatabanken, 2024).</w:t>
+      </w:r>
+    </w:p>
+    <w:p>
+      <w:r>
+        <w:rPr>
+          <w:b/>
+        </w:rPr>
+        <w:t>Doftskinn (NT)</w:t>
+      </w:r>
+      <w:r>
+        <w:t xml:space="preserve">, rödlistad som nära hotad, är en mycket bra signalart för boreal granskog och indikerar ett gran-skogsekosystem med lång kontinuitet av grova lågor. Arten är placerad i toppen av Skogsstyrelsens värdepyramid för bedömning av skog med höga naturvärden och har klassats som en “urskogsindikator”, då den förekommer med ett tydligt optimum i helt eller nästan helt orörda skogar. Doftskinn är typisk art för </w:t>
+      </w:r>
+      <w:r>
+        <w:rPr>
+          <w:i/>
+        </w:rPr>
+        <w:t xml:space="preserve">9010 Taiga </w:t>
+      </w:r>
+      <w:r>
+        <w:t>(SLU Artdatabanken, 2025; Nitare &amp; Skogsstyrelsen, 2019).</w:t>
+      </w:r>
+    </w:p>
+    <w:p>
+      <w:r>
+        <w:rPr>
+          <w:b/>
+        </w:rPr>
+        <w:t>Dropptaggsvamp (NT)</w:t>
+      </w:r>
+      <w:r>
+        <w:t xml:space="preserve"> bildar mykorrhiza med tall, främst i barrskog med trädkontinuitet, i magra, torra och ljusöppna lavtallskogar och i barrblandskogar med friskmossor och lingon i fältskiktet. Den totala populationen i landet har minskat och bedöms fortsätta minska till följd av slutavverkningar av tallskog. Det är högst oklart om arten långsiktigt kan etablera och reproducera sig i skogsbestånd som brukas med trakthyggesmetoder, markberedning, gödsling eller föryngring med förädlat plantmaterial. Uppfyller kriterierna för att bli rödlistad på grund av ny kunskap som visar att en större andel av populationen än tidigare bedömt är knuten till kontinuitetsbarrskog. Minskningstakten för den svenska populationen bedöms vara nära gränsvärdet för Sårbar (VU). Dropptaggsvamp är typisk art för </w:t>
+      </w:r>
+      <w:r>
+        <w:rPr>
+          <w:i/>
+        </w:rPr>
+        <w:t xml:space="preserve">9010 Taiga </w:t>
+      </w:r>
+      <w:r>
+        <w:t>(SLU Artdatabanken, 2026).</w:t>
+      </w:r>
+    </w:p>
+    <w:p>
+      <w:r>
+        <w:rPr>
+          <w:b/>
+        </w:rPr>
+        <w:t>Dvärgbägarlav (NT)</w:t>
+      </w:r>
+      <w:r>
+        <w:t xml:space="preserve"> förekommer över hela Sverige på gammal hård ved, huvudsakligen på tall men i södra Sverige även på ek. Veden utgörs framförallt av grova stubbar, lågor och grenar. Substratet har blivit sällsyntare och nybildning av substrat sker bara i begränsad omfattning. Arten hotas av att grova lågor blir allt sällsyntare i dagens kulturskogar samt att nybildningen av lämpliga substrat går mycket långsamt. En riklig tillgång på gamla tall- eller eklågor måste säkerställas på artens lokaler. Dvärgbägarlav är typisk art för </w:t>
+      </w:r>
+      <w:r>
+        <w:rPr>
+          <w:i/>
+        </w:rPr>
+        <w:t>9010 Taiga</w:t>
+      </w:r>
+      <w:r>
+        <w:t xml:space="preserve"> (SLU Artdatabanken, 2024; Nitare &amp; Skogsstyrelsen, 2019).</w:t>
+      </w:r>
+    </w:p>
+    <w:p>
+      <w:r>
+        <w:rPr>
+          <w:b/>
+        </w:rPr>
+        <w:t>Gammelgransskål (NT)</w:t>
+      </w:r>
+      <w:r>
+        <w:t xml:space="preserve"> är en liten skålsvamp som växer på gamla granar med skrovlig bark. Typiska växtplatser är gransumpskog i myrkanter, bäckdråg, bäckraviner och skuggiga bergssluttningar, men också skog på torrare mark kan hysa arten om beståndet har stark naturskogskaraktär. Bestånd med arten bör behandlas som nyckelbiotoper och sparas vid en slutavverkning. Även gallring bör undvikas. Gammelgransskål är typisk art för </w:t>
+      </w:r>
+      <w:r>
+        <w:rPr>
+          <w:i/>
+        </w:rPr>
+        <w:t>9010 Taiga</w:t>
+      </w:r>
+      <w:r>
+        <w:t xml:space="preserve"> (SLU Artdatabanken, 2024; Nitare &amp; Skogsstyrelsen, 2019).</w:t>
+      </w:r>
+    </w:p>
+    <w:p>
+      <w:r>
+        <w:rPr>
+          <w:b/>
+        </w:rPr>
+        <w:t>Grå blåbärsfältmätare (NT)</w:t>
+      </w:r>
+      <w:r>
+        <w:t xml:space="preserve"> har tidigare ansetts som en mycket vanlig art men har utifrån fältobservationer gått starkt tillbaka och är nu försvunnen från stora delar av södra och mellersta Sverige. Sannolikt minskar arten även i norr. Detta indikerar att arten är starkare knuten till kontinuitetsskog med stort innehåll av blåbär än man tidigare trott och den förefaller vara mycket känslig för kalhyggesbruk. Fjärilens huvudsakliga habitat är luckiga granskogar med ett välutvecklat blåbärskikt på vilket larven lever. Denna livsmiljö är hotad av kalhyggesbruket där blåbärsriset skuggas ut när den uppväxande skogen sluter sig. Minskningstakten för den svenska populationen bedöms vara nära gränsvärdet för Sårbar (VU) (SLU Artdatabanken, 2024).</w:t>
+      </w:r>
+    </w:p>
+    <w:p>
+      <w:r>
+        <w:rPr>
+          <w:b/>
+        </w:rPr>
+        <w:t xml:space="preserve">Hornvaxskinn (NT) </w:t>
+      </w:r>
+      <w:r>
+        <w:t>påträffas på gamla senvuxna, torra och hårda lågor i gamla naturskogsartade eller plockhuggna tallskogar i norra Sverige. Arten hotas av avverkning av naturskogsartade tallskogar och uttag av torrakor till timring av byggnader. Avverkning av naturskogsliknande tallskogar bör ej förekomma (SLU Artdatabanken, 2024).</w:t>
+      </w:r>
+    </w:p>
+    <w:p>
+      <w:r>
+        <w:rPr>
+          <w:b/>
+        </w:rPr>
+        <w:t>Kandelabersvamp (NT)</w:t>
+      </w:r>
+      <w:r>
+        <w:t xml:space="preserve"> är en mycket bra signalart på skyddsvärda skogsbestånd i hela sitt utbredningsområde. Svampen indikerar sena aspsuccessioner inom områden med konstant hög luftfuktighet. Kandelabersvamp är typisk art för </w:t>
+      </w:r>
+      <w:r>
+        <w:rPr>
+          <w:i/>
+        </w:rPr>
+        <w:t xml:space="preserve">9010 Taiga </w:t>
+      </w:r>
+      <w:r>
+        <w:t>(Nitare &amp; Skogsstyrelsen, 2019; SLU Artdatabanken, 2025).</w:t>
+      </w:r>
+    </w:p>
+    <w:p>
+      <w:r>
+        <w:rPr>
+          <w:b/>
+        </w:rPr>
+        <w:t>Kolflarnlav (NT)</w:t>
+      </w:r>
+      <w:r>
+        <w:t xml:space="preserve"> är brandberoende och växer nästan uteslutande på kolad hård kärnved av tall. Etableringen verkar ske först 100–300 år efter brand och nytt substrat nybildas i mycket begränsad omfattning. Avverkning av tallskog av naturskogskaraktär med spår av återkommande bränder är ett hot och mängden lämplig ved att växa på för arten minskar dels på grund av naturlig nedbrytning men framförallt på grund av att det förstörs i samband med slutavverkningar, gallringar och markberedning. Såväl kolflarnlav som mörk kolflarnlav har glänsande bålfjäll och förekommer främst i tall- och blandbarrskogar av naturskogskaraktär med spår av återkommande bränder. Skogar som dessa hyser höga biologiska värden och bör skyddas. Kolflarnlav är typisk art för </w:t>
+      </w:r>
+      <w:r>
+        <w:rPr>
+          <w:i/>
+        </w:rPr>
+        <w:t>9010 Taiga</w:t>
+      </w:r>
+      <w:r>
+        <w:t xml:space="preserve"> (SLU Artdatabanken, 2024).</w:t>
+      </w:r>
+    </w:p>
+    <w:p>
+      <w:r>
+        <w:rPr>
+          <w:b/>
+        </w:rPr>
+        <w:t>Kortskaftad ärgspik (NT)</w:t>
+      </w:r>
+      <w:r>
+        <w:t xml:space="preserve"> förekommer i barrträdsdominerade skogar och växer nästan uteslutande på tallved. Den föredrar gamla högstubbar i fuktig och halvöppen miljö, t.ex. i myrkanter, sumpskog och brandpräglad skog. Arten indikerar kontinuerlig tillgång till gamla högstubbar i kombination med hög och jämn luftfuktighet. Skogsbruk på lokaler med kortskaftad ärgspik utgör ett hot. På lång sikt bildas färre lämpliga substrat än vad som försvinner. Avverkning av barrträdsdominerade bestånd av naturskogskaraktär utgör ett långsiktigt hot. Naturskogsartade bestånd med riklig förekomst av gamla och grova tallhögstubbar bör undantas från skogsbruk (SLU Artdatabanken, 2024).</w:t>
+      </w:r>
+    </w:p>
+    <w:p>
+      <w:r>
+        <w:rPr>
+          <w:b/>
+        </w:rPr>
+        <w:t>Liten svartspik (NT)</w:t>
+      </w:r>
+      <w:r>
+        <w:t xml:space="preserve"> växer på granbark i boreala barrskogar med lång trädkontinuitet och hög luftfuktighet. Orsaken till tillbakagången beror på främst på slutavverkningar av naturskogsartade granskogar. Bestånd med riklig förekomst av liten svartspik bör regelmässigt sparas. Naturhänsyn i samband med slutavverkning måste ske så att man undviker uttorkningseffekter (SLU Artdatabanken, 2024).</w:t>
+      </w:r>
+    </w:p>
+    <w:p>
+      <w:r>
+        <w:rPr>
+          <w:b/>
+        </w:rPr>
+        <w:t>Lunglav (NT)</w:t>
+      </w:r>
+      <w:r>
+        <w:t xml:space="preserve"> är en av vårt lands främsta signalarter som överallt indikerar gamla lövträd, skogsbestånd med höga naturvärden och ekosystem med långskoglig kontinuitet. Lokalt kan förekomsten vara mycket riklig men den hittas nästan enbart i gamla och ej slutavverkade skogar. Artens samtliga förekomster bör uppmärksammas från naturvårdssynpunkt, då många lokaler även hyser andra ovanliga och rödlistade arter. Rikliga förekomster bör skyddas med biotopskydd, frivilliga avsättningar eller reservat. På lunglav kan de sällsynta lavparasiterna lunglavshårprick (CR), </w:t>
+      </w:r>
+      <w:r>
+        <w:rPr>
+          <w:i/>
+        </w:rPr>
+        <w:t>Abrothallus diederichii</w:t>
+      </w:r>
+      <w:r>
+        <w:t xml:space="preserve"> (VU), </w:t>
+      </w:r>
+      <w:r>
+        <w:rPr>
+          <w:i/>
+        </w:rPr>
+        <w:t>Abrothallus lobariae</w:t>
+      </w:r>
+      <w:r>
+        <w:t xml:space="preserve"> (VU), </w:t>
+      </w:r>
+      <w:r>
+        <w:rPr>
+          <w:i/>
+        </w:rPr>
+        <w:t>Calycina lobariae</w:t>
+      </w:r>
+      <w:r>
+        <w:t xml:space="preserve"> (VU), lunglavsknapp (VU) och skrovelmössing (VU) påträffas. Lunglav är typisk art för </w:t>
+      </w:r>
+      <w:r>
+        <w:rPr>
+          <w:i/>
+        </w:rPr>
+        <w:t>9010 Taiga, 9020 Nordlig ädellövskog, 9110 Näringsfattig bokskog, 9130 Näringsrik bokskog, 9160 Näringsrik ekskog, 9180 Ädellövskog i branter, 9190 Näringsfattig ekskog, 9070 Trädklädd betesmark, 9040 Fjällbjörkskog</w:t>
+      </w:r>
+      <w:r>
+        <w:t xml:space="preserve"> och</w:t>
+      </w:r>
+      <w:r>
+        <w:rPr>
+          <w:i/>
+        </w:rPr>
+        <w:t xml:space="preserve"> 6530 Lövängar</w:t>
+      </w:r>
+      <w:r>
+        <w:t xml:space="preserve"> (SLU Artdatabanken, 2026; Nitare &amp; Skogsstyrelsen, 2019).</w:t>
+      </w:r>
+    </w:p>
+    <w:p>
+      <w:r>
+        <w:rPr>
+          <w:b/>
+        </w:rPr>
+        <w:t>Mörk kolflarnlav (NT)</w:t>
+      </w:r>
+      <w:r>
+        <w:t xml:space="preserve"> är brandberoende och växer nästan uteslutande på kolad hård kärnved av tall. Arten förekommer främst i glesa, öppna tall- och blandbarrskogar av naturskogskaraktär och etableringen verkar ske sent efter brand, kanske först efter 100–300 år. Mörk kolflarnlav indikerar skog med höga naturvärden och vanligast är att den påträffas på rester av nedbrunna torrakor och högstubbar och lågstubbar som är så grova att hela innandömet är urbränt. Tall- och blandbarrskogar av naturskogskaraktär med spår av återkommande bränder hyser höga biologiska värden och bör skyddas (SLU Artdatabanken, 2024).</w:t>
+      </w:r>
+    </w:p>
+    <w:p>
+      <w:r>
+        <w:rPr>
+          <w:b/>
+        </w:rPr>
+        <w:t>Nordlig nållav (NT)</w:t>
+      </w:r>
+      <w:r>
+        <w:t xml:space="preserve"> signalerar alltid miljöer med höga naturvärden. På lokalerna förekommer nästan alltid andra rödlistade eller ovanliga arter knutna till gamla skogar. Alla skogsskötselåtgärder på eller i omedelbar närhet av lokalerna utgör ett hot. Några av lavens rikaste förekomster bör skyddas (SLU Artdatabanken, 2024; Nitare &amp; Skogsstyrelsen, 2019).</w:t>
+      </w:r>
+    </w:p>
+    <w:p>
+      <w:r>
+        <w:rPr>
+          <w:b/>
+        </w:rPr>
+        <w:t>Nordtagging (NT)</w:t>
+      </w:r>
+      <w:r>
+        <w:t xml:space="preserve"> växer främst på tallågor av grövre dimensioner och påträffas huvudsakligen i äldre skog som inte kalavverkats. Nordtaggingen missgynnas av att områden med äldre tallskog har minskat starkt. Bekämpning av skogsbränder, samtidigt som skogsbruket omvandlar naturligt glesa tallbestånd till likartade och betydligt tätare bestånd, har missgynnat arten. Bristen på gamla tallågor utgör på sikt ett allvarligt hot och återskapandet av lämpliga biotoper tar mycket lång tid. Områden med olikåldriga bestånd av tall och med stort inslag av äldre träd bör undantas från skoglig produktion (SLU Artdatabanken, 2024).</w:t>
+      </w:r>
+    </w:p>
+    <w:p>
+      <w:r>
+        <w:rPr>
+          <w:b/>
+        </w:rPr>
+        <w:t>Reliktbock (NT)</w:t>
+      </w:r>
+      <w:r>
+        <w:t xml:space="preserve"> är en skalbagge vars larvutveckling sker i tjock, solexponerad skorpbark på gamla, levande tallar. Ofta i träd som under längre tid stått fritt och öppet, t.ex. i kantzoner i odlingslandskap, längs stränder och åsar, men också i gles, gammal tallskog på mager mark. Arten är brandgynnad genom att omgivande småträd och buskar försvinner vid lågintensiva bränder samtidigt som gamla tallar överlever och förblir solexponerade. Minskningstakten för den svenska populationen bedöms vara nära gränsvärdet för Sårbar (VU) och i den europeiska rödlistan är reliktbock rödlistad som Sårbar (VU) vilket innebär att Sverige har ett internationellt ansvar för arten. Gamla tallskogar bör få ett långsiktigt skydd, och inte slutavverkas. Reliktbock är typisk art för </w:t>
+      </w:r>
+      <w:r>
+        <w:rPr>
+          <w:i/>
+        </w:rPr>
+        <w:t>9010 Taiga</w:t>
+      </w:r>
+      <w:r>
+        <w:t xml:space="preserve"> och</w:t>
+      </w:r>
+      <w:r>
+        <w:rPr>
+          <w:i/>
+        </w:rPr>
+        <w:t xml:space="preserve"> 9060 Åsbarrskog</w:t>
+      </w:r>
+      <w:r>
+        <w:t xml:space="preserve"> (SLU Artdatabanken, 2024; IUCN, 2016).</w:t>
+      </w:r>
+    </w:p>
+    <w:p>
+      <w:r>
+        <w:rPr>
+          <w:b/>
+        </w:rPr>
+        <w:t>Rosenticka (NT)</w:t>
+      </w:r>
+      <w:r>
+        <w:t xml:space="preserve">, rödlistad som nära hotad, ingår i en karaktäristisk association av vedsvampar som växer på gamla, grova granlågor i urskogsartade barrskogar. Den är placerad i toppen av Skogsstyrelsens värdepyramid för bedömning av skog med höga naturvärden och indikerar ett granskogsekosystem med långvarig kontinuitet av grova lågor. Artens beroende av grova granlågor innebär att alla skogsskötselåtgärder på eller i omedelbar närhet av lokalerna utgör ett hot på lång sikt. Det är angeläget att populationerna inte ytterligare glesas ut och ett tillräckligt antal områden där arten nu finns måste sparas för framtiden. Rosenticka är typisk art för </w:t>
+      </w:r>
+      <w:r>
+        <w:rPr>
+          <w:i/>
+        </w:rPr>
+        <w:t xml:space="preserve">9010 Taiga </w:t>
+      </w:r>
+      <w:r>
+        <w:t xml:space="preserve">och </w:t>
+      </w:r>
+      <w:r>
+        <w:rPr>
+          <w:i/>
+        </w:rPr>
+        <w:t>9050 Näringsrik granskog</w:t>
+      </w:r>
+      <w:r>
+        <w:t xml:space="preserve"> (Nitare &amp; Skogsstyrelsen, 2019; SLU Artdatabanken, 2024).</w:t>
+      </w:r>
+    </w:p>
+    <w:p>
+      <w:r>
+        <w:rPr>
+          <w:b/>
+        </w:rPr>
+        <w:t>Rynkskinn (NT)</w:t>
+      </w:r>
+      <w:r>
+        <w:t xml:space="preserve"> är en vednedbrytare som växer på grova granlågor och ingår i en karaktäristisk association av vedsvampar knutna till urskogsartade barrskogar. Den har klassificerats som en “urskogsindikator” och är placerad i toppen av Skogsstyrelsens värdepyramid för bedömning av skog med höga naturvärden. Allt tyder på att rynkskinn är mycket känslig för skogliga ingrepp och lokalerna, som oftast har höga biologiska kvaliteter, bör lämnas till fri utveckling. Rynkskinn är typisk art för </w:t>
+      </w:r>
+      <w:r>
+        <w:rPr>
+          <w:i/>
+        </w:rPr>
+        <w:t xml:space="preserve">9010 Taiga, 9050 Näringsrik granskog </w:t>
+      </w:r>
+      <w:r>
+        <w:t>och</w:t>
+      </w:r>
+      <w:r>
+        <w:rPr>
+          <w:i/>
+        </w:rPr>
+        <w:t xml:space="preserve"> 9030 Landhöjningsskog</w:t>
+      </w:r>
+      <w:r>
+        <w:t xml:space="preserve"> (Nitare &amp; Skogsstyrelsen, 2019; SLU Artdatabanken, 2026).</w:t>
+      </w:r>
+    </w:p>
+    <w:p>
+      <w:r>
+        <w:rPr>
+          <w:b/>
+        </w:rPr>
+        <w:t xml:space="preserve">Småflikig brosklav (NT) </w:t>
+      </w:r>
+      <w:r>
+        <w:t xml:space="preserve">signalerar i hela sitt utbredningsområde skogsbestånd med höga naturvärden. Den indikerar hög luftfuktighet och långvarig förekomst av asp. Småflikig brosklav är typisk art för </w:t>
+      </w:r>
+      <w:r>
+        <w:rPr>
+          <w:i/>
+        </w:rPr>
+        <w:t>9010 Taiga</w:t>
+      </w:r>
+      <w:r>
+        <w:t xml:space="preserve"> (Nitare &amp; Skogsstyrelsen, 2019; SLU Artdatabanken, 2025).</w:t>
+      </w:r>
+    </w:p>
+    <w:p>
+      <w:r>
+        <w:rPr>
+          <w:b/>
+        </w:rPr>
+        <w:t>Sotvaxskivling (NT)</w:t>
+      </w:r>
+      <w:r>
+        <w:t xml:space="preserve"> bildar mykorrhiza med gran och tall i barrskogar med lång trädkontinuitet. Den totala populationen i landet har minskat och bedöms fortsätta minska till följd av avverkning av äldre barrskogar. Arten har begränsad förmåga att återetablera sig efter slutavverkning eller andra storskaliga skogsbruksåtgärder. Det finns inga indikationer på att den långsiktigt kan etablera eller reproducera sig i skogsbestånd som brukas med trakthyggesmetoder, markberedning, gödsling eller föryngring med förädlat plantmaterial (SLU Artdatabanken, 2026).</w:t>
+      </w:r>
+    </w:p>
+    <w:p>
+      <w:r>
+        <w:rPr>
+          <w:b/>
+        </w:rPr>
+        <w:t>Stiftgelélav (NT)</w:t>
+      </w:r>
+      <w:r>
+        <w:t xml:space="preserve"> växer på gamla aspar och sälgar i blandskogar med hög luftfuktighet. Slutavverkning och vedhuggning är de största hoten och lokaler bör undantas från rationell skogsskötsel. På lång sikt måste inslaget av asp öka i svensk skog. Stiftgelélav är typisk art för </w:t>
+      </w:r>
+      <w:r>
+        <w:rPr>
+          <w:i/>
+        </w:rPr>
+        <w:t>9010 Taiga</w:t>
+      </w:r>
+      <w:r>
+        <w:t xml:space="preserve"> (SLU Artdatabanken, 2024).</w:t>
+      </w:r>
+    </w:p>
+    <w:p>
+      <w:r>
+        <w:rPr>
+          <w:b/>
+        </w:rPr>
+        <w:t>Talltagel (NT)</w:t>
+      </w:r>
+      <w:r>
+        <w:t xml:space="preserve"> är en boreal art som förekommer på tall i äldre, öppna tallskogar. Den påverkas negativt av brist på kontinuitetsskog och minskningstakten bedöms vara nära gränsvärdet för Sårbar (VU). Talltagel är typisk art för </w:t>
+      </w:r>
+      <w:r>
+        <w:rPr>
+          <w:i/>
+        </w:rPr>
+        <w:t>9010 Taiga</w:t>
+      </w:r>
+      <w:r>
+        <w:t xml:space="preserve"> (SLU Artdatabanken, 2026).</w:t>
+      </w:r>
+    </w:p>
+    <w:p>
+      <w:r>
+        <w:rPr>
+          <w:b/>
+        </w:rPr>
+        <w:t>Talltita (NT, §4)</w:t>
+      </w:r>
+      <w:r>
+        <w:t>, rödlistad som nära hotad och prioriterad art i Skogsvårdslagen, har häckningsrevir i anmälan. Arten har minskat kraftigt de senaste 30 åren och minskningstakten innevarande 10-årsperiod beräknas till 20 (10–30) %. Talltitan är synnerligen trogen sitt cirka 15 hektar stora revir och är beroende av flerskiktade olikåldriga skogar för att kunna föda upp sina ungar. Talltitan försvinner om dess livsmiljö kalavverkas (Eggers &amp; Low, 2014; Ekman, 1979; Griesser et al, 2007; Klein, 2020; Siffczyk et al, 2003; SLU Artdatabanken, 2021).</w:t>
+      </w:r>
+    </w:p>
+    <w:p>
+      <w:r>
+        <w:rPr>
+          <w:b/>
+        </w:rPr>
+        <w:t>Tretåig hackspett (NT, §4)</w:t>
+      </w:r>
+      <w:r>
+        <w:t xml:space="preserve"> är rödlistad som nära hotad och ingår i bilaga 1 i EU:s fågeldirektiv. Tretåig hackspett är för sin överlevnad beroende av kontinuerlig tillförsel av äldre döende och död ved, som sker genom naturliga självgallringsprocesser i äldre grannaturskogar och barrblandade naturskogar. Om en skog genom skogsbruk gallras eller glesas ur så upphör och uteblir i stort sett den naturliga självgallringsprocessen för mycket lång tid framöver vilket omöjliggör upprätthållandet av den kontinuerliga ekologiska funktionen i ett område. Det finns studier som visar att naturskogens självgallringsprocess som den tretåiga hackspetten är beroende av, inte kan ersättas med efterlämnad hänsyn i skogsbruket (Imbeau &amp; Desrochers, 2002). Storleken på häckningsreviret varierar med skogstypen, förekomsten av död ved och graden av fragmentering, men är i allmänhet i storleksordningen 25–100 hektar. Vintertid krävs ofta betydligt större områden och det finns studier som antyder att arten behöver minst 100 hektar äldre skog. I områden med låg bonitet kan det behövas över 200 hektar lämpligt habitat för att ett par ska kunna reproducera sig. Områden med dokumenterad permanent förekomst i naturskogsmiljöer har vanligen så stora naturvärden att skogsbruk är olämpligt. Tretåig hackspett är typisk art för </w:t>
+      </w:r>
+      <w:r>
+        <w:rPr>
+          <w:i/>
+        </w:rPr>
+        <w:t xml:space="preserve">9010 Taiga, 9740 Skogsbevuxen myr, 9030 Landhöjningsskog </w:t>
+      </w:r>
+      <w:r>
+        <w:t xml:space="preserve">och </w:t>
+      </w:r>
+      <w:r>
+        <w:rPr>
+          <w:i/>
+        </w:rPr>
+        <w:t>9040 Fjällbjörkskog</w:t>
+      </w:r>
+      <w:r>
+        <w:t xml:space="preserve"> (Skogsstyrelsen, 2016; SLU Artdatabanken, 2024).</w:t>
+      </w:r>
+    </w:p>
+    <w:p>
+      <w:r>
+        <w:rPr>
+          <w:b/>
+        </w:rPr>
+        <w:t>Ullticka (NT)</w:t>
+      </w:r>
+      <w:r>
+        <w:t xml:space="preserve"> är knuten till restbestånd av barrnaturskog och förekommer med ett tydligt optimum i orörda eller måttligt påverkade gamla granskogar där det föreligger viss kontinuitet av grov död ved. Ullticka är en bra signalart inom hela sitt utbredningsområde och i södra Sverige är den sällsynt och en god signalart för skyddsvärda granskogsmiljöer. Den hotas av avverkning och fragmentering av naturskog och äldre granskog med lång trädkontinuitet. På ullticka kan ibland ulltickeporing (VU) påträffas - det är en sällsynt ticka som nyligen delats upp i de tre olika arterna ulltickeporing </w:t>
+      </w:r>
+      <w:r>
+        <w:rPr>
+          <w:i/>
+        </w:rPr>
+        <w:t xml:space="preserve">Skeletocutis brevispora </w:t>
+      </w:r>
+      <w:r>
+        <w:t>(VU)</w:t>
+      </w:r>
+      <w:r>
+        <w:rPr>
+          <w:i/>
+        </w:rPr>
+        <w:t>, Skeletocutis delicata</w:t>
+      </w:r>
+      <w:r>
+        <w:t xml:space="preserve"> (VU)</w:t>
+      </w:r>
+      <w:r>
+        <w:rPr>
+          <w:i/>
+        </w:rPr>
+        <w:t xml:space="preserve"> och Skeletocutis exilis</w:t>
+      </w:r>
+      <w:r>
+        <w:t xml:space="preserve"> (NT). Ullticka är typisk art för </w:t>
+      </w:r>
+      <w:r>
+        <w:rPr>
+          <w:i/>
+        </w:rPr>
+        <w:t xml:space="preserve">9010 Taiga, 9050 Näringsrik granskog </w:t>
+      </w:r>
+      <w:r>
+        <w:t xml:space="preserve">och </w:t>
+      </w:r>
+      <w:r>
+        <w:rPr>
+          <w:i/>
+        </w:rPr>
+        <w:t>9030 Landhöjningsskog</w:t>
+      </w:r>
+      <w:r>
+        <w:t xml:space="preserve"> (SLU Artdatabanken, 2026; Nitare &amp; Skogsstyrelsen, 2019; Miettinen &amp; Niemelä, 2018).</w:t>
+      </w:r>
+    </w:p>
+    <w:p>
+      <w:r>
+        <w:rPr>
+          <w:b/>
+        </w:rPr>
+        <w:t>Vedflamlav (NT)</w:t>
+      </w:r>
+      <w:r>
+        <w:t xml:space="preserve"> växer på gammal hård och torr, exponerad kärnved av tall, främst på högstubbar i ljusöppna lägen, t.ex. vid och på myrar, sjökanter, i glesa hällmarkskogar och i brandpräglade tallnaturskogar. Substratet nyskapas i begränsad omfattning och arten är en utmärkt indikator på höga naturvärden i denna skogstyp. Tall- och barrblandskogar med naturskogskaraktär och spår av bränder har ofta höga biologiska värden och bör skyddas. På vedflamlavens bål kan den sällsynta spiklaven/parasiten </w:t>
+      </w:r>
+      <w:r>
+        <w:rPr>
+          <w:i/>
+        </w:rPr>
+        <w:t>Calicium ramboldiicola</w:t>
+      </w:r>
+      <w:r>
+        <w:t xml:space="preserve"> (VU) påträffas (SLU Artdatabanken, 2026).</w:t>
+      </w:r>
+    </w:p>
+    <w:p>
+      <w:r>
+        <w:rPr>
+          <w:b/>
+        </w:rPr>
+        <w:t>Vedskivlav (NT)</w:t>
+      </w:r>
+      <w:r>
+        <w:t xml:space="preserve"> växer på gammal, torr, exponerad, hård kärnved av framförallt tall i naturskogsartade bestånd. Avverkning av tallskog av naturskogskaraktär med spår av återkommande bränder är ett hot. Mängden lämplig ved att växa på för vedskivlav minskar, dels på grund av naturlig nedbrytning men framförallt på grund av att de förstörs i samband med slutavverkningar, gallringar och markberedning. Tall- och blandbarrskogar av naturskogskaraktär med spår av återkommande bränder bör skyddas. Vedskivlav är typisk art för </w:t>
+      </w:r>
+      <w:r>
+        <w:rPr>
+          <w:i/>
+        </w:rPr>
+        <w:t>9010 Taiga</w:t>
+      </w:r>
+      <w:r>
+        <w:t xml:space="preserve"> (SLU Artdatabanken, 2024).</w:t>
+      </w:r>
+    </w:p>
+    <w:p>
+      <w:r>
+        <w:rPr>
+          <w:b/>
+        </w:rPr>
+        <w:t xml:space="preserve">Vedtrappmossa (NT) </w:t>
+      </w:r>
+      <w:r>
+        <w:t xml:space="preserve">växer på död ved, främst i gammal granskog. Den förekommer knappast alls i fjällnära barrskogar utan finns i skogslandskapet nedom fjällen och framför allt i landets södra delar är den en mycket bra signalart för barrnaturskog med höga naturvärden. Skogsavverkning och brist på grov död ved i skogen är de allvarligaste hoten och den överlever inte kalhyggesbruk. Lokaler med sluten granskog, tillräckligt stora för att säkerställa ett kontinuerligt tillskott på grova lågor, bör undantas från storskaligt skogsbruk. Vedtrappmossa är typisk art för </w:t>
+      </w:r>
+      <w:r>
+        <w:rPr>
+          <w:i/>
+        </w:rPr>
+        <w:t>9010 Taiga</w:t>
+      </w:r>
+      <w:r>
+        <w:t xml:space="preserve"> (SLU Artdatabanken, 2024).</w:t>
+      </w:r>
+    </w:p>
+    <w:p>
+      <w:r>
+        <w:rPr>
+          <w:b/>
+        </w:rPr>
+        <w:t>Violettgrå tagellav (NT)</w:t>
+      </w:r>
+      <w:r>
+        <w:t xml:space="preserve"> växer nästan uteslutande i gamla olikåldriga barrnaturskogar med lång skoglig kontinuitet och är en utmärkt signal på skog med höga naturvärden. Slutavverkning av tidigare aldrig slutavverkad skog (kontinuitetsskog) är det största hotet. Biotopen nyskapas i begränsad omfattning och barrskog äldre än 160 år, där den violettgrå tagellaven huvudsakligen påträffas har minskat med 50% de senaste 50 åren. Lågproduktiv skogsmark där laven förekommer bör undantas från skogsbruk och rika förekomster i äldre granskog bör skyddas. Arten är känslig för uttorkning och det är väsentligt att tillräckligt stora bestånd avsätts. Violettgrå tagellav är typisk art för </w:t>
+      </w:r>
+      <w:r>
+        <w:rPr>
+          <w:i/>
+        </w:rPr>
+        <w:t>9010 Taiga</w:t>
+      </w:r>
+      <w:r>
+        <w:t xml:space="preserve"> (SLU Artdatabanken, 2024; Nitare &amp; Skogsstyrelsen, 2019).</w:t>
+      </w:r>
+    </w:p>
+    <w:p>
+      <w:r>
+        <w:rPr>
+          <w:b/>
+        </w:rPr>
+        <w:t>Vitgrynig nållav (NT)</w:t>
+      </w:r>
+      <w:r>
+        <w:t xml:space="preserve"> växer nästan uteslutande på bark av gamla, senvuxna granar i skuggiga lägen med hög och jämn luftfuktighet. Den vanligaste naturtypen för arten är kontinuitetsskogar på frisk mark men den finns också i sumpgranskogar. På lång sikt utgör avverkningar av olikåldriga granskogar av naturskogskaraktär ett allvarligt hot mot arten och skogsbruksåtgärder på eller i närheten av växtplatserna bör undvikas. Naturskogsartade, fuktiga granskogar med förekomster av arten signalerar höga biologiska värden och bör bevaras (SLU Artdatabanken, 2024; Nitare &amp; Skogsstyrelsen, 2019).</w:t>
+      </w:r>
+    </w:p>
+    <w:p>
+      <w:r>
+        <w:rPr>
+          <w:b/>
+        </w:rPr>
+        <w:t>Barkkornlav</w:t>
+      </w:r>
+      <w:r>
+        <w:t xml:space="preserve"> växer på bark av bl.a. gran, ek, al, asp, rönn, sälg och en i ädellövskogar, granskogar, barr- och lövblandskogar med hög luftfuktighet. Barkkornlav är typisk art för </w:t>
+      </w:r>
+      <w:r>
+        <w:rPr>
+          <w:i/>
+        </w:rPr>
+        <w:t>9190 Näringsfattig ekskog</w:t>
+      </w:r>
+      <w:r>
+        <w:t xml:space="preserve"> (SLU Artdatabanken, 2025).</w:t>
+      </w:r>
+    </w:p>
+    <w:p>
+      <w:r>
+        <w:rPr>
+          <w:b/>
+        </w:rPr>
+        <w:t xml:space="preserve">Blodticka </w:t>
+      </w:r>
+      <w:r>
+        <w:t xml:space="preserve">är i norra Sverige främst knuten till grova granlågor i urskogsartad barrskog, men förekommer ibland även på klenare granar i anslutning till bäckar och sumpskogar. Den är en bra indikator på granskogar med höga naturvärden och oftast förekommer den tillsammans med ett stort antal ovanliga och rödlistade arter. I södra Sverige växer den framför allt på tall och har då ett lägre signalvärde. Blodticka är typisk art för </w:t>
+      </w:r>
+      <w:r>
+        <w:rPr>
+          <w:i/>
+        </w:rPr>
+        <w:t>9030 Landhöjningsskog</w:t>
+      </w:r>
+      <w:r>
+        <w:t xml:space="preserve"> (SLU Artdatabanken, 2025; Nitare &amp; Skogsstyrelsen, 2019).</w:t>
+      </w:r>
+    </w:p>
+    <w:p>
+      <w:r>
+        <w:rPr>
+          <w:b/>
+        </w:rPr>
+        <w:t>Bårdlav</w:t>
+      </w:r>
+      <w:r>
+        <w:t xml:space="preserve"> signalerar miljöer med höga naturvärden och på lokalerna finns vanligtvis många andra ovanliga och rödlistade arter. Den visar även på platser med hög och jämn luftfuktighet. På bårdlav och andra njurlavar (Nephroma) kan de sällsynta parasiterna </w:t>
+      </w:r>
+      <w:r>
+        <w:rPr>
+          <w:i/>
+        </w:rPr>
+        <w:t xml:space="preserve">Protounguicularia nephromatis </w:t>
+      </w:r>
+      <w:r>
+        <w:t xml:space="preserve">(VU) och </w:t>
+      </w:r>
+      <w:r>
+        <w:rPr>
+          <w:i/>
+        </w:rPr>
+        <w:t xml:space="preserve">Tremella nephromatis </w:t>
+      </w:r>
+      <w:r>
+        <w:t xml:space="preserve">(DD) påträffas. Bårdlav är typisk art för </w:t>
+      </w:r>
+      <w:r>
+        <w:rPr>
+          <w:i/>
+        </w:rPr>
+        <w:t xml:space="preserve">9010 Taiga, 9020 Nordlig ädellövskog, 9070 Trädklädd betesmark, 9110 Näringsfattig bokskog, 9160 Näringsrik ekskog, 9180 Ädellövskog i branter </w:t>
+      </w:r>
+      <w:r>
+        <w:t>och</w:t>
+      </w:r>
+      <w:r>
+        <w:rPr>
+          <w:i/>
+        </w:rPr>
+        <w:t xml:space="preserve"> 9190 Näringsfattig ekskog</w:t>
+      </w:r>
+      <w:r>
+        <w:t xml:space="preserve"> (SLU Artdatabanken, 2026; Nitare &amp; Skogsstyrelsen, 2019).</w:t>
+      </w:r>
+    </w:p>
+    <w:p>
+      <w:r>
+        <w:rPr>
+          <w:b/>
+        </w:rPr>
+        <w:t xml:space="preserve">Gytterlav </w:t>
+      </w:r>
+      <w:r>
+        <w:t xml:space="preserve">signalerar höga naturvärden i södra och mellersta Sverige, samt längs Norrlands kustland. Förekomster i söder, framför allt på trädstammar, är en indikation på gammal skogsmark med långvarig förekomst av äldre lövträd i miljöer med hög och jämn luftfuktighet. Gytterlav är typisk art för </w:t>
+      </w:r>
+      <w:r>
+        <w:rPr>
+          <w:i/>
+        </w:rPr>
+        <w:t xml:space="preserve">9040 Fjällbjörkskog </w:t>
+      </w:r>
+      <w:r>
+        <w:t>(Nitare &amp; Skogsstyrelsen, 2019; SLU Artdatabanken, 2025).</w:t>
+      </w:r>
+    </w:p>
+    <w:p>
+      <w:r>
+        <w:rPr>
+          <w:b/>
+        </w:rPr>
+        <w:t>Luddlav</w:t>
+      </w:r>
+      <w:r>
+        <w:t xml:space="preserve"> signalerar lång skoglig kontinuitet med ett stabilt lokal- och mikroklimat med hög och jämn fuktighet. Luddlav är typisk art för </w:t>
+      </w:r>
+      <w:r>
+        <w:rPr>
+          <w:i/>
+        </w:rPr>
+        <w:t>9010 Taiga,</w:t>
+      </w:r>
+      <w:r>
+        <w:t xml:space="preserve"> </w:t>
+      </w:r>
+      <w:r>
+        <w:rPr>
+          <w:i/>
+        </w:rPr>
+        <w:t xml:space="preserve">9020 Nordlig ädellövskog, 9070 Trädklädd betesmark, 9110 Näringsfattig bokskog, 9180 Ädellövskog i branter </w:t>
+      </w:r>
+      <w:r>
+        <w:t>och</w:t>
+      </w:r>
+      <w:r>
+        <w:rPr>
+          <w:i/>
+        </w:rPr>
+        <w:t xml:space="preserve"> 9190 Näringsfattig ekskog </w:t>
+      </w:r>
+      <w:r>
+        <w:t>(Nitare &amp; Skogsstyrelsen, 2019; SLU Artdatabanken, 2025).</w:t>
+      </w:r>
+    </w:p>
+    <w:p>
+      <w:r>
+        <w:rPr>
+          <w:b/>
+        </w:rPr>
+        <w:t>Mindre märgborre</w:t>
+      </w:r>
+      <w:r>
+        <w:t xml:space="preserve"> är en signalart för tallskog med höga naturvärden och betraktas tillsammans med skarptandad barkborre som nyckelarter för ett antal sällsynta åtgärdsprogramsarter som är beroende av deras gångsystem. Bland dessa kan nämnas avlång barkborre (VU), </w:t>
+      </w:r>
+      <w:r>
+        <w:rPr>
+          <w:i/>
+        </w:rPr>
+        <w:t>Corticeus longulus</w:t>
+      </w:r>
+      <w:r>
+        <w:t xml:space="preserve"> (VU), tallgångbagge (VU), cholodkovskys bastborre (NT) och tallbarksvartbagge (NT). Den mindre märgborrens måsvingeliknande gnaggångar är lätta att känna igen och hittas ofta på grova tallgrenar på marken. Rika förekomster av främst mindre märgborre men även skarptandad barkborre är en signal för artrikedom och inventeringar har visat att det är i skogar med en naturlig självgallring som det skapas förutsättningar för dessa arter samt de efterföljande åtgärdsprogramsarterna. Tallskogar med stark förekomst av mindre märgborre och skarptandad barkborre bör avsättas som reservat. Generellt bör hänsyn tas vid slutavverkning av talldominerad skog så att avverkningsrester som gren- och toppdelar lämnas. Mindre märgborre är typisk art för </w:t>
+      </w:r>
+      <w:r>
+        <w:rPr>
+          <w:i/>
+        </w:rPr>
+        <w:t>9060 Åsbarrskog</w:t>
+      </w:r>
+      <w:r>
+        <w:t xml:space="preserve"> (SLU Artdatabanken, 2026; Pettersson, 2014; Hedgren, 2012; Gunnarsson m fl., 1999).</w:t>
+      </w:r>
+    </w:p>
+    <w:p>
+      <w:r>
+        <w:rPr>
+          <w:b/>
+        </w:rPr>
+        <w:t xml:space="preserve">Norrlandslav </w:t>
+      </w:r>
+      <w:r>
+        <w:t xml:space="preserve">indikerar söder om den naturliga norrlandsgränsen barrskogsbeklädda bergbranter eller andra ostörda skogsmiljöer med höga naturvärden. Norrlandslav är typisk art för </w:t>
+      </w:r>
+      <w:r>
+        <w:rPr>
+          <w:i/>
+        </w:rPr>
+        <w:t xml:space="preserve">9010 Taiga, 8110 Silikatrasmarker </w:t>
+      </w:r>
+      <w:r>
+        <w:t>och</w:t>
+      </w:r>
+      <w:r>
+        <w:rPr>
+          <w:i/>
+        </w:rPr>
+        <w:t xml:space="preserve"> 8120 Kalkrasmarker </w:t>
+      </w:r>
+      <w:r>
+        <w:t>(Nitare &amp; Skogsstyrelsen, 2000; SLU Artdatabanken, 2025).</w:t>
+      </w:r>
+    </w:p>
+    <w:p>
+      <w:r>
+        <w:rPr>
+          <w:b/>
+        </w:rPr>
+        <w:t>Nästlav</w:t>
+      </w:r>
+      <w:r>
+        <w:t xml:space="preserve"> indikerar söder om den naturliga norrlandsgränsen äldre barrskogsområden med höga naturvärden där andra ovanliga nordliga barrskogsarter kan påträffas. Nästlav är typisk art för </w:t>
+      </w:r>
+      <w:r>
+        <w:rPr>
+          <w:i/>
+        </w:rPr>
+        <w:t xml:space="preserve">9010 Taiga </w:t>
+      </w:r>
+      <w:r>
+        <w:t>(Nitare &amp; Skogsstyrelsen, 2019; SLU Artdatabanken, 2025).</w:t>
+      </w:r>
+    </w:p>
+    <w:p>
+      <w:r>
+        <w:rPr>
+          <w:b/>
+        </w:rPr>
+        <w:t>Plattlummer (§9)</w:t>
+      </w:r>
+      <w:r>
+        <w:t xml:space="preserve"> växer främst i ljusöppna sandtallskogar eller annan gles, torr och brandpräglad hedbarrskog. Den är mest frekvent i olika typer av naturskogar och kontinuitetsskogar och missgynnas markant av slutavverkning och maskinell markberedning. Söder ut i landet förekommer de närstående arterna cypresslummer (EN, §8) och mellanlummer (NT, §9), vilka båda omfattas av EU:s art- och habitatdirektiv. Plattlummer är typisk art för </w:t>
+      </w:r>
+      <w:r>
+        <w:rPr>
+          <w:i/>
+        </w:rPr>
+        <w:t xml:space="preserve">9010 Taiga </w:t>
+      </w:r>
+      <w:r>
+        <w:t>och</w:t>
+      </w:r>
+      <w:r>
+        <w:rPr>
+          <w:i/>
+        </w:rPr>
+        <w:t xml:space="preserve"> 2320 Rissandhedar </w:t>
+      </w:r>
+      <w:r>
+        <w:t>(Nitare &amp; Skogsstyrelsen, 2019; SLU Artdatabanken, 2026).</w:t>
+      </w:r>
+    </w:p>
+    <w:p>
+      <w:r>
+        <w:rPr>
+          <w:b/>
+        </w:rPr>
+        <w:t>Robust tickgnagare</w:t>
+      </w:r>
+      <w:r>
+        <w:rPr>
+          <w:b/>
+          <w:i/>
+        </w:rPr>
+        <w:t xml:space="preserve"> </w:t>
+      </w:r>
+      <w:r>
+        <w:t>är en skalbagge vars larvutveckling sker i fruktkroppar av fnöskticka, främst på björk. Arten missgynnas av brist på kontinuitetsskog och det föreligger indikation på eller misstanke om populationsminskning (SLU Artdatabanken, 2025).</w:t>
+      </w:r>
+    </w:p>
+    <w:p>
+      <w:r>
+        <w:rPr>
+          <w:b/>
+        </w:rPr>
+        <w:t>Rävticka</w:t>
+      </w:r>
+      <w:r>
+        <w:t xml:space="preserve"> är typisk art för </w:t>
+      </w:r>
+      <w:r>
+        <w:rPr>
+          <w:i/>
+        </w:rPr>
+        <w:t xml:space="preserve">9010 Taiga </w:t>
+      </w:r>
+      <w:r>
+        <w:t>(SLU Artdatabanken, 2025).</w:t>
+      </w:r>
+    </w:p>
+    <w:p>
+      <w:r>
+        <w:rPr>
+          <w:b/>
+        </w:rPr>
+        <w:t xml:space="preserve">Skinnlav </w:t>
+      </w:r>
+      <w:r>
+        <w:t xml:space="preserve">förekommer på diverse lövträd, främst på gammal asp och sälg. Den påträffas främst i områden med lång kontinuitet av grova lövträd och signalerar skogsmark med höga naturvärden. På lokalerna förekommer som regel ett flertal andra ovanliga eller rödlistade lavar. I likhet med gelélavarna, etablerar sig skinnlaven i skogsmark på grova aspar i sena lövsuccessioner. Skinnlav är typisk art för </w:t>
+      </w:r>
+      <w:r>
+        <w:rPr>
+          <w:i/>
+        </w:rPr>
+        <w:t xml:space="preserve">9010 Taiga, 9020 Nordlig ädellövskog </w:t>
+      </w:r>
+      <w:r>
+        <w:t xml:space="preserve">och </w:t>
+      </w:r>
+      <w:r>
+        <w:rPr>
+          <w:i/>
+        </w:rPr>
+        <w:t xml:space="preserve">9070 Trädklädd betesmark </w:t>
+      </w:r>
+      <w:r>
+        <w:t>(Nitare &amp; Skogsstyrelsen, 2019; SLU Artdatabanken, 2025).</w:t>
+      </w:r>
+    </w:p>
+    <w:p>
+      <w:r>
+        <w:rPr>
+          <w:b/>
+        </w:rPr>
+        <w:t>Spindelblomster (§8)</w:t>
+      </w:r>
+      <w:r>
+        <w:t xml:space="preserve"> växer i äldre mossrik granskog eller barrblandskog, men även i fjällbjörkskog. Arten indikerar långvarig trädkontinuitet och hög luftfuktighet och är mycket känslig för uttorkning och markskador. Spindelblomster har i många trakter minskat starkt under senare tid på grund av slutavverkningar och skogsmarksdikning. Spindelblomster är typisk art för </w:t>
+      </w:r>
+      <w:r>
+        <w:rPr>
+          <w:i/>
+        </w:rPr>
+        <w:t xml:space="preserve">9010 Taiga, 9050 Näringsrik granskog </w:t>
+      </w:r>
+      <w:r>
+        <w:t>och</w:t>
+      </w:r>
+      <w:r>
+        <w:rPr>
+          <w:i/>
+        </w:rPr>
+        <w:t xml:space="preserve"> 9040 Fjällbjörkskog</w:t>
+      </w:r>
+      <w:r>
+        <w:t xml:space="preserve"> (Nitare &amp; Skogsstyrelsen, 2019; SLU Artdatabanken, 2025).</w:t>
+      </w:r>
+    </w:p>
+    <w:p>
+      <w:r>
+        <w:rPr>
+          <w:b/>
+        </w:rPr>
+        <w:t xml:space="preserve">Spädstarr </w:t>
+      </w:r>
+      <w:r>
+        <w:t xml:space="preserve">är typisk art för </w:t>
+      </w:r>
+      <w:r>
+        <w:rPr>
+          <w:i/>
+        </w:rPr>
+        <w:t xml:space="preserve">9080 Lövsumpskog </w:t>
+      </w:r>
+      <w:r>
+        <w:t>(SLU Artdatabanken, 2025).</w:t>
+      </w:r>
+    </w:p>
+    <w:p>
+      <w:r>
+        <w:rPr>
+          <w:b/>
+        </w:rPr>
+        <w:t>Stekelbock</w:t>
+      </w:r>
+      <w:r>
+        <w:t xml:space="preserve"> är knuten till äldre och gärna glesa lövskogar, och gynnas starkt av skogsbrand. Skalbaggens larvutveckling sker i ganska hård, solexponerad död ved i stående stammar av lövträd, främst björk, asp och al. Fullbildade individer påträffas i juni-augusti på lämplig ved eller i blommor av t.ex. strätta, fläder eller älggräs. Stekelbock är typisk art för </w:t>
+      </w:r>
+      <w:r>
+        <w:rPr>
+          <w:i/>
+        </w:rPr>
+        <w:t xml:space="preserve">9010 Taiga </w:t>
+      </w:r>
+      <w:r>
+        <w:t>(SLU Artdatabanken, 2025).</w:t>
+      </w:r>
+    </w:p>
+    <w:p>
+      <w:r>
+        <w:rPr>
+          <w:b/>
+        </w:rPr>
+        <w:t>Stor aspticka</w:t>
+      </w:r>
+      <w:r>
+        <w:t xml:space="preserve"> är knuten till gamla levande aspar och orsakar karaktäristiska inbuktningar i stammen (så kallad nekroser). Slutavverknings- och gallringsåtgärder i löv- och blandskogsbestånd som innebär att tillgången på grov asp minskar är ett hot mot arten. Det är viktigt att äldre aspar och aspbestånd sparas och för att gynna arten på sikt bör aspinslagen i t.ex. bergbranter, raviner, skogsbryn och kring äldre odlingsmarker generellt sparas i större utsträckning än vad som görs idag. Stor aspticka är typisk art för </w:t>
+      </w:r>
+      <w:r>
+        <w:rPr>
+          <w:i/>
+        </w:rPr>
+        <w:t xml:space="preserve">9010 Taiga </w:t>
+      </w:r>
+      <w:r>
+        <w:t xml:space="preserve">och </w:t>
+      </w:r>
+      <w:r>
+        <w:rPr>
+          <w:i/>
+        </w:rPr>
+        <w:t>9030 Landhöjningsskog</w:t>
+      </w:r>
+      <w:r>
+        <w:t xml:space="preserve"> (SLU Artdatabanken, 2024; Nitare &amp; Skogsstyrelsen, 2019).</w:t>
+      </w:r>
+    </w:p>
+    <w:p>
+      <w:r>
+        <w:rPr>
+          <w:b/>
+        </w:rPr>
+        <w:t>Stuplav</w:t>
+      </w:r>
+      <w:r>
+        <w:t xml:space="preserve"> är en mycket bra signalart i hela sitt utbredningsområde och förekommer nästan enbart i skogsmiljöer med höga naturvärden. Den indikerar långvarig förekomst av gamla lövträd och miljöer med konstant hög luftfuktighet. I skogar med suboceaniskt klimat finns det en mycket sällsynt parasit, njurlavsknapp </w:t>
+      </w:r>
+      <w:r>
+        <w:rPr>
+          <w:i/>
+        </w:rPr>
+        <w:t>Pletocarpon nephromeum</w:t>
+      </w:r>
+      <w:r>
+        <w:t xml:space="preserve"> (EN), som växer på stuplav. Ytterligare tre sällsynta lavparasiter, </w:t>
+      </w:r>
+      <w:r>
+        <w:rPr>
+          <w:i/>
+        </w:rPr>
+        <w:t>Protounguicularia nephromatis</w:t>
+      </w:r>
+      <w:r>
+        <w:t xml:space="preserve"> (VU), </w:t>
+      </w:r>
+      <w:r>
+        <w:rPr>
+          <w:i/>
+        </w:rPr>
+        <w:t>Refractohilum galligenum</w:t>
+      </w:r>
+      <w:r>
+        <w:t xml:space="preserve"> (NT) och </w:t>
+      </w:r>
+      <w:r>
+        <w:rPr>
+          <w:i/>
+        </w:rPr>
+        <w:t>Roselliniella nephromatis</w:t>
+      </w:r>
+      <w:r>
+        <w:t xml:space="preserve"> (DD), kan också påträffas på stuplav. Stuplav är typisk art för </w:t>
+      </w:r>
+      <w:r>
+        <w:rPr>
+          <w:i/>
+        </w:rPr>
+        <w:t>9010 Taiga</w:t>
+      </w:r>
+      <w:r>
+        <w:t xml:space="preserve"> (SLU Artdatabanken, 2026; Nitare &amp; Skogsstyrelsen, 2019).</w:t>
+      </w:r>
+    </w:p>
+    <w:p>
+      <w:r>
+        <w:rPr>
+          <w:b/>
+        </w:rPr>
+        <w:t xml:space="preserve">Vedticka </w:t>
+      </w:r>
+      <w:r>
+        <w:t xml:space="preserve">är en bra signalart söder om den naturliga norrlandsgränsen. Den är huvudsakligen knuten till äldre barrskogar där det föreligger långvarig kontinuitet av död barrved. Vedticka är typisk art för </w:t>
+      </w:r>
+      <w:r>
+        <w:rPr>
+          <w:i/>
+        </w:rPr>
+        <w:t xml:space="preserve">9010 Taiga </w:t>
+      </w:r>
+      <w:r>
+        <w:t>(Nitare &amp; Skogsstyrelsen, 2019; SLU Artdatabanken, 2025).</w:t>
+      </w:r>
+    </w:p>
+    <w:p>
+      <w:r>
+        <w:rPr>
+          <w:b/>
+        </w:rPr>
+        <w:t xml:space="preserve">Ögonpyrola </w:t>
+      </w:r>
+      <w:r>
+        <w:t xml:space="preserve">är normalt en bra signalart som visar på områden med höga naturvärden och stabila förhållanden, särskilt inom näringsfattiga trakter. Växten är mycket känslig för markskador och försvinner snabbt efter slutavverkning. Den hotas också av skogsgödsling och markavvattning. Ögonpyrola är typisk art för </w:t>
+      </w:r>
+      <w:r>
+        <w:rPr>
+          <w:i/>
+        </w:rPr>
+        <w:t>9010 Taiga</w:t>
+      </w:r>
+      <w:r>
+        <w:t xml:space="preserve"> och</w:t>
+      </w:r>
+      <w:r>
+        <w:rPr>
+          <w:i/>
+        </w:rPr>
+        <w:t xml:space="preserve"> 9070 Trädklädd betesmark</w:t>
+      </w:r>
+      <w:r>
+        <w:t xml:space="preserve"> (Nitare &amp; Skogsstyrelsen, 2019; SLU Artdatabanken, 2024).</w:t>
+      </w:r>
+    </w:p>
+    <w:p>
+      <w:r>
+        <w:rPr>
+          <w:b/>
+        </w:rPr>
+        <w:t>Järpe (§4)</w:t>
+      </w:r>
+      <w:r>
+        <w:t xml:space="preserve">, som är upptagen i bilaga 1 och 2 EU:s fågeldirektiv, är mycket stationär inom sitt revir som är minst 25 hektar stort. Livsmiljöerna utgörs av tät barrskog med inblandning av lövträd och en väl utvecklad flerskiktad struktur med bärris och yngre eller undertryckta, täta granar i ett lägre skikt, ofta utmed bäckar och åar inne i den skyddande granskogen. Den överlever inte om dess livsmiljö kalavverkas och är även känslig för röjning, gallring och avverkning där unga granar och lövträd inte sparas i tillräcklig omfattning. Arten finns i sammanhängande grandominerad skog över hela Sverige men förekomsterna är betydligt glesare i Götaland än i övriga landet. Järpe är typisk art för </w:t>
+      </w:r>
+      <w:r>
+        <w:rPr>
+          <w:i/>
+        </w:rPr>
+        <w:t xml:space="preserve">9010 Taiga, 9080 Lövsumpskog </w:t>
+      </w:r>
+      <w:r>
+        <w:t xml:space="preserve">och </w:t>
+      </w:r>
+      <w:r>
+        <w:rPr>
+          <w:i/>
+        </w:rPr>
+        <w:t xml:space="preserve">9740 Skogsbevuxen myr </w:t>
+      </w:r>
+      <w:r>
+        <w:t>(SLU Artdatabanken, 2026).</w:t>
+      </w:r>
+    </w:p>
+    <w:p>
+      <w:r>
+        <w:rPr>
+          <w:b/>
+        </w:rPr>
+        <w:t>Spillkråka (§4)</w:t>
+      </w:r>
+      <w:r>
+        <w:t xml:space="preserve"> omfattas av bilaga 1 i EU:s fågeldirektiv och är typisk art för </w:t>
+      </w:r>
+      <w:r>
+        <w:rPr>
+          <w:i/>
+        </w:rPr>
+        <w:t xml:space="preserve">9010 Taiga </w:t>
+      </w:r>
+      <w:r>
+        <w:t>och</w:t>
+      </w:r>
+      <w:r>
+        <w:rPr>
+          <w:i/>
+        </w:rPr>
+        <w:t xml:space="preserve"> 9740 Skogsbevuxen myr</w:t>
+      </w:r>
+      <w:r>
+        <w:t>. Den behöver grova träd, främst tall, asp och bok som boträd. Skogsbruk med korta omloppstider och täta, homogena ungskogar utgör det största hotet. Spillkråka är en nyckelart i skogliga miljöer vars övergivna bohål utnyttjas av flera andra hålhäckande fågelarter och fladdermöss, däribland pärluggla (EN, §4), knipa (§4), salskrake (§4) och skogsduva (§4). Hökuggla (VU, §4) och slaguggla (§4) häckar ofta i högstubbar som brutits av i höjd med ett gammalt spillkråkebo (SLU Artdatabanken, 2026; Skogsstyrelsen, 2016).</w:t>
+      </w:r>
+    </w:p>
+    <w:p>
+      <w:r>
+        <w:rPr>
+          <w:b/>
+        </w:rPr>
+        <w:t>Tjäder (§4)</w:t>
+      </w:r>
+      <w:r>
+        <w:t xml:space="preserve"> omfattas av bilaga 1 och 2 EU:s fågeldirektiv och är typisk art för </w:t>
+      </w:r>
+      <w:r>
+        <w:rPr>
+          <w:i/>
+        </w:rPr>
+        <w:t xml:space="preserve">9010 Taiga </w:t>
+      </w:r>
+      <w:r>
+        <w:t xml:space="preserve">och </w:t>
+      </w:r>
+      <w:r>
+        <w:rPr>
+          <w:i/>
+        </w:rPr>
+        <w:t>9740 Skogsbevuxen myr</w:t>
+      </w:r>
+      <w:r>
+        <w:t>. Tjädern är en utpräglad skogsfågel knuten till större sammanhängande barrskogsområden. Tupparna och hönorna utnyttjar till viss del olika miljöer, och habitatvalet varierar dessutom mellan olika delar av året. För att det ska finnas livskraftiga tjäderbestånd krävs funktionella skogslandskap med en blandning av uppvuxen, gles och luckig skog, täta sumpskogar, myrar och andra små våtmarker. Arten försvinner när skogen fragmenteras och den sammanlagda arealen hyggen och andra öppna områden blir för stor. Ett småskaligt och försiktigt virkesuttag genom hyggesfria metoder kan i vissa fall vara möjligt i området inom 200 m från lekcentrum. Längre ut från lekcentrum, inom 200–500 m bör den avverkade ytan inte överskrida 1 hektar för att undvika alltför stora och snabba förändringar (Skogsstyrelsen, 2019; SLU Artdatabanken, 2024).</w:t>
+      </w:r>
+    </w:p>
+    <w:p>
+      <w:pPr>
+        <w:pStyle w:val="Heading1"/>
+      </w:pPr>
+      <w:r>
+        <w:t>EU:s fågeldirektiv</w:t>
+      </w:r>
+    </w:p>
+    <w:p>
+      <w:r>
+        <w:t xml:space="preserve">Europeiska unionens medlemsländer är skyldiga att agera i enlighet med EU:s fågeldirektiv där det uttryckligen står att direktivet gäller för fåglar samt för deras ägg, bon och </w:t>
+      </w:r>
+      <w:r>
+        <w:rPr>
+          <w:b/>
+        </w:rPr>
+        <w:t xml:space="preserve">livsmiljöer </w:t>
+      </w:r>
+      <w:r>
+        <w:t>(artikel 1). Vidare att de åtgärder som vidtas inte får leda till en försämring av den nuvarande situationen beträffande bevarandet av de fågelarter som avses i artikel 1 (artikel 13). Fågeldirektivet är styrande för tillsynsansvariga myndigheters ärendehantering, ställningstaganden och beslutsfattande.</w:t>
+      </w:r>
+    </w:p>
+    <w:p>
+      <w:pPr>
+        <w:pStyle w:val="Heading1"/>
+      </w:pPr>
+      <w:r>
+        <w:t>Typiska arter och EU:s art- och habitatdirektiv</w:t>
+      </w:r>
+    </w:p>
+    <w:p>
+      <w:r>
+        <w:t>Typiska arter används för att lokalisera områden med gynnsam bevarandestatus för de naturtyper som är listade i EU:s art- och habitatdirektiv. Ett exempel är Västlig taiga (EU-kod 9010) som saknar gynnsam bevarandestatus och minskar starkt som naturtyp i Sverige. Naturvårdsverket skriver i sin vägledning för Västlig taiga att dylika miljöer förutsätter normalt att skogarna skyddas långsiktigt, eftersom skogsbruk inte är förenligt med bevarande av naturtypen i gynnsamt tillstånd (Naturvårdsverket, 2011).</w:t>
+      </w:r>
+    </w:p>
+    <w:p>
+      <w:r>
+        <w:t>Följande typiska arter har sina livsmiljöer och växtplatser i den avverkningsanmälda skogen: pärluggla (EN, T, §4), aspgelélav (VU, T), doftticka (VU, T, §8), fläckporing (VU, T), garnlav (VU, T), gräddporing (VU, T), gränsticka (VU, T), knärot (VU, T, §8), liten aspgelélav (VU, T), läderlappslav (VU, T), doftskinn (NT, T), dropptaggsvamp (NT, T), dvärgbägarlav (NT, T), gammelgransskål (NT, T), kandelabersvamp (NT, T), kolflarnlav (NT, T), lunglav (NT, T), reliktbock (NT, T), rosenticka (NT, T), rynkskinn (NT, T), småflikig brosklav (NT, T), stiftgelélav (NT, T), talltagel (NT, T), tretåig hackspett (NT, T, §4), ullticka (NT, T), vedskivlav (NT, T), vedtrappmossa (NT, T), violettgrå tagellav (NT, T), barkkornlav (S, T), blodticka (S, T), bårdlav (S, T), gytterlav (S, T), luddlav (S, T), mindre märgborre (S, T), norrlandslav (S, T), nästlav (S, T), plattlummer (S, T, §9), rävticka (S, T), skinnlav (S, T), spindelblomster (S, T, §8), spädstarr (S, T), stekelbock (S, T), stor aspticka (S, T), stuplav (S, T), vedticka (S, T), ögonpyrola (S, T), järpe (T, §4), spillkråka (T, §4) och tjäder (T, §4).</w:t>
+      </w:r>
+    </w:p>
+    <w:p>
+      <w:r>
+        <w:t>Enligt Sveriges Artikel 17 rapportering 2013 och 2019 till EU, har naturtypen Västlig taiga (9010) dålig bevarandestatus med negativ trend inom Sveriges boreala region. Skogsbruksåtgärder som avverkning, röjning och gallring pekas ut som några av de främst bidragande orsakerna till naturtypens dåliga status och negativa trend (SLU Artdatabanken, 2019). I EU:s uppföljning av tillståndet för naturtyperna i Skandinavien 2013 – 2018 framgår det att i den boreala regionen är tillståndet så dåligt för Västlig taiga (9010) att habitatet löper allvarlig risk att försvinna regionalt (EEA, 2022). Det allvarliga läget för den biologiska mångfalden i skogen framhålls även i Skogsstyren rapport 2026/07:</w:t>
+      </w:r>
+    </w:p>
+    <w:p>
+      <w:r>
+        <w:rPr>
+          <w:i/>
+        </w:rPr>
+        <w:t>"All avverkning av kända skogliga värdekärnor och sannolika kontinuitetsskogar behöver upphöra för att fylla bristen om 1,56 miljoner hektar bevarad livsmiljötyp. På grund av begränsade kvarvarande arealer av värdekärnor, naturskogar och kontinuitetsskogar leder fortsatt förlust av dessa till en påtaglig risk för långsiktigt negativa effekter för biologisk mångfald i skogslandskapet. Att de återstående arealerna bevaras och ges ett långsiktigt skydd bedöms därför vara av avgörande betydelse."</w:t>
+      </w:r>
+      <w:r>
+        <w:t xml:space="preserve"> (Skogsstyrelsen, 2026).</w:t>
+      </w:r>
+    </w:p>
+    <w:p>
+      <w:r>
+        <w:t>Trots detta har statusen för Västlig taiga ändrats till otillräcklig i stället för dålig i den senaste Artikel 17 rapporteringen 2025. Av Naturvårdsverkets rapport framgår det dock att de ändrade statusbedömningarna jämfört med rapporteringen 2019 inte beror på faktiska miljöförändringar. Ändringarna är av teknisk karaktär och främst en följd av resultaten från genomförda regeringsuppdrag och beslut inför rapporteringen 2025. Det är alltså politisk styrning i stället för faktiska förhållanden i naturen som ändrat på naturtypernas status i rapporteringen, vilket rimmar dåligt med såväl art- och habitatdirektivets syften och mål som med naturrestaureringsförordningen. I praktiken har dock Sveriges nya sätt att rapportera bevarandestatus till EU inte någon betydelse eftersom Naturvårdsverkets rapportering 2025 visar att Västlig taiga</w:t>
+      </w:r>
+      <w:r>
+        <w:rPr>
+          <w:b/>
+        </w:rPr>
+        <w:t xml:space="preserve"> </w:t>
+      </w:r>
+      <w:r>
+        <w:t>inte har gynnsam bevarandestatus.</w:t>
+      </w:r>
+    </w:p>
+    <w:p>
+      <w:r>
+        <w:t>Åtgärder som vidtas i enlighet med art- och habitatdirektivet ska enligt Artikel 2 syfta till att bibehålla eller återställa en gynnsam bevarandestatus hos livsmiljöer samt arter och vilda djur och växter av gemenskapsintresse. Enligt prejudikat från EU-domstolen ska en skogsbruksverksamhet utföras på ett sådant sätt som utgör ett förebyggande och hållbart skogsbruk för att betraktas som förenlig med bevarandekraven i direktivet (se EU-domstolens dom i de förenade målen C 473-19 och C 474-19).</w:t>
+      </w:r>
+    </w:p>
+    <w:p>
+      <w:r>
+        <w:t xml:space="preserve">Av artikel 1.e samma direktiv framgår att en livsmiljös bevarandestatus anses " gynnsam" när — dess naturliga utbredningsområde och de ytor den täcker inom detta område är stabila eller ökande, och — den särskilda struktur och de särskilda funktioner som är nödvändiga för att den skall kunna bibehållas på lång sikt finns, och sannolikt kommer att finnas under en överskådlig framtid, och — bevarandestatusen hos dess </w:t>
+      </w:r>
+      <w:r>
+        <w:rPr>
+          <w:b/>
+        </w:rPr>
+        <w:t>typiska arter</w:t>
+      </w:r>
+      <w:r>
+        <w:t xml:space="preserve"> är gynnsam enligt definitionen i artikel 1.i.</w:t>
+      </w:r>
+    </w:p>
+    <w:p>
+      <w:r>
+        <w:t>EU-direktiv är bindande för EU:s medlemsländer varvid det ankommer på Skogsstyrelsen som nationell tillsynsmyndighet att beakta syftet med EU:s art- och habitatdirektiv vid prövningen av en skogsbruksverksamhet, se Rådets direktiv 92/43/EEG. Se ytterligare information om EU:s livsmiljödirektiv i bilaga 2.</w:t>
+      </w:r>
+    </w:p>
+    <w:p>
+      <w:r>
+        <w:br w:type="page"/>
+      </w:r>
+    </w:p>
+    <w:p>
+      <w:pPr>
+        <w:pStyle w:val="Title"/>
+      </w:pPr>
+      <w:r>
+        <w:t>BILAGA 1 –</w:t>
+        <w:br/>
+        <w:t>Fridlysta och rödlistade arter</w:t>
+      </w:r>
+    </w:p>
+    <w:p>
+      <w:pPr>
+        <w:pStyle w:val="Heading1"/>
+      </w:pPr>
+      <w:r>
+        <w:t>Pärluggla – ekologi samt krav på livsmiljön</w:t>
+      </w:r>
+    </w:p>
+    <w:p>
+      <w:r>
+        <w:t xml:space="preserve">Pärluggla (EN, §4) är en starkt hotad art som är typisk art för </w:t>
+      </w:r>
+      <w:r>
+        <w:rPr>
+          <w:i/>
+        </w:rPr>
+        <w:t>9010 Västlig taiga</w:t>
+      </w:r>
+      <w:r>
+        <w:t xml:space="preserve"> och omfattas av bilaga 1 EU:s fågeldirektiv. Beståndet har gradvis minskat sedan början av 1980-talet och efter 2010 tyder data från Svensk Fågeltaxering på att beståndet i det närmaste helt kraschat. Minskningstakten har uppgått till 60 (40–80) % under de senaste 15 åren och överstiger gränsvärdet för starkt hotad (EN) (SLU Artdatabanken, 2026).</w:t>
+      </w:r>
+    </w:p>
+    <w:p>
+      <w:r>
+        <w:t>Pärlugglan är beroende av äldre, varierad skog med goda jaktmöjligheter och god tillgång på lämpliga trädhål som boplatser. Den förekommer med störst täthet i äldre granskog, med inslag av gamla lövträd och luckor och öppningar i form av mindre hyggen, jordbruksmark och liknande. Den häckar även frekvent i barr- och lövblandskogar av tall, björk och asp, där förutsättningarna att finna boplatser är störst. I sydligaste Sverige häckar den ofta i gamla bokbackar, men den är mycket sällsynt i ren bokskog. Hemområdet är i storleksordningen 200–500 hektar, men storleken varierar kraftigt beroende på hur mycket föda det finns. Under dåliga gnagarår kan pärlugglan jaga upp till 4 km från boet medan den under bra år ofta håller sig inom 1 km (SLU Artdatabanken, 2026).</w:t>
+      </w:r>
+    </w:p>
+    <w:p>
+      <w:r>
+        <w:t>Undvik skogsbruksåtgärder som kan skada hänsynskrävande miljöer, som till exempel strand- och sumpskogar med naturskogskaraktär, äldre skog på uddar och öar, raviner, klyftor och blockmarker samt berg- och rasbranter, äldre hällmarksskog, äldre sandtallskogar, naturskogsrester, eller äldre trädbestånd med mycket hänglavar eller död ved (Skogsstyrelsen, 2016).</w:t>
+      </w:r>
+    </w:p>
+    <w:p>
+      <w:pPr>
+        <w:pStyle w:val="Heading2"/>
+      </w:pPr>
+      <w:r>
+        <w:t>Referenser – pärluggla</w:t>
+      </w:r>
+    </w:p>
+    <w:p>
+      <w:r>
+        <w:t xml:space="preserve">SLU Artdatabanken, 2026. </w:t>
+      </w:r>
+      <w:r>
+        <w:rPr>
+          <w:i/>
+        </w:rPr>
+        <w:t xml:space="preserve">Artfaktablad. Naturvård – artfakta. </w:t>
+      </w:r>
+      <w:r>
+        <w:t>SLU Artdatabanken, Uppsala.</w:t>
+      </w:r>
+    </w:p>
+    <w:p>
+      <w:r>
+        <w:t xml:space="preserve">Skogsstyrelsen, 2016. </w:t>
+      </w:r>
+      <w:r>
+        <w:rPr>
+          <w:i/>
+        </w:rPr>
+        <w:t>Vägledning för hänsyn till pärluggla.</w:t>
+      </w:r>
+    </w:p>
+    <w:p>
+      <w:pPr>
+        <w:pStyle w:val="Heading1"/>
+      </w:pPr>
+      <w:r>
+        <w:t>Knärot – ekologi samt krav på livsmiljön</w:t>
+      </w:r>
+    </w:p>
+    <w:p>
+      <w:r>
+        <w:t xml:space="preserve">Knärot är typisk art för </w:t>
+      </w:r>
+      <w:r>
+        <w:rPr>
+          <w:i/>
+        </w:rPr>
+        <w:t xml:space="preserve">9010 Taiga </w:t>
+      </w:r>
+      <w:r>
+        <w:t>och</w:t>
+      </w:r>
+      <w:r>
+        <w:rPr>
+          <w:i/>
+        </w:rPr>
+        <w:t xml:space="preserve"> 9050 Näringsrik granskog</w:t>
+      </w:r>
+      <w:r>
+        <w:t>, fridlyst enligt 8 och 15 §§ artskyddsförordningen och klassad som sårbar (VU) enligt rödlistan 2020. Knärot är beroende av hög och jämn luftfuktighet i gamla, ostörda skogsmiljöer och är känslig för snabba förändringar av ljus-/vindförhållanden eller uttorkning. På grund av ett alltför intensivt skogsbruk har den minskat med 40 (25–50) % under de senaste 60 åren och i framtiden bedöms minskningstakten uppgå till 30 (20–40) %. Till följd av att arten har en dokumenterat högre minskningstakt i förhållande till sin generationstid än vad som tidigare varit känt (data från Riksskogstaxeringen) höjdes den till hotkategori sårbar (VU) i rödlistan 2020 (SLU Artdatabanken, 2024).</w:t>
+      </w:r>
+    </w:p>
+    <w:p>
+      <w:r>
+        <w:t>En analys av 79 floraväktarlokaler åren 1990–2015 vilka återbesökts under 2020–2024 visade på en tydlig negativ påverkan på knärotsförekomster från större hyggen i närområdet (inom 150–200 m) vilket indikerar att kanteffekter har en stor påverkan på populationerna. Resultaten bekräftar knärotens känslighet för kanteffekter och visar vikten av att skydda större skogsbestånd för att bevara arten. Om det blir höga andelar (&gt;30%) hyggen inom 200 meter från en knärotsförekomst så ökar risken för att en knärotspopulation dör ut och det verkar det behövas någonstans mellan 100 och 150 meters skyddszon för att bevara arten på lång sikt (Sebestyén &amp; Sundberg, 2025). Detta stöds även av en studie (Johansson et al, 2026) baserad på data från Riksskogstaxeringen som visar att knäroten minskat med 66 % under perioden 1993–2022 samt att det finns en stark korrelation mellan minskande arealer kontinuitetsskog och lokal utdöenderisk. Knäroten uppvisade en mycket låg koloniseringsgrad (0,7 % över 10 år) i kombination med hög lokal utrotningsrisk (75,2 %), där utrotningssannolikheten ökade kraftigt när arealen kontinuitetsskog minskade mellan undersökningar, t.ex. på grund av kalhyggesbruk (Johansson et al., 2026).</w:t>
+      </w:r>
+    </w:p>
+    <w:p>
+      <w:r>
+        <w:t xml:space="preserve">Samuel Johnsons doktorsavhandling </w:t>
+      </w:r>
+      <w:r>
+        <w:rPr>
+          <w:i/>
+        </w:rPr>
+        <w:t>“Retention Forestry as a Conservation Measure for Boreal Forest Ground Vegetation”</w:t>
+      </w:r>
+      <w:r>
+        <w:t xml:space="preserve"> (SLU, Uppsala 2014) visar att det krävs väl tilltagna skyddszoner för att knärotens växtplatser inte ska ta skada av skogsbruksåtgärder i intilliggande områden: </w:t>
+      </w:r>
+      <w:r>
+        <w:rPr>
+          <w:i/>
+        </w:rPr>
+        <w:t xml:space="preserve">“Study III shows that retention patches smaller than 0.5 ha do not lifeboat the sensitive forest herb G. repens, a species that depend on stable microclimatic conditions typical for intact forest stands.” </w:t>
+      </w:r>
+      <w:r>
+        <w:t xml:space="preserve">Vidare </w:t>
+      </w:r>
+      <w:r>
+        <w:rPr>
+          <w:i/>
+        </w:rPr>
+        <w:t>“More sensitive forest species are not lifeboated in retention patches ranging from 0.05 to 0.5 ha (Papers II &amp; III).”</w:t>
+      </w:r>
+    </w:p>
+    <w:p>
+      <w:r>
+        <w:t xml:space="preserve">Johnsons (2014) rekommendation på minst 50 meters breda skyddszoner runt knärotens växtplatser motsvarar en areal på 0,78 hektar, vilket ligger i linje med andra studier som gjorts på känsliga skogsarter: </w:t>
+      </w:r>
+      <w:r>
+        <w:rPr>
+          <w:i/>
+        </w:rPr>
+        <w:t>“In study III I also show that translocated specimens of G. repens survives well in mature forests at least 50 m from the nearest edge to an open area. Moreover, measures of temperature and humidity show that such distances from an open area is far enough to offer a microclimate that is more stable compared to what present in retention patches of around 0.1 ha. This means that the very centre of a circular patch with radius 50 m (equals a size of 0.78 ha) should offer conditions similar to interior forest and would perhaps be a suitable habitat for G. repens and similar species. Previous studies from both North America and Sweden have also concluded that patches between 0.5 and one ha are sufficient for preserving interior forest vegetation as well as sensitive lichens and bryophytes (de Graaf &amp; Roberts 2009; Halpern et al. 2012; Rudolphi et al. 2014).”</w:t>
+      </w:r>
+    </w:p>
+    <w:p>
+      <w:r>
+        <w:t>Ytterligare en studie (Koelmeijer m.fl., 2022) inkluderar knärotens skyddsbehov. I uppsatsen berörs problemet med uttorkning för växter, bl.a. för knärot, ett problem som blivit accentuerat på grund av den pågående klimatförändringen och torra somrar, t.ex. den exceptionellt torra sommaren 2018. I uppsatsen undersöks områden med tre olika avstånd från kalhyggeskant med avseende på skydd bl.a. för knärot. Det första området har avstånd upp till 20 m från hyggeskant (Strong edge effect), det andra 20–40 m från hyggeskant (Weak edge effect) och det tredje avser större avstånd från hyggeskant, där kanteffekten anses vara försumbar (Interior). Ett resultat var att man fann stor eller mycket stor uttorkningseffekt på känsliga och rödlistade skogsarter vid de kortare avstånden till hyggeskant, medan effekt av uttorkning inte konstaterades på större avstånd (Interior). För orkidén knärot fann man en rik förekomst (upp till 0,06 dm2/m2) på stort avstånd från hyggeskant (Interior), medan förekomsten var liten eller närmast försumbar i de områden som klassificerades som Weak edge effect respektive Strong edge effect. Arbetet påpekar att de allt oftare förekommande torra somrarna ger ytterligare skäl att utöka skyddsavståndet från hyggen till den fuktkrävande arten knärot (Koelmeijer m.fl., 2022).</w:t>
+      </w:r>
+    </w:p>
+    <w:p>
+      <w:r>
+        <w:t>Även Skogsstyrelsens egen vägledning för hänsyn till knärot ligger i linje med ovanstående forskningsstudier. Av vägledningen framgår det att för med hög sannolikhet kunna bevara befintliga förekomster krävs relativt stora avsättningar av uppvuxen skog med slutet och relativt tätt kronskikt. Som riktlinje kan krävas ett avstånd på 50 meter in från brynet för att vidmakthålla ett fungerande mikroklimat. Detta innebär att fristående hänsynsytor för många arter (kärlväxter, lavar och mossor) kan behöva ha en area överstigande 0,8 hektar (cirkelyta med radien 50 meter = 0,78 hektar) för att bibehålla lokalklimatet. Även ganska små förändringar i form av förändrade ljus- och fuktighetsförhållanden, till exempel till följd av gallring, kan leda till att arten försvinner till följd av konkurrens med mera ljuskrävande och snabbväxande arter (Skogsstyrelsen, 2022).</w:t>
+      </w:r>
+    </w:p>
+    <w:p>
+      <w:r>
+        <w:t>Vid tillämpning av försiktighetsprincipen enligt 2 kap. 3 § miljöbalken bör sålunda 100–150 meters skyddszon lämnas runt knärotens växtplatser.</w:t>
+      </w:r>
+    </w:p>
+    <w:p>
+      <w:pPr>
+        <w:pStyle w:val="Heading2"/>
+      </w:pPr>
+      <w:r>
+        <w:t>Referenser – knärot</w:t>
+      </w:r>
+    </w:p>
+    <w:p>
+      <w:r>
+        <w:t xml:space="preserve">de Graaf M &amp; Roberts M.R., 2009. </w:t>
+      </w:r>
+      <w:r>
+        <w:rPr>
+          <w:i/>
+        </w:rPr>
+        <w:t xml:space="preserve">Short-term response of the herbaceous layer within leave patches after harvest. </w:t>
+      </w:r>
+      <w:r>
+        <w:t>Forest Ecology and Management 257, 1014–1025.</w:t>
+      </w:r>
+    </w:p>
+    <w:p>
+      <w:r>
+        <w:t xml:space="preserve">Halpern, C. B., Halaj, J., Evans, S. A., &amp; Dovciak, M., 2012. </w:t>
+      </w:r>
+      <w:r>
+        <w:rPr>
+          <w:i/>
+        </w:rPr>
+        <w:t xml:space="preserve">Level and pattern of overstory retention interact to shape long-term responses of understories to timber harvest. </w:t>
+      </w:r>
+      <w:r>
+        <w:t>Ecological Applications, 22, 2049–2064.</w:t>
+      </w:r>
+    </w:p>
+    <w:p>
+      <w:r>
+        <w:t>Johansson, V., Jansson, M. och Bergman, K-O</w:t>
+      </w:r>
+      <w:r>
+        <w:rPr>
+          <w:i/>
+        </w:rPr>
+        <w:t>.</w:t>
+      </w:r>
+      <w:r>
+        <w:t>, 2026.</w:t>
+      </w:r>
+      <w:r>
+        <w:rPr>
+          <w:i/>
+        </w:rPr>
+        <w:t xml:space="preserve"> A 30-year population decline of a threatened forest orchid associated with old growth forests</w:t>
+      </w:r>
+      <w:r>
+        <w:t>. Department of Physics, Chemistry and Biology (IFM), Linköping University.</w:t>
+      </w:r>
+    </w:p>
+    <w:p>
+      <w:r>
+        <w:t xml:space="preserve">Johnson, S., 2014. </w:t>
+      </w:r>
+      <w:r>
+        <w:rPr>
+          <w:i/>
+        </w:rPr>
+        <w:t>Retention Forestry as a Conservation Measure for Boreal Forest Ground Vegetation</w:t>
+      </w:r>
+      <w:r>
+        <w:t>. Doktorsavhandling, SLU, Uppsala.</w:t>
+      </w:r>
+    </w:p>
+    <w:p>
+      <w:r>
+        <w:t xml:space="preserve">Koelmeijer, I. A., Ehrlén, J., Jönsson, M., De Frenne, P., Berg, P., Andersson, J., Weibull, H. &amp; Hylander, N. 2022. </w:t>
+      </w:r>
+      <w:r>
+        <w:rPr>
+          <w:i/>
+        </w:rPr>
+        <w:t xml:space="preserve">Interactive effects of drought and edge exposure on old-growth forest understory species. </w:t>
+      </w:r>
+      <w:r>
+        <w:t>Landscape Ecology, 37, sid 1839–1853.</w:t>
+      </w:r>
+    </w:p>
+    <w:p>
+      <w:r>
+        <w:t xml:space="preserve">Rudolphi, J., Jönsson, M. T., &amp; Gustafsson, L., 2014. </w:t>
+      </w:r>
+      <w:r>
+        <w:rPr>
+          <w:i/>
+        </w:rPr>
+        <w:t xml:space="preserve">Biological legacies buffer local species extinction after logging. </w:t>
+      </w:r>
+      <w:r>
+        <w:t>Journal of Applied Ecology. 51, 53–62.</w:t>
+      </w:r>
+    </w:p>
+    <w:p>
+      <w:r>
+        <w:t xml:space="preserve">Sebestyén, L. och Sundberg, S. 2025.  </w:t>
+      </w:r>
+      <w:r>
+        <w:rPr>
+          <w:i/>
+        </w:rPr>
+        <w:t>Påverkan på knärotslokaler från hyggen i närheten.</w:t>
+      </w:r>
+      <w:r>
+        <w:t xml:space="preserve"> DAPHNE 36:1 2025. Botaniska Sällskapet i Stockholm.</w:t>
+      </w:r>
+    </w:p>
+    <w:p>
+      <w:r>
+        <w:t xml:space="preserve">Skogsstyrelsen, 2022. </w:t>
+      </w:r>
+      <w:r>
+        <w:rPr>
+          <w:i/>
+        </w:rPr>
+        <w:t xml:space="preserve">Vägledning för hänsyn till knärot. </w:t>
+      </w:r>
+      <w:r>
+        <w:t>https://www.skogsstyrelsen.se/lag-och-tillsyn/artskydd/vagledningar-och-kunskapsstod-artskydd/vagledning-for-hansyn-till-knarot/.</w:t>
+      </w:r>
+    </w:p>
+    <w:p>
+      <w:r>
+        <w:t xml:space="preserve">SLU Artdatabanken, 2024. </w:t>
+      </w:r>
+      <w:r>
+        <w:rPr>
+          <w:i/>
+        </w:rPr>
+        <w:t xml:space="preserve">Artfaktablad. Naturvård – artfakta. </w:t>
+      </w:r>
+      <w:r>
+        <w:t>SLU Artdatabanken, Uppsala.</w:t>
+      </w:r>
+    </w:p>
+    <w:p>
+      <w:pPr>
+        <w:pStyle w:val="Heading1"/>
+      </w:pPr>
+      <w:r>
+        <w:t>Aspbarkgnagare – ekologi samt krav på livsmiljön</w:t>
+      </w:r>
+    </w:p>
+    <w:p>
+      <w:r>
+        <w:t xml:space="preserve">Aspbarkgnagare (NT) är en globalt rödlistad art som omfattas av EU:s art- och habitatdirektiv och ingår i ett åtgärdsprogram (ÅGP) för hotade arter på asp i Norrland. Artens larvutveckling sker i solbelyst, skadad eller död bark av asp. Larver kan påträffas både på levande och på helt döda stammar. Ibland angrips även nedfallna döda, grova grenar. Larverna lever strax under den hårda ytterbarken och gnager otydliga gångar i den ganska luckra innerbarken. De påträffas ofta runt gamla stamskador där barken fått en mycket ojämn struktur – ofta påträffas även arter av barkborresläktet </w:t>
+      </w:r>
+      <w:r>
+        <w:rPr>
+          <w:i/>
+        </w:rPr>
+        <w:t xml:space="preserve">Trypophloeus </w:t>
+      </w:r>
+      <w:r>
+        <w:t>på samma ställe (SLU Artdatabanken, 2026; IUCN, 2025; Wikars &amp; Hedenås, 2010).</w:t>
+      </w:r>
+    </w:p>
+    <w:p>
+      <w:r>
+        <w:t>Aspbarkgnagaren är listad i EU:s art- och habitatdirektiv (Rådets direktiv 92/43/EEG) och är därmed en s.k. Natura 2000-art. Det betyder att artens gynnsamma bevarandestatus ska bibehållas eller återställas. Tillräckligt många Natura 2000-områden skall pekas ut för arten, spridda över det ursprungliga utbredningsområdet, så att arten kan nå en utbredning och population som medger att den kan överleva långsiktigt. Arten hotas av att mängden äldre asprik skog minskat i skogslandskapet under det senaste seklet samt att aspskogar inte förnyas i tillräcklig grad (Wikars &amp; Hedenås, 2010). Röjning, gallring och avverkning av asp i de landskapsområden där arten fortfarande förekommer är ett direkt hot mot artens långsiktiga överlevnad.</w:t>
+      </w:r>
+    </w:p>
+    <w:p>
+      <w:pPr>
+        <w:pStyle w:val="Heading2"/>
+      </w:pPr>
+      <w:r>
+        <w:t>Referenser – aspbarkgnagare</w:t>
+      </w:r>
+    </w:p>
+    <w:p>
+      <w:r>
+        <w:t xml:space="preserve">IUCN, 2025. </w:t>
+      </w:r>
+      <w:r>
+        <w:rPr>
+          <w:i/>
+        </w:rPr>
+        <w:t>Xyletinus tremulicola</w:t>
+      </w:r>
+      <w:r>
+        <w:t>. The IUCN Red List of Threatened Species.</w:t>
+      </w:r>
+    </w:p>
+    <w:p>
+      <w:r>
+        <w:t xml:space="preserve">SLU Artdatabanken, 2026. </w:t>
+      </w:r>
+      <w:r>
+        <w:rPr>
+          <w:i/>
+        </w:rPr>
+        <w:t xml:space="preserve">Artfaktablad. Naturvård – artfakta. </w:t>
+      </w:r>
+      <w:r>
+        <w:t>SLU Artdatabanken, Uppsala</w:t>
+      </w:r>
+    </w:p>
+    <w:p>
+      <w:r>
+        <w:t xml:space="preserve">Wikars, L-O. &amp; Hedenås, H., 2010. </w:t>
+      </w:r>
+      <w:r>
+        <w:rPr>
+          <w:i/>
+        </w:rPr>
+        <w:t>Åtgärdsprogram för hotade arter på asp i Norrland 2010–2014</w:t>
+      </w:r>
+      <w:r>
+        <w:t>. Rapport 6393. Juni 2010</w:t>
+      </w:r>
+    </w:p>
+    <w:p>
+      <w:pPr>
+        <w:pStyle w:val="Heading1"/>
+      </w:pPr>
+      <w:r>
+        <w:t>Lunglav – ekologi samt krav på livsmiljön</w:t>
+      </w:r>
+    </w:p>
+    <w:p>
+      <w:r>
+        <w:t xml:space="preserve">Lunglav (NT) är en av vårt lands främsta signalarter som överallt indikerar gamla lövträd, skogsbestånd med höga naturvärden och ekosystem med lång skoglig kontinuitet. Lokalt kan förekomsten vara mycket riklig men den hittas nästan enbart i gamla och ej slutavverkade skogar. Artens samtliga förekomster bör uppmärksammas från naturvårdssynpunkt, då många lokaler även hyser andra ovanliga och rödlistade arter, däribland de sällsynta lavparasiterna lunglavshårprick (CR), </w:t>
+      </w:r>
+      <w:r>
+        <w:rPr>
+          <w:i/>
+        </w:rPr>
+        <w:t>Abrothallus diederichii</w:t>
+      </w:r>
+      <w:r>
+        <w:t xml:space="preserve"> (VU), </w:t>
+      </w:r>
+      <w:r>
+        <w:rPr>
+          <w:i/>
+        </w:rPr>
+        <w:t>Abrothallus lobariae</w:t>
+      </w:r>
+      <w:r>
+        <w:t xml:space="preserve"> (VU), </w:t>
+      </w:r>
+      <w:r>
+        <w:rPr>
+          <w:i/>
+        </w:rPr>
+        <w:t>Calycina lobariae</w:t>
+      </w:r>
+      <w:r>
+        <w:t xml:space="preserve"> (VU), lunglavsknapp (VU) och skrovelmössing (VU), som växer på lunglav. Rikliga förekomster med lunglav bör skyddas med biotopskydd, frivilliga avsättningar eller reservat (SLU Artdatabanken, 2026; Nitare &amp; Skogsstyrelsen, 2019).</w:t>
+      </w:r>
+    </w:p>
+    <w:p>
+      <w:r>
+        <w:t xml:space="preserve">Lunglav är typisk art för </w:t>
+      </w:r>
+      <w:r>
+        <w:rPr>
+          <w:i/>
+        </w:rPr>
+        <w:t>9010 Taiga, 9020 Nordlig ädellövskog, 9110 Näringsfattig bokskog, 9130 Näringsrik bokskog, 9160 Näringsrik ekskog, 9180 Ädellövskog i branter, 9190 Näringsfattig ekskog, 9070 Trädklädd betesmark, 9040 Fjällbjörkskog</w:t>
+      </w:r>
+      <w:r>
+        <w:t xml:space="preserve"> och</w:t>
+      </w:r>
+      <w:r>
+        <w:rPr>
+          <w:i/>
+        </w:rPr>
+        <w:t xml:space="preserve"> 6530 Lövängar</w:t>
+      </w:r>
+      <w:r>
+        <w:t xml:space="preserve"> (SLU Artdatabanken, 2026).</w:t>
+      </w:r>
+    </w:p>
+    <w:p>
+      <w:pPr>
+        <w:pStyle w:val="Heading2"/>
+      </w:pPr>
+      <w:r>
+        <w:t>Referenser – lunglav</w:t>
+      </w:r>
+    </w:p>
+    <w:p>
+      <w:r>
+        <w:t xml:space="preserve">Nitare, J. och Skogsstyrelsen, 2019. </w:t>
+      </w:r>
+      <w:r>
+        <w:rPr>
+          <w:i/>
+        </w:rPr>
+        <w:t xml:space="preserve">Skyddsvärd skog – Naturvårdsarter och andra kriterier för naturvärdesbedömning. </w:t>
+      </w:r>
+      <w:r>
+        <w:t>Skogsstyrelsen.</w:t>
+      </w:r>
+    </w:p>
+    <w:p>
+      <w:r>
+        <w:t xml:space="preserve">SLU Artdatabanken, 2026. </w:t>
+      </w:r>
+      <w:r>
+        <w:rPr>
+          <w:i/>
+        </w:rPr>
+        <w:t xml:space="preserve">Artfaktablad. Naturvård – artfakta. </w:t>
+      </w:r>
+      <w:r>
+        <w:t>SLU Artdatabanken, Uppsala.</w:t>
+      </w:r>
+    </w:p>
+    <w:p>
+      <w:pPr>
+        <w:pStyle w:val="Heading1"/>
+      </w:pPr>
+      <w:r>
+        <w:t>Talltita – ekologi samt krav på livsmiljön</w:t>
+      </w:r>
+    </w:p>
+    <w:p>
+      <w:r>
+        <w:t>Talltita är rödlistad som NT, fridlyst och prioriterad art i Skogsvårdslagen. Den omfattas av EU:s fågeldirektiv. Arten har minskat kraftigt de senaste 30 åren och minskningstakten innevarande 10-årsperiod beräknas till 20 (10–30) % (SLU Artdatabanken, 2022).</w:t>
+      </w:r>
+    </w:p>
+    <w:p>
+      <w:r>
+        <w:t>Talltita föredrar större sammanhängande barrskogar, och finns såväl i tallskog som granskog och i lövblandad barrskog. Skogens struktur är viktig och ska helst vara flerskiktad med riklig underväxt av mindre granar, björk och andra lövträd och buskar. Tillgång på murknande högstubbar är särskilt viktig, eftersom talltitan helst själv hackar ut sitt bohål (SLU Artdatabanken, 2022).</w:t>
+      </w:r>
+    </w:p>
+    <w:p>
+      <w:r>
+        <w:t>Det finns flera studier som visar att talltita är känslig för gallring och inte överlever när dess livsmiljö kalavverkas (Eggers and Low, 2014; Griesser et al., 2007; Klein, 2020). Talltitans revir är förhållandevis stora, 10–20 hektar och arten missgynnas när skogen fragmenteras. Kalavverkning av större delar av reviret innebär att det överges (Artdatabanken, 2021).</w:t>
+      </w:r>
+    </w:p>
+    <w:p>
+      <w:r>
+        <w:t>Talltitan är synnerligen trogen sitt revir så länge paret lever och biotopen förblir intakt. Paret stannar i sitt revir året om. En förlust av ett revir har därför en stor inverkan på den lokala populationen och trakthyggesbruket anses vara orsak till den svenska populationens kraftiga minskning. Talltiteparets revirtrohet innebär att närhelst under året man observerar en adult talltita så ingår denna plats i reviret (Siffczyk et al., 2003; Ekman, 1979).</w:t>
+      </w:r>
+    </w:p>
+    <w:p>
+      <w:pPr>
+        <w:pStyle w:val="Heading2"/>
+      </w:pPr>
+      <w:r>
+        <w:t>Referenser – talltita</w:t>
+      </w:r>
+    </w:p>
+    <w:p>
+      <w:r>
+        <w:t xml:space="preserve">Eggers, S., Low, M., 2014. </w:t>
+      </w:r>
+      <w:r>
+        <w:rPr>
+          <w:i/>
+        </w:rPr>
+        <w:t xml:space="preserve">Differential demographic responses of sympatric Parids to vegetation management in boreal forest. </w:t>
+      </w:r>
+      <w:r>
+        <w:t>For. Ecol. Manage. 319, 169–175.</w:t>
+      </w:r>
+    </w:p>
+    <w:p>
+      <w:r>
+        <w:t xml:space="preserve">Ekman, J., 1979. </w:t>
+      </w:r>
+      <w:r>
+        <w:rPr>
+          <w:i/>
+        </w:rPr>
+        <w:t xml:space="preserve">Coherence, composition and territories of winter social groups of the Willow Tit Parus montanus and the Crested Tit P. cristatus. </w:t>
+      </w:r>
+      <w:r>
+        <w:t>Ornis Scandinavica, 10, pp 56–68</w:t>
+      </w:r>
+    </w:p>
+    <w:p>
+      <w:r>
+        <w:t xml:space="preserve">Griesser, M., Nystrand, M., Eggers, S., Ekman, J., 2007. </w:t>
+      </w:r>
+      <w:r>
+        <w:rPr>
+          <w:i/>
+        </w:rPr>
+        <w:t xml:space="preserve">Impact of forestry practices on fitness correlates and population productivity in an open-nesting bird species. </w:t>
+      </w:r>
+      <w:r>
+        <w:t>Conserv. Biol. 21, 767–774. https://doi.org/10.1111/j.1523- 1739.2007.00675.x</w:t>
+      </w:r>
+    </w:p>
+    <w:p>
+      <w:r>
+        <w:t xml:space="preserve">Klein, J., 2020. </w:t>
+      </w:r>
+      <w:r>
+        <w:rPr>
+          <w:i/>
+        </w:rPr>
+        <w:t xml:space="preserve">The forgotten forest – On thinning, retention, and biodiversity in the boreal forest. </w:t>
+      </w:r>
+      <w:r>
+        <w:t>Doctoral Thesis No. 2020:50</w:t>
+      </w:r>
+    </w:p>
+    <w:p>
+      <w:r>
+        <w:t xml:space="preserve">Siffczyk, C., Brotons, L., Kangas, K., Orell, M., 2003. </w:t>
+      </w:r>
+      <w:r>
+        <w:rPr>
+          <w:i/>
+        </w:rPr>
+        <w:t xml:space="preserve">Home range size of willow tits. </w:t>
+      </w:r>
+      <w:r>
+        <w:t>Oecologica, 136, 635–642 (2003)</w:t>
+      </w:r>
+    </w:p>
+    <w:p>
+      <w:r>
+        <w:t xml:space="preserve">SLU Artdatabanken, 2021. </w:t>
+      </w:r>
+      <w:r>
+        <w:rPr>
+          <w:i/>
+        </w:rPr>
+        <w:t xml:space="preserve">Artfaktablad. Naturvård – artfakta. </w:t>
+      </w:r>
+      <w:r>
+        <w:t>SLU Artdatabanken, Uppsala</w:t>
+      </w:r>
+    </w:p>
+    <w:p>
+      <w:pPr>
+        <w:pStyle w:val="Heading1"/>
+      </w:pPr>
+      <w:r>
+        <w:t>Tretåig hackspett – ekologi samt krav på livsmiljön</w:t>
+      </w:r>
+    </w:p>
+    <w:p>
+      <w:r>
+        <w:t xml:space="preserve">Tretåig hackspett (NT) är fridlyst enligt §4 Artskyddsförordningen och finns med som prioriterad art i Skogsstyrelsen vägledning för skogsbruket (bilaga 4 till SVL). I vägledningen står bland annat att: </w:t>
+      </w:r>
+      <w:r>
+        <w:rPr>
+          <w:i/>
+        </w:rPr>
+        <w:t xml:space="preserve">“Tretåig hackspett har stora arealkrav och höga krav på sin livsmiljö. Omdaningen av naturskogar till kulturskogar medför en förlust av viktiga miljöer, något som förstärks av ökad fragmentering till följd av avverkningar.” </w:t>
+      </w:r>
+      <w:r>
+        <w:t xml:space="preserve">Vidare att: </w:t>
+      </w:r>
+      <w:r>
+        <w:rPr>
+          <w:i/>
+        </w:rPr>
+        <w:t>“Områden med dokumenterad permanent förekomst i naturskogsmiljöer har vanligen så stora naturvärden att skogsbruk är olämpligt”</w:t>
+      </w:r>
+      <w:r>
+        <w:t xml:space="preserve"> (SLU Artdatabanken, 2024; Skogsstyrelsen, 2016)</w:t>
+      </w:r>
+      <w:r>
+        <w:rPr>
+          <w:i/>
+        </w:rPr>
+        <w:t>.</w:t>
+      </w:r>
+    </w:p>
+    <w:p>
+      <w:r>
+        <w:t>Tretåig hackspett är beroende av större sammanhängande naturskogar med kontinuerlig tillgång och nybildning av död ved och fragmentering av livsmiljöerna utgör ett stort hot mot arten (se exempelvis Stachura-Skierczynska et al., 2009; Wesolowski et al., 2005; Butler et al., 2004; Pakkala et al., 2002; Amcoff et al., 1996; Virkkala, 1991). Det finns studier som visar att naturskogens självgallringsprocess som den tretåiga hackspetten är beroende av, inte kan ersättas med efterlämnad hänsyn i skogsbruket (Imbeau &amp; Desrochers, 2002).</w:t>
+      </w:r>
+    </w:p>
+    <w:p>
+      <w:r>
+        <w:t>Permanenta revir av tretåig hackspett karaktäriseras ofta av artens typiska ringformigt ordnade hackmärken på framför allt gamla granar. För att säkerställa att inte revir av tretåig hackspett drabbas av avverkningsplanerna bör en inventering göras i området både under häckningstid och under vintern, då arten utnyttjar betydligt större områden än under sommarens häckningsrevir. Storleken på häckningsreviret varierar med skogstypen, förekomsten av död ved och graden av fragmentering, men är i allmänhet i storleksordningen 25–100 hektar (SLU Artdatabanken, 2024; Skogsstyrelsen, 2016).</w:t>
+      </w:r>
+    </w:p>
+    <w:p>
+      <w:r>
+        <w:t xml:space="preserve">Förutom fridlysning enligt §4 Artskyddsförordningen är tretåig hackspett även förtecknad i EU:s fågeldirektiv bilaga 1. Den är typisk art för </w:t>
+      </w:r>
+      <w:r>
+        <w:rPr>
+          <w:i/>
+        </w:rPr>
+        <w:t xml:space="preserve">9010 Taiga, 9740 Skogsbevuxen myr, 9030 Landhöjningsskog </w:t>
+      </w:r>
+      <w:r>
+        <w:t xml:space="preserve">och </w:t>
+      </w:r>
+      <w:r>
+        <w:rPr>
+          <w:i/>
+        </w:rPr>
+        <w:t>9040 Fjällbjörkskog</w:t>
+      </w:r>
+      <w:r>
+        <w:t xml:space="preserve"> samt ingår i Natura 2000 och är förtecknad i Bernkonventionen bilaga II (strikt skyddade djurarter) (SLU Artdatabanken, 2024; Skogsstyrelsen, 2016).</w:t>
+      </w:r>
+    </w:p>
+    <w:p>
+      <w:pPr>
+        <w:pStyle w:val="Heading2"/>
+      </w:pPr>
+      <w:r>
+        <w:t>Referenser – tretåig hackspett</w:t>
+      </w:r>
+    </w:p>
+    <w:p>
+      <w:r>
+        <w:t xml:space="preserve">Amcoff, M. &amp; Eriksson, P. 1996. </w:t>
+      </w:r>
+      <w:r>
+        <w:rPr>
+          <w:i/>
+        </w:rPr>
+        <w:t xml:space="preserve">Förekomst av tretåig hackspett Picoides tridactylus på bestånds- och landskapsnivå. </w:t>
+      </w:r>
+      <w:r>
+        <w:t>Ornis Svecica 6: 107–119.</w:t>
+      </w:r>
+    </w:p>
+    <w:p>
+      <w:r>
+        <w:t xml:space="preserve">Butler, R., Angelstam, P., Ekelund, P. &amp; Schlaeffer, R. 2004. </w:t>
+      </w:r>
+      <w:r>
+        <w:rPr>
+          <w:i/>
+        </w:rPr>
+        <w:t xml:space="preserve">Dead wood threshold values for the three-toed woodpecker presence in boreal and sub-Alpine forest. </w:t>
+      </w:r>
+      <w:r>
+        <w:t>Biological conservation 119(3): 305–318.</w:t>
+      </w:r>
+    </w:p>
+    <w:p>
+      <w:r>
+        <w:t xml:space="preserve">Imbeau, L. &amp; Desrochers, A. 2002. </w:t>
+      </w:r>
+      <w:r>
+        <w:rPr>
+          <w:i/>
+        </w:rPr>
+        <w:t xml:space="preserve">Foraging Ecology and Use of Drumming Trees by Three-Toed Woodpeckers. </w:t>
+      </w:r>
+      <w:r>
+        <w:t>The Journal of Wildlife Management. Vol. 66, No. 1 (Jan., 2002), pp. 222–231.</w:t>
+      </w:r>
+    </w:p>
+    <w:p>
+      <w:r>
+        <w:t xml:space="preserve">Pakkala, T., Hanski, I. &amp; Tomppo, E. 2002. </w:t>
+      </w:r>
+      <w:r>
+        <w:rPr>
+          <w:i/>
+        </w:rPr>
+        <w:t xml:space="preserve">Spatial ecology of the three-toed woodpecker in managed forest landscapes. </w:t>
+      </w:r>
+      <w:r>
+        <w:t>Silva Fennica 36(1): 279–288.</w:t>
+      </w:r>
+    </w:p>
+    <w:p>
+      <w:r>
+        <w:t xml:space="preserve">Skogsstyrelsen, 2016. </w:t>
+      </w:r>
+      <w:r>
+        <w:rPr>
+          <w:i/>
+        </w:rPr>
+        <w:t>Vägledning för hänsyn till fåglar – Tretåig hackspett.</w:t>
+      </w:r>
+    </w:p>
+    <w:p>
+      <w:r>
+        <w:t xml:space="preserve">SLU Artdatabanken, 2024. </w:t>
+      </w:r>
+      <w:r>
+        <w:rPr>
+          <w:i/>
+        </w:rPr>
+        <w:t xml:space="preserve">Artfaktablad. Naturvård – artfakta. </w:t>
+      </w:r>
+      <w:r>
+        <w:t>SLU Artdatabanken, Uppsala.</w:t>
+      </w:r>
+    </w:p>
+    <w:p>
+      <w:r>
+        <w:t xml:space="preserve">Stachura-Skierczynska, K., Tumiel, T. &amp; Skierczynski, M. 2009. </w:t>
+      </w:r>
+      <w:r>
+        <w:rPr>
+          <w:i/>
+        </w:rPr>
+        <w:t xml:space="preserve">Habitat prediction model for three-toed woodpecker and its implications for the conservation of biologically valuable forests. </w:t>
+      </w:r>
+      <w:r>
+        <w:t>Forest Ecology and Management 258(5): 697–703.</w:t>
+      </w:r>
+    </w:p>
+    <w:p>
+      <w:r>
+        <w:t xml:space="preserve">Virkkala, R. 1991. </w:t>
+      </w:r>
+      <w:r>
+        <w:rPr>
+          <w:i/>
+        </w:rPr>
+        <w:t xml:space="preserve">Population trends of forest birds in a Finnish Lapland landscape of large habitat blocks – Consequences of stochastic environmental variation or regional habitat alteration. </w:t>
+      </w:r>
+      <w:r>
+        <w:t>Biological conservation 56(2): 223–240.</w:t>
+      </w:r>
+    </w:p>
+    <w:p>
+      <w:r>
+        <w:t xml:space="preserve">Wesolowski, T., Czeszczewik, D. &amp; Rowinski, P. 2005. </w:t>
+      </w:r>
+      <w:r>
+        <w:rPr>
+          <w:i/>
+        </w:rPr>
+        <w:t xml:space="preserve">Effects of forest management on Three-toed Woodpecker Picoides tridactylus distribution in the Bialowieza Forest (NE Poland): conservation implications. </w:t>
+      </w:r>
+      <w:r>
+        <w:t>Acta Ornithologica 40(1): 53–60.</w:t>
+      </w:r>
+    </w:p>
+    <w:p>
+      <w:pPr>
+        <w:pStyle w:val="Heading1"/>
+      </w:pPr>
+      <w:r>
+        <w:t>Mindre märgborre – ekologi samt krav på livsmiljön</w:t>
+      </w:r>
+    </w:p>
+    <w:p>
+      <w:r>
+        <w:t xml:space="preserve">Mindre märgborre är en signalart för tallskog med höga naturvärden och kan lätt konstateras genom sina karaktäristiska måsvingeliknande gnagspår som ofta hittas på grova tallgrenar på marken. Mindre märgborre betraktas tillsammans med skarptandad barkborre som nyckelarter, eftersom en rad sällsynta efterföljande arter är beroende av deras gångsystem. Bland dessa kan nämnas åtgärdsprogramsarterna avlång barkborre (VU), </w:t>
+      </w:r>
+      <w:r>
+        <w:rPr>
+          <w:i/>
+        </w:rPr>
+        <w:t>Corticeus longulus</w:t>
+      </w:r>
+      <w:r>
+        <w:t xml:space="preserve"> (VU), tallgångbagge (VU), cholodkovskys bastborre (NT) och tallbarksvartbagge (NT) (Pettersson, 2014; Gunnarsson m fl., 1999).</w:t>
+      </w:r>
+    </w:p>
+    <w:p>
+      <w:r>
+        <w:t>Tallskogar tillhör de livsmiljöer som förändrats i stor skala, där många kvadratmil har omvandlats till unga produktionsskogar. I sådana skogar saknas förutsättningar för de ovannämnda sällsynta barkborrarna och alltmer kunskap tyder på att skogsbrukets omvandling av skogslandskapet, missgynnar åtgärdsprogrammets arter även inne i skyddade områden (Hedgren, 2012; Hedgren m.fl., 2010; Wikars m.fl., 2010; Wikars, 2009). Orsaken är sannolikt att dagens intensiva skogsbruk trivialiserar faunan på nydöda träd. Detta sker genom att generalister förökas upp i sådan grad i den brukade skogen att dessa även kommer att dominera i de för hållandevis små och fragmenterade områden som avsätts för naturvård (Appelqvist, 2005; Janzen, 1983; Ås, 1999).</w:t>
+      </w:r>
+    </w:p>
+    <w:p>
+      <w:r>
+        <w:t>Ett tydligt exempel på en generalist som gynnas av dagens skogsbruk är större märgborre på nydöd tall. Denna utvecklas förutom i vindfällen gärna i avverkningsavfall, inklusive avverkningsstubbar och röjningsstammar. Därmed har den större märgborren möjlighet att upprätthålla stora och stabila populationer på huvuddelen av landets skogsmark, vilket leder till en trivialisering av faunan. Större märgborre inverkar sannolikt direkt negativt på arter som tolvtandad barkborre (EN) och avlång barkborre (VU), och indirekt på de som är gynnade av blånadssvampar, dvs. följearter till framförallt mindre märgborre och skarptandad barkborre. De barkborrar som missgynnas av större märgborre är i mycket högre grad gynnade av tallar som dör genom självgallring, dvs. i normalfallet skog som inte används till skogsproduktion (Pettersson, 2014; Wikars, skriftl.).</w:t>
+      </w:r>
+    </w:p>
+    <w:p>
+      <w:r>
+        <w:t xml:space="preserve">Rika förekomster av främst mindre märgborre men även skarptandad barkborre är en signal för artrikedom och inventeringar har visat att det är i skogar med en naturlig självgallring som det skapas förutsättningar för dessa arter samt de efterföljande åtgärdsprogramsarterna (Pettersson, 2014; Hedgren, 2012). Tallskogar med stark förekomst av mindre märgborre och skarptandad barkborre bör avsättas som reservat. Generellt bör hänsyn tas vid slutavverkning av talldominerad skog så att avverkningsrester som gren- och toppdelar (s.k. GROT) lämnas. Mindre märgborre är typisk art för </w:t>
+      </w:r>
+      <w:r>
+        <w:rPr>
+          <w:i/>
+        </w:rPr>
+        <w:t>9060 Åsbarrskog</w:t>
+      </w:r>
+      <w:r>
+        <w:t xml:space="preserve"> (Pettersson, 2014; SLU Artdatabanken, 2026).</w:t>
+      </w:r>
+    </w:p>
+    <w:p>
+      <w:pPr>
+        <w:pStyle w:val="Heading2"/>
+      </w:pPr>
+      <w:r>
+        <w:t>Referenser – mindre märgborre</w:t>
+      </w:r>
+    </w:p>
+    <w:p>
+      <w:r>
+        <w:t xml:space="preserve">Appelqvist, T., 2005. </w:t>
+      </w:r>
+      <w:r>
+        <w:rPr>
+          <w:i/>
+        </w:rPr>
+        <w:t>Naturvårdsbiologisk forskning. Underlag för områdesskydd i landskapet.</w:t>
+      </w:r>
+      <w:r>
+        <w:t xml:space="preserve"> Naturvårdsverket, Rapport 5452.</w:t>
+      </w:r>
+    </w:p>
+    <w:p>
+      <w:r>
+        <w:t xml:space="preserve">Gunnarsson, B., Pettersson, R. B., Hake, M. och Hultengren, S. &amp; Sjöberg, K., 1999. </w:t>
+      </w:r>
+      <w:r>
+        <w:rPr>
+          <w:i/>
+        </w:rPr>
+        <w:t xml:space="preserve">Spindlar och skalbaggar som indikatorer i barrskog. </w:t>
+      </w:r>
+      <w:r>
+        <w:t>Skog &amp; Forskning, Nr. 2/99, s. 46–51.</w:t>
+      </w:r>
+    </w:p>
+    <w:p>
+      <w:r>
+        <w:t xml:space="preserve">Hedgren, O., 2012. </w:t>
+      </w:r>
+      <w:r>
+        <w:rPr>
+          <w:i/>
+        </w:rPr>
+        <w:t>Hotade insekter på tallved i Dalarna.</w:t>
+      </w:r>
+      <w:r>
+        <w:t xml:space="preserve"> Länsstyrelsen Dalarna, Naturvårdsenheten. Rapport 2012:16.</w:t>
+      </w:r>
+    </w:p>
+    <w:p>
+      <w:r>
+        <w:t xml:space="preserve">Hedgren, O. 2010. </w:t>
+      </w:r>
+      <w:r>
+        <w:rPr>
+          <w:i/>
+        </w:rPr>
+        <w:t>Vedinsekter i tallskog och på brandfält i Värmland.</w:t>
+      </w:r>
+      <w:r>
+        <w:t xml:space="preserve"> Länsstyrelsen Värmland, Stencil, 39 s.</w:t>
+      </w:r>
+    </w:p>
+    <w:p>
+      <w:r>
+        <w:t xml:space="preserve">Janzen, D. H., 1983. </w:t>
+      </w:r>
+      <w:r>
+        <w:rPr>
+          <w:i/>
+        </w:rPr>
+        <w:t>No park is an island: Increase in interference from outside as park size decreases</w:t>
+      </w:r>
+      <w:r>
+        <w:t>. Oikos 41: 402–410.</w:t>
+      </w:r>
+    </w:p>
+    <w:p>
+      <w:r>
+        <w:t xml:space="preserve">Jonsell, M., Weslien, J. &amp; Ehn ström, B., 1998. </w:t>
+      </w:r>
+      <w:r>
+        <w:rPr>
+          <w:i/>
+        </w:rPr>
+        <w:t>Substrate requirements of red-listed saproxylic invertebrates in Sweden</w:t>
+      </w:r>
+      <w:r>
+        <w:t>. Biodiversity and Conserv. 7: 749–764.</w:t>
+      </w:r>
+    </w:p>
+    <w:p>
+      <w:r>
+        <w:t xml:space="preserve">Pettersson, R. B., 2014). </w:t>
+      </w:r>
+      <w:r>
+        <w:rPr>
+          <w:i/>
+        </w:rPr>
+        <w:t>Åtgärdsprogram för skalbaggar på nyligen död tall, 2014–2018.</w:t>
+      </w:r>
+      <w:r>
+        <w:t xml:space="preserve"> Rapport 6599. Bromma: Naturvårdsverket.</w:t>
+      </w:r>
+    </w:p>
+    <w:p>
+      <w:r>
+        <w:t xml:space="preserve">SLU Artdatabanken, 2026. </w:t>
+      </w:r>
+      <w:r>
+        <w:rPr>
+          <w:i/>
+        </w:rPr>
+        <w:t xml:space="preserve">Artfaktablad. Naturvård – artfakta. </w:t>
+      </w:r>
+      <w:r>
+        <w:t>SLU Artdatabanken, Uppsala.</w:t>
+      </w:r>
+    </w:p>
+    <w:p>
+      <w:r>
+        <w:t xml:space="preserve">Wikars, L.-O., Hansson, J. &amp; Hedgren, O., 2010. </w:t>
+      </w:r>
+      <w:r>
+        <w:rPr>
+          <w:i/>
+        </w:rPr>
+        <w:t>Inventering av vedlevande skalbaggar – tallskogar i Örebro län.</w:t>
+      </w:r>
+      <w:r>
+        <w:t xml:space="preserve"> Länsstyrelsen i Örebro län, publ.nr. 2010:2.</w:t>
+      </w:r>
+    </w:p>
+    <w:p>
+      <w:r>
+        <w:t xml:space="preserve">Wikars, L.-O., 2009. </w:t>
+      </w:r>
+      <w:r>
+        <w:rPr>
+          <w:i/>
+        </w:rPr>
+        <w:t>Vedskalbaggar i Hamra nationalpark, Gävleborgs län.</w:t>
+      </w:r>
+      <w:r>
+        <w:t xml:space="preserve"> Länsstyrelsen Gävleborg, Rapport 2009:14.</w:t>
+      </w:r>
+    </w:p>
+    <w:p>
+      <w:pPr>
+        <w:pStyle w:val="Heading1"/>
+      </w:pPr>
+      <w:r>
+        <w:t>Järpe – ekologi samt krav på livsmiljön</w:t>
+      </w:r>
+    </w:p>
+    <w:p>
+      <w:r>
+        <w:t>Järpe är fridlyst enligt 4§ artskyddsförordningen och upptagen i bilaga 1 och 2 EU:s fågeldirektiv. Den finns i sammanhängande grandominerad skog över hela Sverige men förekomsterna är betydligt glesare i Götaland än i övriga landet. Järpen har sina livsmiljöer i tät barrskog med inblandning av lövträd och en väl utvecklad flerskiktad struktur med bärris och yngre eller undertryckta, täta granar i ett lägre skikt, ofta utmed bäckar och åar inne i den skyddande granskogen (SLU Artdatabanken, 2026).</w:t>
+      </w:r>
+    </w:p>
+    <w:p>
+      <w:r>
+        <w:t xml:space="preserve">Arten behöver lämpliga skogsbestånd om sammanlagt minst 25 hektar. Den är mycket stationär inom sitt revir och när ett par etablerat sig stannar de så länge miljön är intakt. Den undviker öppen mark och förﬂyttar sig sällan över större öppna myrar eller åkermark, och är därför känslig för fragmentering. Järpen överlever inte om dess livsmiljö kalavverkas och är även känslig för röjning, gallring och avverkning där unga granar och lövträd inte sparas i tillräcklig omfattning.  Järpe är typisk art för </w:t>
+      </w:r>
+      <w:r>
+        <w:rPr>
+          <w:i/>
+        </w:rPr>
+        <w:t>9010 Taiga, 9740 Skogsbevuxen myr</w:t>
+      </w:r>
+      <w:r>
+        <w:t xml:space="preserve"> och </w:t>
+      </w:r>
+      <w:r>
+        <w:rPr>
+          <w:i/>
+        </w:rPr>
+        <w:t>9080 Lövsumpskog</w:t>
+      </w:r>
+      <w:r>
+        <w:t xml:space="preserve"> (SLU Artdatabanken, 2026).</w:t>
+      </w:r>
+    </w:p>
+    <w:p>
+      <w:pPr>
+        <w:pStyle w:val="Heading2"/>
+      </w:pPr>
+      <w:r>
+        <w:t>Referenser – järpe</w:t>
+      </w:r>
+    </w:p>
+    <w:p>
+      <w:r>
+        <w:t xml:space="preserve">SLU Artdatabanken, 2026. </w:t>
+      </w:r>
+      <w:r>
+        <w:rPr>
+          <w:i/>
+        </w:rPr>
+        <w:t xml:space="preserve">Artfaktablad. Naturvård – artfakta. </w:t>
+      </w:r>
+      <w:r>
+        <w:t>SLU Artdatabanken, Uppsala</w:t>
+      </w:r>
+    </w:p>
+    <w:p>
+      <w:pPr>
+        <w:pStyle w:val="Heading1"/>
+      </w:pPr>
+      <w:r>
+        <w:t>Spillkråka – ekologi samt krav på livsmiljön</w:t>
+      </w:r>
+    </w:p>
+    <w:p>
+      <w:r>
+        <w:t xml:space="preserve">Spillkråka (§4) ingår i bilaga 1 EU:s fågeldirektiv och är typisk art för </w:t>
+      </w:r>
+      <w:r>
+        <w:rPr>
+          <w:i/>
+        </w:rPr>
+        <w:t xml:space="preserve">9010 Taiga </w:t>
+      </w:r>
+      <w:r>
+        <w:t>och</w:t>
+      </w:r>
+      <w:r>
+        <w:rPr>
+          <w:i/>
+        </w:rPr>
+        <w:t xml:space="preserve"> 9740 Skogsbevuxen myr</w:t>
+      </w:r>
+      <w:r>
+        <w:t>. Den lever i både barr- och blandskog liksom i ren lövskog. De tätaste populationerna tenderar att finnas i äldre, variationsrik blandskog med gott om död ved och gamla träd. Varje par utnyttjar 400–1000 hektar skog beroende på skogens kvalitet. Skogsbruk med korta omloppstider och täta, homogena ungskogar utgör det största hotet (SLU Artdatabanken, 2026).</w:t>
+      </w:r>
+    </w:p>
+    <w:p>
+      <w:r>
+        <w:t>Spillkråka är en nyckelart i skogliga miljöer vars övergivna bohål utnyttjas av flera andra hålhäckande fågelarter och fladdermöss, däribland pärluggla (EN, §4), knipa (§4), salskrake (§4) och skogsduva (§4). Hökuggla (VU, §4) och slaguggla (§4) häckar ofta i högstubbar som brutits av i höjd med ett gammalt spillkråkebo (Skogsstyrelsen, 2016).</w:t>
+      </w:r>
+    </w:p>
+    <w:p>
+      <w:pPr>
+        <w:pStyle w:val="Heading2"/>
+      </w:pPr>
+      <w:r>
+        <w:t>Referenser – spillkråka</w:t>
+      </w:r>
+    </w:p>
+    <w:p>
+      <w:r>
+        <w:t xml:space="preserve">Skogsstyrelsen, 2016. </w:t>
+      </w:r>
+      <w:r>
+        <w:rPr>
+          <w:i/>
+        </w:rPr>
+        <w:t xml:space="preserve">Vägledning för hänsyn till spillkråka. </w:t>
+      </w:r>
+      <w:r>
+        <w:t>Vägledningar och kunskapsstöd artskydd – Skogsstyrelsen.</w:t>
+      </w:r>
+    </w:p>
+    <w:p>
+      <w:r>
+        <w:t xml:space="preserve">SLU Artdatabanken, 2026. </w:t>
+      </w:r>
+      <w:r>
+        <w:rPr>
+          <w:i/>
+        </w:rPr>
+        <w:t xml:space="preserve">Artfaktablad. Naturvård – artfakta. </w:t>
+      </w:r>
+      <w:r>
+        <w:t>SLU Artdatabanken, Uppsala.</w:t>
+      </w:r>
+    </w:p>
+    <w:p>
+      <w:pPr>
+        <w:pStyle w:val="Heading1"/>
+      </w:pPr>
+      <w:r>
+        <w:t>Tjäder – ekologi samt krav på livsmiljön</w:t>
+      </w:r>
+    </w:p>
+    <w:p>
+      <w:r>
+        <w:t xml:space="preserve">Tjäder (§4) omfattas av bilaga 1 och 2 EU:s fågeldirektiv och är typisk art för </w:t>
+      </w:r>
+      <w:r>
+        <w:rPr>
+          <w:i/>
+        </w:rPr>
+        <w:t xml:space="preserve">9010 Taiga </w:t>
+      </w:r>
+      <w:r>
+        <w:t xml:space="preserve">och </w:t>
+      </w:r>
+      <w:r>
+        <w:rPr>
+          <w:i/>
+        </w:rPr>
+        <w:t>9740 Skogsbevuxen myr</w:t>
+      </w:r>
+      <w:r>
+        <w:t>. Tjädern är en utpräglad skogsfågel knuten till större sammanhängande barrskogsområden. Tupparna och hönorna utnyttjar till viss del olika miljöer, och habitatvalet varierar dessutom mellan olika delar av året. För att det ska finnas livskraftiga tjäderbestånd krävs funktionella skogslandskap med en blandning av uppvuxen, gles och luckig skog, täta sumpskogar, myrar och andra små våtmarker (Skogsstyrelsen, 2019; SLU Artdatabanken 2024).</w:t>
+      </w:r>
+    </w:p>
+    <w:p>
+      <w:r>
+        <w:t>Arten försvinner när skogen fragmenteras och den sammanlagda arealen hyggen och andra öppna områden blir för stor. Ett småskaligt och försiktigt virkesuttag genom hyggesfria metoder kan i vissa fall vara möjligt i området inom 200 m från lekcentrum. Längre ut från lekcentrum, inom 200–500 m bör den avverkade ytan inte överskrida 1 hektar för att undvika alltför stora och snabba förändringar (Skogsstyrelsen, 2019).</w:t>
+      </w:r>
+    </w:p>
+    <w:p>
+      <w:pPr>
+        <w:pStyle w:val="Heading2"/>
+      </w:pPr>
+      <w:r>
+        <w:t>Referenser – tjäder</w:t>
+      </w:r>
+    </w:p>
+    <w:p>
+      <w:r>
+        <w:t xml:space="preserve">Skogsstyrelsen, 2019. </w:t>
+      </w:r>
+      <w:r>
+        <w:rPr>
+          <w:i/>
+        </w:rPr>
+        <w:t>Vägledning för hänsyn till fåglar – tjäder.</w:t>
+      </w:r>
+    </w:p>
+    <w:p>
+      <w:r>
+        <w:t xml:space="preserve">SLU Artdatabanken, 2024. </w:t>
+      </w:r>
+      <w:r>
+        <w:rPr>
+          <w:i/>
+        </w:rPr>
+        <w:t xml:space="preserve">Artfaktablad. Naturvård – artfakta. </w:t>
+      </w:r>
+      <w:r>
+        <w:t>SLU Artdatabanken, Uppsala</w:t>
+      </w:r>
+    </w:p>
+    <w:p>
+      <w:r>
+        <w:br w:type="page"/>
+      </w:r>
+    </w:p>
+    <w:p>
+      <w:pPr>
+        <w:pStyle w:val="Title"/>
+      </w:pPr>
+      <w:r>
+        <w:t>BILAGA 2 – EU:s art- och habitatdirektiv, fågeldirektiv och naturrestaureringsförordning</w:t>
+      </w:r>
+    </w:p>
+    <w:p>
+      <w:pPr>
+        <w:pStyle w:val="Heading2"/>
+      </w:pPr>
+      <w:r>
+        <w:t>Förenlighet med EU-direktiv</w:t>
+      </w:r>
+    </w:p>
+    <w:p>
+      <w:r>
+        <w:t>EU-direktiv är bindande för EU:s medlemsländer varvid det ankommer på Skogsstyrelsen som nationell tillsynsmyndighet att beakta syftet med EU:s art- och habitatdirektiv respektive fågeldirektiv vid prövningen av en skogsbruksverksamhet, se Rådets direktiv 92/43/EEG samt 2009/147/EG. Nationella regler som omfattas av ett EU-direktiv ska enligt fast rättspraxis tolkas i enlighet med direktivet, vilket medför en skyldighet för myndigheten att tolka bestämmelser i nationell rätt i ljuset av direktivets ordalydelse, sammanhang och de mål som eftersträvas med direktivet (se EU-domstolens dom i mål C 477/19).</w:t>
+      </w:r>
+    </w:p>
+    <w:p>
+      <w:r>
+        <w:t>EU:s medlemsstater åläggs i Artikel 3 i fågeldirektivet generella skyldigheter avseende skydd, bevarande och återställande av tillräckligt stora och varierande livsmiljöer för de fågelarter som omfattas av direktivet. Medlemsstaterna ska vidta de åtgärder som är nödvändiga för att bibehålla populationen av fågelarterna på en nivå som svarar särskilt mot ekologiska, vetenskapliga och kulturella behov, eller återupprätta populationen av dessa arter till en sådan nivå (se Europaparlamentets och rådets direktiv 2009/147/EG).</w:t>
+      </w:r>
+    </w:p>
+    <w:p>
+      <w:r>
+        <w:t>Åtgärder som vidtas i enlighet med art- och habitatdirektivet (92/43/EEG) ska enligt Artikel 2 syfta till att bibehålla eller återställa en gynnsam bevarandestatus hos livsmiljöer samt arter och vilda djur och växter av gemenskapsintresse. Enligt prejudikat från EU-domstolen ska en skogsbruksverksamhet utföras på ett sådant sätt som utgör ett förebyggande och hållbart skogsbruk för att betraktas som förenlig med bevarandekraven i direktivet (se EU-domstolens dom i de förenade målen C 473-19 och C 474-19).</w:t>
+      </w:r>
+    </w:p>
+    <w:p>
+      <w:r>
+        <w:t xml:space="preserve">Av artikel 1.e samma direktiv framgår att en livsmiljös bevarandestatus anses " gynnsam" när — dess naturliga utbredningsområde och de ytor den täcker inom detta område är stabila eller ökande, och — den särskilda struktur och de särskilda funktioner som är nödvändiga för att den skall kunna bibehållas på lång sikt finns, och sannolikt kommer att finnas under en överskådlig framtid, och — bevarandestatusen hos dess </w:t>
+      </w:r>
+      <w:r>
+        <w:rPr>
+          <w:b/>
+        </w:rPr>
+        <w:t>typiska arter</w:t>
+      </w:r>
+      <w:r>
+        <w:t xml:space="preserve"> är gynnsam enligt definitionen i artikel 1.i. Typiska arter används för att lokalisera områden med gynnsam bevarandestatus för de naturtyper som ingår i EU:s art- och habitatdirektiv.</w:t>
+      </w:r>
+    </w:p>
+    <w:p>
+      <w:r>
+        <w:t>Västlig taiga (EU-kod 9010) saknar gynnsam bevarandestatus och minskar starkt som naturtyp i Sverige. Naturvårdsverket skriver i sin vägledning för västlig taiga att dylika miljöer förutsätter normalt att skogarna skyddas långsiktigt, eftersom skogsbruk inte är förenligt med bevarande av naturtypen i gynnsamt tillstånd (Naturvårdsverket, 2011). Enligt Sveriges Artikel 17 rapportering 2013 och 2019 till EU, har naturtypen Västlig taiga (9010) dålig bevarandestatus med negativ trend inom Sveriges boreala region. Skogsbruksåtgärder som avverkning, röjning och gallring pekas ut som några av de främst bidragande orsakerna till naturtypens dåliga status och negativa trend (SLU Artdatabanken, 2019). I EU:s uppföljning av tillståndet för naturtyperna i Skandinavien 2013 – 2018 framgår det att i den boreala regionen är tillståndet så dåligt för Västlig taiga (9010) att habitatet löper allvarlig risk att försvinna regionalt (EEA, 2022). Det allvarliga läget för den biologiska mångfalden i skogen framhålls även i Skogsstyren rapport 2026/07:</w:t>
+      </w:r>
+    </w:p>
+    <w:p>
+      <w:r>
+        <w:rPr>
+          <w:i/>
+        </w:rPr>
+        <w:t>"All avverkning av kända skogliga värdekärnor och sannolika kontinuitetsskogar behöver upphöra för att fylla bristen om 1,56 miljoner hektar bevarad livsmiljötyp. På grund av begränsade kvarvarande arealer av värdekärnor, naturskogar och kontinuitetsskogar leder fortsatt förlust av dessa till en påtaglig risk för långsiktigt negativa effekter för biologisk mångfald i skogslandskapet. Att de återstående arealerna bevaras och ges ett långsiktigt skydd bedöms därför vara av avgörande betydelse."</w:t>
+      </w:r>
+      <w:r>
+        <w:t xml:space="preserve"> (Skogsstyrelsen, 2026).</w:t>
       </w:r>
     </w:p>
     <w:p>
       <w:pPr>
         <w:pStyle w:val="Caption"/>
       </w:pPr>
-    </w:p>
-    <w:p>
-      <w:r>
-        <w:rPr>
-          <w:b/>
-        </w:rPr>
-        <w:t>Pärluggla (§4)</w:t>
-      </w:r>
-      <w:r>
-        <w:t xml:space="preserve"> är beroende av äldre, varierad skog med goda jaktmöjligheter och god tillgång på lämpliga trädhål som boplatser. Hemområdet är i storleksordningen 200–500 hektar, men storleken varierar kraftigt beroende på hur mycket föda det finns. Undvik skogsbruksåtgärder som kan skada hänsynskrävande miljöer, som till exempel strand- och sumpskogar med naturskogskaraktär, äldre skog på uddar och öar, raviner, klyftor och blockmarker samt berg- och rasbranter, äldre hällmarksskog, äldre sandtallskogar, naturskogsrester, eller äldre trädbestånd med mycket hänglavar eller död ved. Pärlugglan är typisk art för Västlig taiga (9010) och omfattas av fågeldirektivets bilaga 1 (SLU Artdatabanken, 2024; Skogsstyrelsen, 2016).</w:t>
-      </w:r>
-    </w:p>
-    <w:p>
-      <w:r>
-        <w:rPr>
-          <w:b/>
-        </w:rPr>
-        <w:t>Spillkråka (NT, §4)</w:t>
-      </w:r>
-      <w:r>
-        <w:t xml:space="preserve"> är rödlistad som nära hotad och ingår i bilaga 1 i EU:s fågeldirektiv. Den minskar i population på grund av minskad tillgång på lämpliga bo- och födoträd och minskad födotillgång. Spillkråkans minskningstakt har uppgått till 19 (24–10) % under de senaste 15 åren. Minskningstakten för den svenska populationen bedöms vara nära gränsvärdet för Sårbar (VU) (A2bc). Skogsbruk med korta omloppstider och täta, homogena ungskogar utgör det största hotet, (SLU Artdatabanken, 2023).</w:t>
-      </w:r>
-    </w:p>
-    <w:p>
-      <w:r>
-        <w:rPr>
-          <w:b/>
-        </w:rPr>
-        <w:t>Spindelblomster (§8)</w:t>
-      </w:r>
-      <w:r>
-        <w:t xml:space="preserve"> växer i äldre mossrik granskog eller barrblandskog, men även i fjällbjörkskog. Arten indikerar långvarig trädkontinuitet och hög luftfuktighet och är mycket känslig för uttorkning och markskador. Spindelblomster har i många trakter minskat starkt under senare tid på grund av slutavverkningar och skogsmarksdikning (Nitare &amp; Skogsstyrelsen, 2019).</w:t>
-      </w:r>
-    </w:p>
-    <w:p>
-      <w:r>
-        <w:rPr>
-          <w:b/>
-        </w:rPr>
-        <w:t>Talltita (NT, §4)</w:t>
-      </w:r>
-      <w:r>
-        <w:t>, rödlistad som nära hotad och prioriterad art i Skogsvårdslagen har häckningsrevir i anmälan. Arten har minskat kraftigt de senaste 30 åren och minskningstakten innevarande 10-årsperiod beräknas till 20 (10–30) %. Talltitan är synnerligen trogen sitt cirka 15 hektar stora revir och är beroende av flerskiktade olikåldriga skogar för att kunna föda upp sina ungar. Talltitan försvinner om dess livsmiljö kalavverkas (Eggers &amp; Low (2014); Ekman (1979); Griesser et al (2007); Klein (2020); Siffczyk et al (2003); SLU Artdatabanken (2021).</w:t>
-      </w:r>
-    </w:p>
-    <w:p>
-      <w:r>
-        <w:rPr>
-          <w:b/>
-        </w:rPr>
-        <w:t>Tretåig hackspett (NT, §4)</w:t>
-      </w:r>
-      <w:r>
-        <w:t xml:space="preserve"> är rödlistad som nära hotad och ingår i bilaga 1 i EU:s fågeldirektiv. Tretåig hackspett är för sin överlevnad beroende av kontinuerlig tillförsel av äldre döende och död ved, som sker genom naturliga självgallringsprocesser i äldre grannaturskogar och barrblandade naturskogar. Om en skog genom skogsbruk gallras eller glesas ur så upphör och uteblir i stort sett den naturliga självgallringsprocessen för mycket lång tid framöver vilket omöjliggör upprätthållandet av den kontinuerliga ekologiska funktionen i ett område. Det finns studier som visar att naturskogens självgallringsprocess som den tretåiga hackspetten är beroende av, inte kan ersättas med efterlämnad hänsyn i skogsbruket (Imbeau &amp; Desrochers, 2002). Storleken på häckningsreviret varierar med skogstypen, förekomsten av död ved och graden av fragmentering, men är i allmänhet i storleksordningen 25–100 hektar. Vintertid krävs ofta betydligt större områden och det finns studier som antyder att arten behöver minst 100 hektar äldre skog. I områden med låg bonitet kan det behövas över 200 hektar lämpligt habitat för att ett par ska kunna reproducera sig. Områden med dokumenterad permanent förekomst i naturskogsmiljöer har vanligen så stora naturvärden att skogsbruk är olämpligt (Skogsstyrelsen, 2016).</w:t>
-      </w:r>
-    </w:p>
-    <w:p>
-      <w:r>
-        <w:t>I BILAGA 1 finns mer detaljerad information om ekologi samt krav på livsmiljö hos fridlysta arter.</w:t>
-      </w:r>
-    </w:p>
-    <w:p>
-      <w:r>
-        <w:br w:type="page"/>
+      <w:r>
+        <w:drawing>
+          <wp:inline xmlns:a="http://schemas.openxmlformats.org/drawingml/2006/main" xmlns:pic="http://schemas.openxmlformats.org/drawingml/2006/picture">
+            <wp:extent cx="5486400" cy="2905862"/>
+            <wp:docPr id="3" name="Picture 3"/>
+            <wp:cNvGraphicFramePr>
+              <a:graphicFrameLocks noChangeAspect="1"/>
+            </wp:cNvGraphicFramePr>
+            <a:graphic>
+              <a:graphicData uri="http://schemas.openxmlformats.org/drawingml/2006/picture">
+                <pic:pic>
+                  <pic:nvPicPr>
+                    <pic:cNvPr id="0" name="uppföljning av västlig taiga.jpeg"/>
+                    <pic:cNvPicPr/>
+                  </pic:nvPicPr>
+                  <pic:blipFill>
+                    <a:blip r:embed="rId18"/>
+                    <a:stretch>
+                      <a:fillRect/>
+                    </a:stretch>
+                  </pic:blipFill>
+                  <pic:spPr>
+                    <a:xfrm>
+                      <a:off x="0" y="0"/>
+                      <a:ext cx="5486400" cy="2905862"/>
+                    </a:xfrm>
+                    <a:prstGeom prst="rect"/>
+                  </pic:spPr>
+                </pic:pic>
+              </a:graphicData>
+            </a:graphic>
+          </wp:inline>
+        </w:drawing>
       </w:r>
     </w:p>
     <w:p>
       <w:pPr>
-        <w:pStyle w:val="Title"/>
+        <w:pStyle w:val="Caption"/>
       </w:pPr>
       <w:r>
-        <w:t>BILAGA 1 –</w:t>
-        <w:br/>
-        <w:t>Fridlysta och rödlistade arter</w:t>
-      </w:r>
-    </w:p>
-    <w:p>
-      <w:pPr>
-        <w:pStyle w:val="Heading1"/>
-      </w:pPr>
-      <w:r>
-        <w:t>Aspbarkgnagare – ekologi samt krav på livsmiljön</w:t>
-      </w:r>
-    </w:p>
-    <w:p>
-      <w:r>
-        <w:t xml:space="preserve">Aspbarkgnagare (NT) är en globalt rödlistad art som omfattas av EU:s art- och habitatdirektiv och ingår i ett åtgärdsprogram (ÅGP) för hotade arter på asp i Norrland. Artens larvutveckling sker i solbelyst, skadad eller död bark av asp. Larver kan påträffas både på levande och på helt döda stammar. Ibland angrips även nedfallna döda, grova grenar. Larverna lever strax under den hårda ytterbarken och gnager otydliga gångar i den ganska luckra innerbarken. De påträffas ofta runt gamla stamskador där barken fått en mycket ojämn struktur – ofta påträffas även arter av barkborresläktet </w:t>
-      </w:r>
-      <w:r>
-        <w:rPr>
-          <w:i/>
-        </w:rPr>
-        <w:t xml:space="preserve">Trypophloeus </w:t>
-      </w:r>
-      <w:r>
-        <w:t>på samma ställe (SLU Artdatabanken, 2024).</w:t>
-      </w:r>
-    </w:p>
-    <w:p>
-      <w:r>
-        <w:t>Aspbarkgnagaren är listad i EU:s art- och habitatdirektiv (Rådets direktiv 92/43/EEG) och är därmed en s.k. Natura 2000-art. Det betyder att artens gynnsamma bevarandestatus ska bibehållas eller återställas. Tillräckligt många Natura 2000-områden skall pekas ut för arten, spridda över det ursprungliga utbredningsområdet, så att arten kan nå en utbredning och population som medger att den kan överleva långsiktigt. Arten hotas av att mängden äldre asprik skog minskat i skogslandskapet under det senaste seklet samt att aspskogar inte förnyas i tillräcklig grad (Naturvårdsverket, 2010). Röjning, gallring och avverkning av asp i de landskapsområden där arten fortfarande förekommer är ett direkt hot mot artens långsiktiga överlevnad.</w:t>
+        <w:t>EU:s uppföljning av tillståndet för naturtypen Västlig taiga 9010 i Skandinavien 2013 - 2018. Av kartan framgår det att i den boreala regionen är tillståndet så dåligt (röd färg) att habitatet löper allvarlig risk att försvinna regionalt. Källa: European Environment Agency. https:// eunis.eea.europoa.eu/habitats/10176.</w:t>
+      </w:r>
+    </w:p>
+    <w:p>
+      <w:r>
+        <w:t>Trots det allvarliga läget har statusen för Västlig taiga ändrats till otillräcklig i stället för dålig i den senaste Artikel 17 rapporteringen 2025. Av Naturvårdsverkets rapport framgår det dock att de ändrade statusbedömningarna jämfört med rapporteringen 2019 inte beror på faktiska miljöförändringar. Ändringarna är av teknisk karaktär och främst en följd av resultaten från genomförda regeringsuppdrag och beslut inför rapporteringen 2025. Det är alltså politisk styrning i stället för faktiska förhållanden i naturen som ändrat på naturtypernas status i rapporteringen, vilket rimmar dåligt med såväl art- och habitatdirektivets syften och mål som med naturrestaureringsförordningen. I praktiken har dock Sveriges nya sätt att rapportera bevarandestatus till EU inte någon betydelse eftersom Naturvårdsverkets rapportering 2025 visar att Västlig taiga inte har gynnsam bevarandestatus.</w:t>
       </w:r>
     </w:p>
     <w:p>
@@ -822,971 +3108,129 @@
         <w:pStyle w:val="Heading2"/>
       </w:pPr>
       <w:r>
-        <w:t>Referenser – aspbarkgnagare</w:t>
-      </w:r>
-    </w:p>
-    <w:p>
-      <w:r>
-        <w:t xml:space="preserve">Naturvårdverket, 2010. </w:t>
-      </w:r>
-      <w:r>
-        <w:rPr>
-          <w:i/>
-        </w:rPr>
-        <w:t>Åtgärdsprogram för hotade arter på asp i Norrland 2010–2014</w:t>
-      </w:r>
-      <w:r>
-        <w:t>. Rapport 6393. Juni 2010</w:t>
-      </w:r>
-    </w:p>
-    <w:p>
-      <w:r>
-        <w:t xml:space="preserve">SLU Artdatabanken, 2024. </w:t>
-      </w:r>
-      <w:r>
-        <w:rPr>
-          <w:i/>
-        </w:rPr>
-        <w:t xml:space="preserve">Artfaktablad. Naturvård – artfakta. </w:t>
-      </w:r>
-      <w:r>
-        <w:t>SLU Artdatabanken, Uppsala</w:t>
-      </w:r>
-    </w:p>
-    <w:p>
-      <w:pPr>
-        <w:pStyle w:val="Heading1"/>
-      </w:pPr>
-      <w:r>
-        <w:t>Järpe – ekologi samt krav på livsmiljön</w:t>
-      </w:r>
-    </w:p>
-    <w:p>
-      <w:r>
-        <w:t>Järpe är rödlistad som nära hotad (NT), fridlyst enligt 4§ Artskyddsförordningen och prioriterad art i Skogsvårdslagen. Järpen, som minskat med 25 (10–40) % under de senaste 12 åren, har sina livsmiljöer i tät barrskog med inblandning av lövträd och en väl utvecklad flerskiktad struktur med bärris och yngre eller undertryckta, täta granar i ett lägre skikt, ofta utmed bäckar och åar inne i den skyddande granskogen.</w:t>
-      </w:r>
-    </w:p>
-    <w:p>
-      <w:r>
-        <w:t>Arten behöver lämpliga skogsbestånd om sammanlagt minst 25 hektar. Den är mycket stationär inom sitt revir och när ett par etablerat sig stannar de så länge miljön är intakt. Den undviker öppen mark och förﬂyttar sig sällan över större öppna myrar eller åkermark, och är därför känslig för fragmentering. Järpen överlever inte om dess livsmiljö kalavverkas och är även känslig för röjning, gallring och avverkning där unga granar och lövträd inte sparas i tillräcklig omfattning (SLU Artdatabanken, 2022).</w:t>
-      </w:r>
-    </w:p>
-    <w:p>
-      <w:pPr>
-        <w:pStyle w:val="Heading2"/>
-      </w:pPr>
-      <w:r>
-        <w:t>Referenser – järpe</w:t>
-      </w:r>
-    </w:p>
-    <w:p>
-      <w:r>
-        <w:t xml:space="preserve">SLU Artdatabanken, 2022. </w:t>
-      </w:r>
-      <w:r>
-        <w:rPr>
-          <w:i/>
-        </w:rPr>
-        <w:t xml:space="preserve">Artfaktablad. Naturvård – artfakta. </w:t>
-      </w:r>
-      <w:r>
-        <w:t>SLU Artdatabanken, Uppsala</w:t>
-      </w:r>
-    </w:p>
-    <w:p>
-      <w:pPr>
-        <w:pStyle w:val="Heading1"/>
-      </w:pPr>
-      <w:r>
-        <w:t>Knärot – ekologi samt krav på livsmiljön</w:t>
-      </w:r>
-    </w:p>
-    <w:p>
-      <w:r>
-        <w:t>Knärot är fridlyst enligt 8 och 15 §§ artskyddsförordningen och klassad som sårbar (VU) enligt rödlistan 2020. Knärot är beroende av hög och jämn luftfuktighet i gamla, ostörda skogsmiljöer och är känslig för snabba förändringar av ljus-/vindförhållanden eller uttorkning. På grund av ett alltför intensivt skogsbruk har den minskat med 40 (25–50) % under de senaste 60 åren och i framtiden bedöms minskningstakten uppgå till 30 (20–40) %. Till följd av att arten har en dokumenterat högre minskningstakt i förhållande till sin generationstid än vad som tidigare varit känt (data från Riksskogstaxeringen) höjdes den till hotkategori sårbar (VU) i rödlistan 2020 (SLU Artdatabanken, 2024).</w:t>
-      </w:r>
-    </w:p>
-    <w:p>
-      <w:r>
-        <w:t>En analys av 79 floraväktarlokaler åren 1990–2015 vilka återbesökts under 2020–2024 visade på en tydlig negativ påverkan på knärotsförekomster från större hyggen i närområdet (inom 150–200 m) vilket indikerar att kanteffekter har en stor påverkan på populationerna. Resultaten bekräftar knärotens känslighet för kanteffekter och visar vikten av att skydda större skogsbestånd för att bevara arten. Om det blir höga andelar (&gt;30%) hyggen inom 200 meter från en knärotsförekomst så ökar risken för att en knärotspopulation dör ut och det verkar det behövas någonstans mellan 100 och 150 meters skyddszon för att bevara arten på lång sikt (Sebestyén &amp; Sundberg, 2025).</w:t>
-      </w:r>
-    </w:p>
-    <w:p>
-      <w:r>
-        <w:t xml:space="preserve">Samuel Johnsons doktorsavhandling </w:t>
-      </w:r>
-      <w:r>
-        <w:rPr>
-          <w:i/>
-        </w:rPr>
-        <w:t>“Retention Forestry as a Conservation Measure for Boreal Forest Ground Vegetation”</w:t>
-      </w:r>
-      <w:r>
-        <w:t xml:space="preserve"> (SLU, Uppsala 2014) visar att det krävs väl tilltagna skyddszoner för att knärotens växtplatser inte ska ta skada av skogsbruksåtgärder i intilliggande områden: </w:t>
-      </w:r>
-      <w:r>
-        <w:rPr>
-          <w:i/>
-        </w:rPr>
-        <w:t xml:space="preserve">“Study III shows that retention patches smaller than 0.5 ha do not lifeboat the sensitive forest herb G. repens, a species that depend on stable microclimatic conditions typical for intact forest stands.” </w:t>
-      </w:r>
-      <w:r>
-        <w:t xml:space="preserve">Vidare </w:t>
-      </w:r>
-      <w:r>
-        <w:rPr>
-          <w:i/>
-        </w:rPr>
-        <w:t>“More sensitive forest species are not lifeboated in retention patches ranging from 0.05 to 0.5 ha (Papers II &amp; III).”</w:t>
-      </w:r>
-    </w:p>
-    <w:p>
-      <w:r>
-        <w:t xml:space="preserve">Johnsons (2014) rekommendation på minst 50 meters breda skyddszoner runt knärotens växtplatser motsvarar en areal på 0,78 hektar, vilket ligger i linje med andra studier som gjorts på känsliga skogsarter: </w:t>
-      </w:r>
-      <w:r>
-        <w:rPr>
-          <w:i/>
-        </w:rPr>
-        <w:t>“In study III I also show that translocated specimens of G. repens survives well in mature forests at least 50 m from the nearest edge to an open area. Moreover, measures of temperature and humidity show that such distances from an open area is far enough to offer a microclimate that is more stable compared to what present in retention patches of around 0.1 ha. This means that the very centre of a circular patch with radius 50 m (equals a size of 0.78 ha) should offer conditions similar to interior forest and would perhaps be a suitable habitat for G. repens and similar species. Previous studies from both North America and Sweden have also concluded that patches between 0.5 and one ha are sufficient for preserving interior forest vegetation as well as sensitive lichens and bryophytes (de Graaf &amp; Roberts 2009; Halpern et al. 2012; Rudolphi et al. 2014).”</w:t>
-      </w:r>
-    </w:p>
-    <w:p>
-      <w:r>
-        <w:t>En nyligen publicerad vetenskaplig uppsats av Koelmeijer m.fl. (2022) inkluderar orkidén knärots skyddsbehov. I uppsatsen berörs problemet med uttorkning för växter, bl.a. för knärot, ett problem som blivit accentuerat på grund av den pågående klimatförändringen och torra somrar, t.ex. den exceptionellt torra sommaren 2018. I uppsatsen undersöks områden med tre olika avstånd från kalhyggeskant med avseende på skydd bl.a. för knärot. Det första området har avstånd upp till 20 m från hyggeskant (Strong edge effect), det andra 20–40 m från hyggeskant (Weak edge effect) och det tredje avser större avstånd från hyggeskant, där kanteffekten anses vara försumbar (Interior). Ett resultat var att man fann stor eller mycket stor uttorkningseffekt på känsliga och rödlistade skogsarter vid de kortare avstånden till hyggeskant, medan effekt av uttorkning inte konstaterades på större avstånd (Interior). För orkidén knärot fann man en rik förekomst (upp till 0,06 dm2/m2) på stort avstånd från hyggeskant (Interior), medan förekomsten var liten eller närmast försumbar i de områden som klassificerades som Weak edge effect respektive Strong edge effect. Arbetet påpekar att de allt oftare förekommande torra somrarna ger ytterligare skäl att utöka skyddsavståndet från hyggen till den fuktkrävande arten knärot (Koelmeijer m.fl., 2022).</w:t>
-      </w:r>
-    </w:p>
-    <w:p>
-      <w:r>
-        <w:t>Även Skogsstyrelsens egen vägledning för hänsyn till knärot ligger i linje med ovanstående forskningsstudier. Av vägledningen framgår det att för med hög sannolikhet kunna bevara befintliga förekomster krävs relativt stora avsättningar av uppvuxen skog med slutet och relativt tätt kronskikt. Som riktlinje kan krävas ett avstånd på 50 meter in från brynet för att vidmakthålla ett fungerande mikroklimat. Detta innebär att fristående hänsynsytor för många arter (kärlväxter, lavar och mossor) kan behöva ha en area överstigande 0,8 hektar (cirkelyta med radien 50 meter = 0,78 hektar) för att bibehålla lokalklimatet. Även ganska små förändringar i form av förändrade ljus- och fuktighetsförhållanden, till exempel till följd av gallring, kan leda till att arten försvinner till följd av konkurrens med mera ljuskrävande och snabbväxande arter (Skogsstyrelsen, 2022).</w:t>
-      </w:r>
-    </w:p>
-    <w:p>
-      <w:r>
-        <w:t>Vid tillämpning av försiktighetsprincipen enligt 2 kap. 3 § miljöbalken bör sålunda 100–150 meters skyddszon lämnas runt knärotens växtplatser.</w:t>
-      </w:r>
-    </w:p>
-    <w:p>
-      <w:pPr>
-        <w:pStyle w:val="Heading2"/>
-      </w:pPr>
-      <w:r>
-        <w:t>Referenser – knärot</w:t>
-      </w:r>
-    </w:p>
-    <w:p>
-      <w:r>
-        <w:t xml:space="preserve">de Graaf M &amp; Roberts M.R., 2009. </w:t>
-      </w:r>
-      <w:r>
-        <w:rPr>
-          <w:i/>
-        </w:rPr>
-        <w:t xml:space="preserve">Short-term response of the herbaceous layer within leave patches after harvest. </w:t>
-      </w:r>
-      <w:r>
-        <w:t>Forest Ecology and Management 257, 1014–1025</w:t>
-      </w:r>
-    </w:p>
-    <w:p>
-      <w:r>
-        <w:t xml:space="preserve">Halpern, C. B., Halaj, J., Evans, S. A., &amp; Dovciak, M., 2012. </w:t>
-      </w:r>
-      <w:r>
-        <w:rPr>
-          <w:i/>
-        </w:rPr>
-        <w:t xml:space="preserve">Level and pattern of overstory retention interact to shape long-term responses of understories to timber harvest. </w:t>
-      </w:r>
-      <w:r>
-        <w:t>Ecological Applications, 22, 2049–2064</w:t>
-      </w:r>
-    </w:p>
-    <w:p>
-      <w:r>
-        <w:t xml:space="preserve">Johnson, S., 2014. </w:t>
-      </w:r>
-      <w:r>
-        <w:rPr>
-          <w:i/>
-        </w:rPr>
-        <w:t>Retention Forestry as a Conservation Measure for Boreal Forest Ground Vegetation</w:t>
-      </w:r>
-      <w:r>
-        <w:t>. Doktorsavhandling, SLU, Uppsala</w:t>
-      </w:r>
-    </w:p>
-    <w:p>
-      <w:r>
-        <w:t xml:space="preserve">Koelmeijer, I. A., Ehrlén, J., Jönsson, M., De Frenne, P., Berg, P., Andersson, J., Weibull, H. &amp; Hylander, N. 2022. </w:t>
-      </w:r>
-      <w:r>
-        <w:rPr>
-          <w:i/>
-        </w:rPr>
-        <w:t xml:space="preserve">Interactive effects of drought and edge exposure on old-growth forest understory species. </w:t>
-      </w:r>
-      <w:r>
-        <w:t>Landscape Ecology, 37, sid 1839–1853</w:t>
-      </w:r>
-    </w:p>
-    <w:p>
-      <w:r>
-        <w:t xml:space="preserve">Rudolphi, J., Jönsson, M. T., &amp; Gustafsson, L., 2014. </w:t>
-      </w:r>
-      <w:r>
-        <w:rPr>
-          <w:i/>
-        </w:rPr>
-        <w:t xml:space="preserve">Biological legacies buffer local species extinction after logging. </w:t>
-      </w:r>
-      <w:r>
-        <w:t>Journal of Applied Ecology. 51, 53–62.</w:t>
-      </w:r>
-    </w:p>
-    <w:p>
-      <w:r>
-        <w:t xml:space="preserve">Sebestyén, L. och Sundberg, S. 2025.  </w:t>
-      </w:r>
-      <w:r>
-        <w:rPr>
-          <w:i/>
-        </w:rPr>
-        <w:t>Påverkan på knärotslokaler från hyggen i närheten.</w:t>
-      </w:r>
-      <w:r>
-        <w:t xml:space="preserve"> DAPHNE 36:1 2025. Botaniska Sällskapet i Stockholm</w:t>
-      </w:r>
-    </w:p>
-    <w:p>
-      <w:r>
-        <w:t xml:space="preserve">Skogsstyrelsen, 2022. </w:t>
-      </w:r>
-      <w:r>
-        <w:rPr>
-          <w:i/>
-        </w:rPr>
-        <w:t xml:space="preserve">Vägledning för hänsyn till knärot. </w:t>
-      </w:r>
-      <w:r>
-        <w:t>https://www.skogsstyrelsen.se/lag-och-tillsyn/artskydd/vagledningar-och-kunskapsstod-artskydd/vagledning-for-hansyn-till-knarot/</w:t>
-      </w:r>
-    </w:p>
-    <w:p>
-      <w:r>
-        <w:t xml:space="preserve">SLU Artdatabanken, 2024. </w:t>
-      </w:r>
-      <w:r>
-        <w:rPr>
-          <w:i/>
-        </w:rPr>
-        <w:t xml:space="preserve">Artfaktablad. Naturvård – artfakta. </w:t>
-      </w:r>
-      <w:r>
-        <w:t>SLU Artdatabanken, Uppsala</w:t>
-      </w:r>
-    </w:p>
-    <w:p>
-      <w:pPr>
-        <w:pStyle w:val="Heading1"/>
-      </w:pPr>
-      <w:r>
-        <w:t>Lunglav – ekologi samt krav på livsmiljön</w:t>
-      </w:r>
-    </w:p>
-    <w:p>
-      <w:r>
-        <w:t>Lunglav (NT) är en av vårt lands främsta signalarter som överallt indikerar gamla lövträd, skogsbestånd med höga naturvärden och ekosystem med lång skoglig kontinuitet. Lokalt kan förekomsten vara mycket riklig men den hittas nästan enbart i gamla och ej slutavverkade skogar. Artens samtliga förekomster bör uppmärksammas från naturvårdssynpunkt, då många lokaler även hyser andra ovanliga och rödlistade arter. Rikliga förekomster bör skyddas med biotopskydd, frivilliga avsättningar eller reservat (SLU Artdatabanken, 2024; Nitare &amp; Skogsstyrelsen, 2019).</w:t>
-      </w:r>
-    </w:p>
-    <w:p>
-      <w:r>
-        <w:t xml:space="preserve">På lunglav kan man sällsynt finna små svarta skivlika bildningar som liknar apothecier men som är en parasitisk svamp, Lunglavsknapp </w:t>
-      </w:r>
-      <w:r>
-        <w:rPr>
-          <w:i/>
-        </w:rPr>
-        <w:t>Plectocarpon lichenum</w:t>
-      </w:r>
-      <w:r>
-        <w:t xml:space="preserve"> (VU). Det finns ytterligare ett antal parasiter vilka bara förekommer på lunglav: Skrovelmössing </w:t>
-      </w:r>
-      <w:r>
-        <w:rPr>
-          <w:i/>
-        </w:rPr>
-        <w:t>Dactylospora lobariella</w:t>
-      </w:r>
-      <w:r>
-        <w:t xml:space="preserve"> (rödlistad som Kunskapsbrist DD) och Lunglavshårprick </w:t>
-      </w:r>
-      <w:r>
-        <w:rPr>
-          <w:i/>
-        </w:rPr>
-        <w:t>Niesslia lobariae</w:t>
-      </w:r>
-      <w:r>
-        <w:t xml:space="preserve"> (rödlistad som Kunskapsbrist DD). Skrovelmössing (DD) har små svarta apothecier och bruna, 1-septerade sporer och Lunglavshårprick (DD) har brunhåriga perithecier och färglösa, 1-septerade sporer. Nyligen har ytterligare två lavparasiter påträffats i Sverige som växer på lunglav: </w:t>
-      </w:r>
-      <w:r>
-        <w:rPr>
-          <w:i/>
-        </w:rPr>
-        <w:t>Calycina alstrupii</w:t>
-      </w:r>
-      <w:r>
-        <w:t xml:space="preserve"> (NA) och </w:t>
-      </w:r>
-      <w:r>
-        <w:rPr>
-          <w:i/>
-        </w:rPr>
-        <w:t>Chalara lobariae</w:t>
-      </w:r>
-      <w:r>
-        <w:t xml:space="preserve"> (NA) (SLU Artdatabanken, 2025; SLU Artdatabanken, 2024; Nitare &amp; Skogsstyrelsen, 2019).</w:t>
-      </w:r>
-    </w:p>
-    <w:p>
-      <w:pPr>
-        <w:pStyle w:val="Heading2"/>
-      </w:pPr>
-      <w:r>
-        <w:t>Referenser – lunglav</w:t>
-      </w:r>
-    </w:p>
-    <w:p>
-      <w:r>
-        <w:t xml:space="preserve">Nitare, J. och Skogsstyrelsen, 2019. </w:t>
-      </w:r>
-      <w:r>
-        <w:rPr>
-          <w:i/>
-        </w:rPr>
-        <w:t xml:space="preserve">Skyddsvärd skog – Naturvårdsarter och andra kriterier för naturvärdesbedömning. </w:t>
-      </w:r>
-      <w:r>
-        <w:t>Skogsstyrelsen.</w:t>
-      </w:r>
-    </w:p>
-    <w:p>
-      <w:r>
-        <w:t xml:space="preserve">SLU Artdatabanken, 2024. </w:t>
-      </w:r>
-      <w:r>
-        <w:rPr>
-          <w:i/>
-        </w:rPr>
-        <w:t xml:space="preserve">Artfaktablad. Naturvård – artfakta. </w:t>
-      </w:r>
-      <w:r>
-        <w:t>SLU Artdatabanken, Uppsala.</w:t>
-      </w:r>
-    </w:p>
-    <w:p>
-      <w:r>
-        <w:t xml:space="preserve">SLU Artdatabanken, 2025. </w:t>
-      </w:r>
-      <w:r>
-        <w:rPr>
-          <w:i/>
-        </w:rPr>
-        <w:t xml:space="preserve">Över 20 nya lavparasiter för Sverige. </w:t>
-      </w:r>
-      <w:r>
-        <w:t>https://www.slu.se/artdatabanken/arter-och-natur/artiklar/over-20-nya-lavparasiter-for-sverige/</w:t>
-      </w:r>
-    </w:p>
-    <w:p>
-      <w:pPr>
-        <w:pStyle w:val="Heading1"/>
-      </w:pPr>
-      <w:r>
-        <w:t>Mindre märgborre – ekologi samt krav på livsmiljön</w:t>
-      </w:r>
-    </w:p>
-    <w:p>
-      <w:r>
-        <w:t xml:space="preserve">Mindre märgborre är en signalart för tallskog med höga naturvärden och kan lätt konstateras genom sina karaktäristiska måsvingeliknande gnagspår som ofta hittas på grova tallgrenar på marken. Mindre märgborre betraktas tillsammans med skarptandad barkborre (NT) som nyckelarter, eftersom en rad sällsynta efterföljande arter är beroende av deras gångsystem. Bland dessa kan nämnas åtgärdsprogramsarterna avlång barkborre (VU), </w:t>
-      </w:r>
-      <w:r>
-        <w:rPr>
-          <w:i/>
-        </w:rPr>
-        <w:t>Corticeus longulus</w:t>
-      </w:r>
-      <w:r>
-        <w:t xml:space="preserve"> (VU), tallbarksvartbagge (VU), tallgångbagge (VU) och cholodkovskys bastborre (NT) (Pettersson, 2014; Gunnarsson m fl., 1999).</w:t>
-      </w:r>
-    </w:p>
-    <w:p>
-      <w:r>
-        <w:t>Tallskogar tillhör de livsmiljöer som förändrats i stor skala, där många kvadratmil har omvandlats till unga produktionsskogar. I sådana skogar saknas förutsättningar för de ovannämnda sällsynta barkborrarna och alltmer kunskap tyder på att skogsbrukets omvandling av skogslandskapet, missgynnar åtgärdsprogrammets arter även inne i skyddade områden (Hedgren, 2012; Hedgren m.fl., 2010; Wikars m.fl., 2010; Wikars, 2009). Orsaken är sannolikt att dagens intensiva skogsbruk trivialiserar faunan på nydöda träd. Detta sker genom att generalister förökas upp i sådan grad i den brukade skogen att dessa även kommer att dominera i de för hållandevis små och fragmenterade områden som avsätts för naturvård (Appelqvist, 2005; Janzen, 1983; Ås, 1999).</w:t>
-      </w:r>
-    </w:p>
-    <w:p>
-      <w:r>
-        <w:t>Ett tydligt exempel på en generalist som gynnas av dagens skogsbruk är större märgborre på nydöd tall. Denna utvecklas förutom i vindfällen gärna i avverkningsavfall, inklusive avverkningsstubbar och röjningsstammar. Därmed har den större märgborren möjlighet att upprätthålla stora och stabila populationer på huvuddelen av landets skogsmark, vilket leder till en trivialisering av faunan. Större märgborre inverkar sannolikt direkt negativt på arter som tolvtandad barkborre (EN) och avlång barkborre (VU), och indirekt på de som är gynnade av blånadssvampar, dvs. följearter till framförallt mindre märgborre och skarptandad barkborre (NT). De barkborrar som missgynnas av större märgborre är i mycket högre grad gynnade av tallar som dör genom självgallring, dvs. i normalfallet skog som inte används till skogsproduktion (Pettersson, 2014; Wikars, skriftl.).</w:t>
-      </w:r>
-    </w:p>
-    <w:p>
-      <w:r>
-        <w:t>Rika förekomster av främst mindre märgborre men även skarptandad barkborre (NT) är en signal för artrikedom och inventeringar har visat att det är i skogar med en naturlig självgallring som det skapas förutsättningar för dessa arter samt de efterföljande åtgärdsprogramsarterna (Pettersson, 2014; Hedgren, 2012). Tallskogar med stark förekomst av mindre märgborre och skarptandad barkborre bör avsättas som reservat. Generellt bör hänsyn tas vid slutavverkning av talldominerad skog så att avverkningsrester som gren- och toppdelar (s.k. GROT) lämnas (Pettersson, 2014).</w:t>
-      </w:r>
-    </w:p>
-    <w:p>
-      <w:pPr>
-        <w:pStyle w:val="Heading2"/>
-      </w:pPr>
-      <w:r>
-        <w:t>Referenser – mindre märgborre</w:t>
-      </w:r>
-    </w:p>
-    <w:p>
-      <w:r>
-        <w:t xml:space="preserve">Appelqvist, T., 2005. </w:t>
-      </w:r>
-      <w:r>
-        <w:rPr>
-          <w:i/>
-        </w:rPr>
-        <w:t>Naturvårdsbiologisk forskning. Underlag för områdesskydd i landskapet.</w:t>
-      </w:r>
-      <w:r>
-        <w:t xml:space="preserve"> Naturvårdsverket, Rapport 5452.</w:t>
-      </w:r>
-    </w:p>
-    <w:p>
-      <w:r>
-        <w:t xml:space="preserve">Gunnarsson, B., Pettersson, R. B., Hake, M. och Hultengren, S. &amp; Sjöberg, K., 1999. </w:t>
-      </w:r>
-      <w:r>
-        <w:rPr>
-          <w:i/>
-        </w:rPr>
-        <w:t xml:space="preserve">Spindlar och skalbaggar som indikatorer i barrskog. </w:t>
-      </w:r>
-      <w:r>
-        <w:t>Skog &amp; Forskning, Nr. 2/99, s. 46–51.</w:t>
-      </w:r>
-    </w:p>
-    <w:p>
-      <w:r>
-        <w:t xml:space="preserve">Hedgren, O., 2012. </w:t>
-      </w:r>
-      <w:r>
-        <w:rPr>
-          <w:i/>
-        </w:rPr>
-        <w:t>Hotade insekter på tallved i Dalarna.</w:t>
-      </w:r>
-      <w:r>
-        <w:t xml:space="preserve"> Länsstyrelsen Dalarna, Naturvårdsenheten. Rapport 2012:16.</w:t>
-      </w:r>
-    </w:p>
-    <w:p>
-      <w:r>
-        <w:t xml:space="preserve">Hedgren, O. 2010. </w:t>
-      </w:r>
-      <w:r>
-        <w:rPr>
-          <w:i/>
-        </w:rPr>
-        <w:t>Vedinsekter i tallskog och på brandfält i Värmland.</w:t>
-      </w:r>
-      <w:r>
-        <w:t xml:space="preserve"> Länsstyrelsen Värmland, Stencil, 39 s.</w:t>
-      </w:r>
-    </w:p>
-    <w:p>
-      <w:r>
-        <w:t xml:space="preserve">Janzen, D. H., 1983. </w:t>
-      </w:r>
-      <w:r>
-        <w:rPr>
-          <w:i/>
-        </w:rPr>
-        <w:t>No park is an island: Increase in interference from outside as park size decreases</w:t>
-      </w:r>
-      <w:r>
-        <w:t>. Oikos 41: 402–410.</w:t>
-      </w:r>
-    </w:p>
-    <w:p>
-      <w:r>
-        <w:t xml:space="preserve">Jonsell, M., Weslien, J. &amp; Ehn ström, B., 1998. </w:t>
-      </w:r>
-      <w:r>
-        <w:rPr>
-          <w:i/>
-        </w:rPr>
-        <w:t>Substrate requirements of red-listed saproxylic invertebrates in Sweden</w:t>
-      </w:r>
-      <w:r>
-        <w:t>. Biodiversity and Conserv. 7: 749–764.</w:t>
-      </w:r>
-    </w:p>
-    <w:p>
-      <w:r>
-        <w:t xml:space="preserve">Pettersson, R. B., 2014). </w:t>
-      </w:r>
-      <w:r>
-        <w:rPr>
-          <w:i/>
-        </w:rPr>
-        <w:t>Åtgärdsprogram för skalbaggar på nyligen död tall, 2014–2018.</w:t>
-      </w:r>
-      <w:r>
-        <w:t xml:space="preserve"> Rapport 6599. Bromma: Naturvårdsverket.</w:t>
-      </w:r>
-    </w:p>
-    <w:p>
-      <w:r>
-        <w:t xml:space="preserve">Wikars, L.-O., Hansson, J. &amp; Hedgren, O., 2010. </w:t>
-      </w:r>
-      <w:r>
-        <w:rPr>
-          <w:i/>
-        </w:rPr>
-        <w:t>Inventering av vedlevande skalbaggar – tallskogar i Örebro län.</w:t>
-      </w:r>
-      <w:r>
-        <w:t xml:space="preserve"> Länsstyrelsen i Örebro län, publ.nr. 2010:2.</w:t>
-      </w:r>
-    </w:p>
-    <w:p>
-      <w:r>
-        <w:t xml:space="preserve">Wikars, L.-O., 2009. </w:t>
-      </w:r>
-      <w:r>
-        <w:rPr>
-          <w:i/>
-        </w:rPr>
-        <w:t>Vedskalbaggar i Hamra nationalpark, Gävleborgs län.</w:t>
-      </w:r>
-      <w:r>
-        <w:t xml:space="preserve"> Länsstyrelsen Gävleborg, Rapport 2009:14.</w:t>
-      </w:r>
-    </w:p>
-    <w:p>
-      <w:pPr>
-        <w:pStyle w:val="Heading1"/>
-      </w:pPr>
-      <w:r>
-        <w:t>Pärluggla – ekologi samt krav på livsmiljön</w:t>
-      </w:r>
-    </w:p>
-    <w:p>
-      <w:r>
-        <w:t>Pärluggla (§4) är beroende av äldre, varierad skog med goda jaktmöjligheter och god tillgång på lämpliga trädhål som boplatser. Den förekommer med störst täthet i äldre granskog, med inslag av gamla lövträd och luckor och öppningar i form av mindre hyggen, jordbruksmark och liknande. Den häckar även frekvent i barr- och lövblandskogar av tall, björk och asp, där förutsättningarna att finna boplatser är störst. I sydligaste Sverige häckar den ofta i gamla bokbackar, men den är mycket sällsynt i ren bokskog (SLU Artdatabanken, 2024).</w:t>
-      </w:r>
-    </w:p>
-    <w:p>
-      <w:r>
-        <w:t>Hemområdet är i storleksordningen 200–500 hektar, men storleken varierar kraftigt beroende på hur mycket föda det finns. Under dåliga gnagarår kan pärlugglan jaga upp till 4 km från boet medan den under bra år ofta håller sig inom 1 km. Pärluggla är typisk art för Västlig taiga och omfattas av fågeldirektivets bilaga 1 (SLU Artdatabanken, 2024).</w:t>
-      </w:r>
-    </w:p>
-    <w:p>
-      <w:r>
-        <w:t>Undvik skogsbruksåtgärder som kan skada hänsynskrävande miljöer, som till exempel strand- och sumpskogar med naturskogskaraktär, äldre skog på uddar och öar, raviner, klyftor och blockmarker samt berg- och rasbranter, äldre hällmarksskog, äldre sandtallskogar, naturskogsrester, eller äldre trädbestånd med mycket hänglavar eller död ved (Skogsstyrelsen, 2016).</w:t>
-      </w:r>
-    </w:p>
-    <w:p>
-      <w:pPr>
-        <w:pStyle w:val="Heading2"/>
-      </w:pPr>
-      <w:r>
-        <w:t>Referenser – pärluggla</w:t>
-      </w:r>
-    </w:p>
-    <w:p>
-      <w:r>
-        <w:t xml:space="preserve">SLU Artdatabanken, 2024. </w:t>
-      </w:r>
-      <w:r>
-        <w:rPr>
-          <w:i/>
-        </w:rPr>
-        <w:t xml:space="preserve">Artfaktablad. Naturvård – artfakta. </w:t>
-      </w:r>
-      <w:r>
-        <w:t>SLU Artdatabanken, Uppsala.</w:t>
-      </w:r>
-    </w:p>
-    <w:p>
-      <w:r>
-        <w:t xml:space="preserve">Skogsstyrelsen, 2016. </w:t>
-      </w:r>
-      <w:r>
-        <w:rPr>
-          <w:i/>
-        </w:rPr>
-        <w:t>Vägledning för hänsyn till pärluggla.</w:t>
-      </w:r>
-    </w:p>
-    <w:p>
-      <w:pPr>
-        <w:pStyle w:val="Heading1"/>
-      </w:pPr>
-      <w:r>
-        <w:t>Spillkråka – ekologi samt krav på livsmiljön</w:t>
-      </w:r>
-    </w:p>
-    <w:p>
-      <w:r>
-        <w:t>Spillkråka (NT) är rödlistad som nära hotad, fridlyst enligt §4 Artskyddsförordningen och ingår i bilaga 1 i EU:s fågeldirektiv. Spillkråka lever i både barr- och blandskog liksom i ren lövskog. De tätaste populationerna tenderar att finnas i äldre, variationsrik blandskog med gott om död ved och gamla träd.</w:t>
-      </w:r>
-    </w:p>
-    <w:p>
-      <w:r>
-        <w:t>Varje par utnyttjar 400–1000 hektar skog beroende på skogens kvalitet. En minskning av populationen pågår på grund av minskad tillgång på lämpliga bo- och födoträd och minskad födotillgång. Spillkråkans minskningstakt har uppgått till 19 (24–10) % under de senaste 15 åren. Minskningstakten för den svenska populationen bedöms vara nära gränsvärdet för Sårbar (VU) (A2bc). Skogsbruk med korta omloppstider och täta, homogena ungskogar utgör det största hotet (Artdatabanken 2023).</w:t>
-      </w:r>
-    </w:p>
-    <w:p>
-      <w:pPr>
-        <w:pStyle w:val="Heading2"/>
-      </w:pPr>
-      <w:r>
-        <w:t>Referenser – spillkråka</w:t>
-      </w:r>
-    </w:p>
-    <w:p>
-      <w:r>
-        <w:t xml:space="preserve">SLU Artdatabanken, 2021. </w:t>
-      </w:r>
-      <w:r>
-        <w:rPr>
-          <w:i/>
-        </w:rPr>
-        <w:t xml:space="preserve">Artfaktablad. Naturvård – artfakta. </w:t>
-      </w:r>
-      <w:r>
-        <w:t>SLU Artdatabanken, Uppsala</w:t>
-      </w:r>
-    </w:p>
-    <w:p>
-      <w:pPr>
-        <w:pStyle w:val="Heading1"/>
-      </w:pPr>
-      <w:r>
-        <w:t>Talltita – ekologi samt krav på livsmiljön</w:t>
-      </w:r>
-    </w:p>
-    <w:p>
-      <w:r>
-        <w:t>Talltita är rödlistad som NT, fridlyst och prioriterad art i Skogsvårdslagen. Den omfattas av EU:s fågeldirektiv. Arten har minskat kraftigt de senaste 30 åren och minskningstakten innevarande 10-årsperiod beräknas till 20 (10–30) % (SLU Artdatabanken, 2022).</w:t>
-      </w:r>
-    </w:p>
-    <w:p>
-      <w:r>
-        <w:t>Talltita föredrar större sammanhängande barrskogar, och finns såväl i tallskog som granskog och i lövblandad barrskog. Skogens struktur är viktig och ska helst vara flerskiktad med riklig underväxt av mindre granar, björk och andra lövträd och buskar. Tillgång på murknande högstubbar är särskilt viktig, eftersom talltitan helst själv hackar ut sitt bohål (SLU Artdatabanken, 2022).</w:t>
-      </w:r>
-    </w:p>
-    <w:p>
-      <w:r>
-        <w:t>Det finns flera studier som visar att talltita är känslig för gallring och inte överlever när dess livsmiljö kalavverkas (Eggers and Low, 2014; Griesser et al., 2007; Klein, 2020). Talltitans revir är förhållandevis stora, 10–20 hektar och arten missgynnas när skogen fragmenteras. Kalavverkning av större delar av reviret innebär att det överges (Artdatabanken, 2021).</w:t>
-      </w:r>
-    </w:p>
-    <w:p>
-      <w:r>
-        <w:t>Talltitan är synnerligen trogen sitt revir så länge paret lever och biotopen förblir intakt. Paret stannar i sitt revir året om. En förlust av ett revir har därför en stor inverkan på den lokala populationen och trakthyggesbruket anses vara orsak till den svenska populationens kraftiga minskning. Talltiteparets revirtrohet innebär att närhelst under året man observerar en adult talltita så ingår denna plats i reviret (Siffczyk et al., 2003; Ekman, 1979).</w:t>
-      </w:r>
-    </w:p>
-    <w:p>
-      <w:pPr>
-        <w:pStyle w:val="Heading2"/>
-      </w:pPr>
-      <w:r>
-        <w:t>Referenser – talltita</w:t>
-      </w:r>
-    </w:p>
-    <w:p>
-      <w:r>
-        <w:t xml:space="preserve">Eggers, S., Low, M., 2014. </w:t>
-      </w:r>
-      <w:r>
-        <w:rPr>
-          <w:i/>
-        </w:rPr>
-        <w:t xml:space="preserve">Differential demographic responses of sympatric Parids to vegetation management in boreal forest. </w:t>
-      </w:r>
-      <w:r>
-        <w:t>For. Ecol. Manage. 319, 169–175.</w:t>
-      </w:r>
-    </w:p>
-    <w:p>
-      <w:r>
-        <w:t xml:space="preserve">Ekman, J., 1979. </w:t>
-      </w:r>
-      <w:r>
-        <w:rPr>
-          <w:i/>
-        </w:rPr>
-        <w:t xml:space="preserve">Coherence, composition and territories of winter social groups of the Willow Tit Parus montanus and the Crested Tit P. cristatus. </w:t>
-      </w:r>
-      <w:r>
-        <w:t>Ornis Scandinavica, 10, pp 56–68</w:t>
-      </w:r>
-    </w:p>
-    <w:p>
-      <w:r>
-        <w:t xml:space="preserve">Griesser, M., Nystrand, M., Eggers, S., Ekman, J., 2007. </w:t>
-      </w:r>
-      <w:r>
-        <w:rPr>
-          <w:i/>
-        </w:rPr>
-        <w:t xml:space="preserve">Impact of forestry practices on fitness correlates and population productivity in an open-nesting bird species. </w:t>
-      </w:r>
-      <w:r>
-        <w:t>Conserv. Biol. 21, 767–774. https://doi.org/10.1111/j.1523- 1739.2007.00675.x</w:t>
-      </w:r>
-    </w:p>
-    <w:p>
-      <w:r>
-        <w:t xml:space="preserve">Klein, J., 2020. </w:t>
-      </w:r>
-      <w:r>
-        <w:rPr>
-          <w:i/>
-        </w:rPr>
-        <w:t xml:space="preserve">The forgotten forest – On thinning, retention, and biodiversity in the boreal forest. </w:t>
-      </w:r>
-      <w:r>
-        <w:t>Doctoral Thesis No. 2020:50</w:t>
-      </w:r>
-    </w:p>
-    <w:p>
-      <w:r>
-        <w:t xml:space="preserve">Siffczyk, C., Brotons, L., Kangas, K., Orell, M., 2003. </w:t>
-      </w:r>
-      <w:r>
-        <w:rPr>
-          <w:i/>
-        </w:rPr>
-        <w:t xml:space="preserve">Home range size of willow tits. </w:t>
-      </w:r>
-      <w:r>
-        <w:t>Oecologica, 136, 635–642 (2003)</w:t>
-      </w:r>
-    </w:p>
-    <w:p>
-      <w:r>
-        <w:t xml:space="preserve">SLU Artdatabanken, 2021. </w:t>
-      </w:r>
-      <w:r>
-        <w:rPr>
-          <w:i/>
-        </w:rPr>
-        <w:t xml:space="preserve">Artfaktablad. Naturvård – artfakta. </w:t>
-      </w:r>
-      <w:r>
-        <w:t>SLU Artdatabanken, Uppsala</w:t>
-      </w:r>
-    </w:p>
-    <w:p>
-      <w:pPr>
-        <w:pStyle w:val="Heading1"/>
-      </w:pPr>
-      <w:r>
-        <w:t>Tjäder – ekologi samt krav på livsmiljön</w:t>
-      </w:r>
-    </w:p>
-    <w:p>
-      <w:r>
-        <w:t>Tjäder (§4) är en utpräglad skogsfågel knuten till större sammanhängande barrskogsområden. Tupparna och hönorna utnyttjar till viss del olika miljöer, och habitatvalet varierar dessutom mellan olika delar av året. För att det ska finnas livskraftiga tjäderbestånd krävs funktionella skogslandskap med en blandning av uppvuxen, gles och luckig skog, täta sumpskogar, myrar och andra små våtmarker (Skogsstyrelsen, 2019).</w:t>
-      </w:r>
-    </w:p>
-    <w:p>
-      <w:r>
-        <w:t>Arten försvinner när skogen fragmenteras och den sammanlagda arealen hyggen och andra öppna områden blir för stor. Ett småskaligt och försiktigt virkesuttag genom hyggesfria metoder kan i vissa fall vara möjligt i området inom 200 m från lekcentrum. Längre ut från lekcentrum, inom 200–500 m bör den avverkade ytan inte överskrida 1 hektar för att undvika alltför stora och snabba förändringar (Skogsstyrelsen, 2019).</w:t>
-      </w:r>
-    </w:p>
-    <w:p>
-      <w:pPr>
-        <w:pStyle w:val="Heading2"/>
-      </w:pPr>
-      <w:r>
-        <w:t>Referenser – tjäder</w:t>
-      </w:r>
-    </w:p>
-    <w:p>
-      <w:r>
-        <w:t xml:space="preserve">Skogsstyrelsen, 2019. </w:t>
-      </w:r>
-      <w:r>
-        <w:rPr>
-          <w:i/>
-        </w:rPr>
-        <w:t xml:space="preserve">Vägledning för hänsyn till fåglar – tjäder. </w:t>
-      </w:r>
-      <w:r>
-        <w:t>https://www.skogsstyrelsen.se/globalassets/lag-och-tillsyn/artskydd/vagledningar-for-hansyn-till-faglar/tjader-vagledning-hansyn2.pdf</w:t>
-      </w:r>
-    </w:p>
-    <w:p>
-      <w:pPr>
-        <w:pStyle w:val="Heading1"/>
-      </w:pPr>
-      <w:r>
-        <w:t>Tretåig hackspett – ekologi samt krav på livsmiljön</w:t>
-      </w:r>
-    </w:p>
-    <w:p>
-      <w:r>
-        <w:t xml:space="preserve">Tretåig hackspett (NT) är fridlyst enligt §4 Artskyddsförordningen och finns med som prioriterad art i Skogsstyrelsen vägledning för skogsbruket (bilaga 4 till SVL). I vägledningen står bland annat att: </w:t>
-      </w:r>
-      <w:r>
-        <w:rPr>
-          <w:i/>
-        </w:rPr>
-        <w:t xml:space="preserve">“Tretåig hackspett har stora arealkrav och höga krav på sin livsmiljö. Omdaningen av naturskogar till kulturskogar medför en förlust av viktiga miljöer, något som förstärks av ökad fragmentering till följd av avverkningar.” </w:t>
-      </w:r>
-      <w:r>
-        <w:t xml:space="preserve">Vidare att: </w:t>
-      </w:r>
-      <w:r>
-        <w:rPr>
-          <w:i/>
-        </w:rPr>
-        <w:t>“Områden med dokumenterad permanent förekomst i naturskogsmiljöer har vanligen så stora naturvärden att skogsbruk är olämpligt”.</w:t>
-      </w:r>
-    </w:p>
-    <w:p>
-      <w:r>
-        <w:t>Tretåig hackspett är beroende av större sammanhängande naturskogar med kontinuerlig tillgång och nybildning av död ved och fragmentering av livsmiljöerna utgör ett stort hot mot arten (se exempelvis Stachura-Skierczynska et al., 2009; Wesolowski et al., 2005; Butler et al., 2004; Pakkala et al., 2002; Amcoff et al., 1996; Virkkala, 1991). Det finns studier som visar att naturskogens självgallringsprocess som den tretåiga hackspetten är beroende av, inte kan ersättas med efterlämnad hänsyn i skogsbruket (Imbeau &amp; Desrochers, 2002).</w:t>
-      </w:r>
-    </w:p>
-    <w:p>
-      <w:r>
-        <w:t>Permanenta revir av tretåig hackspett karaktäriseras ofta av artens typiska ringformigt ordnade hackmärken på framför allt gamla granar. För att säkerställa att inte revir av tretåig hackspett drabbas av avverkningsplanerna bör en inventering göras i området både under häckningstid och under vintern, då arten utnyttjar betydligt större områden än under sommarens häckningsrevir. Storleken på häckningsreviret varierar med skogstypen, förekomsten av död ved och graden av fragmentering, men är i allmänhet i storleksordningen 25–100 hektar.</w:t>
-      </w:r>
-    </w:p>
-    <w:p>
-      <w:r>
-        <w:t>Förutom fridlysning enligt §4 Artskyddsförordningen är tretåig hackspett även förtecknad i EU:s fågeldirektiv bilaga 1. Den ingår också i Natura 2000 och är förtecknad i Bernkonventionen bilaga II (strikt skyddade djurarter).</w:t>
-      </w:r>
-    </w:p>
-    <w:p>
-      <w:pPr>
-        <w:pStyle w:val="Heading2"/>
-      </w:pPr>
-      <w:r>
-        <w:t>Referenser – tretåig hackspett</w:t>
-      </w:r>
-    </w:p>
-    <w:p>
-      <w:r>
-        <w:t xml:space="preserve">Amcoff, M. &amp; Eriksson, P. 1996. </w:t>
-      </w:r>
-      <w:r>
-        <w:rPr>
-          <w:i/>
-        </w:rPr>
-        <w:t xml:space="preserve">Förekomst av tretåig hackspett Picoides tridactylus på bestånds- och landskapsnivå. </w:t>
-      </w:r>
-      <w:r>
-        <w:t>Ornis Svecica 6: 107–119</w:t>
-      </w:r>
-    </w:p>
-    <w:p>
-      <w:r>
-        <w:t xml:space="preserve">Butler, R., Angelstam, P., Ekelund, P. &amp; Schlaeffer, R. 2004. </w:t>
-      </w:r>
-      <w:r>
-        <w:rPr>
-          <w:i/>
-        </w:rPr>
-        <w:t xml:space="preserve">Dead wood threshold values for the three-toed woodpecker presence in boreal and sub-Alpine forest. </w:t>
-      </w:r>
-      <w:r>
-        <w:t>Biological conservation 119(3): 305–318</w:t>
-      </w:r>
-    </w:p>
-    <w:p>
-      <w:r>
-        <w:t xml:space="preserve">Imbeau, L. &amp; Desrochers, A. 2002. </w:t>
-      </w:r>
-      <w:r>
-        <w:rPr>
-          <w:i/>
-        </w:rPr>
-        <w:t xml:space="preserve">Foraging Ecology and Use of Drumming Trees by Three-Toed Woodpeckers. </w:t>
-      </w:r>
-      <w:r>
-        <w:t>The Journal of Wildlife Management. Vol. 66, No. 1 (Jan., 2002), pp. 222–231.</w:t>
-      </w:r>
-    </w:p>
-    <w:p>
-      <w:r>
-        <w:t xml:space="preserve">Pakkala, T., Hanski, I. &amp; Tomppo, E. 2002. </w:t>
-      </w:r>
-      <w:r>
-        <w:rPr>
-          <w:i/>
-        </w:rPr>
-        <w:t xml:space="preserve">Spatial ecology of the three-toed woodpecker in managed forest landscapes. </w:t>
-      </w:r>
-      <w:r>
-        <w:t>Silva Fennica 36(1): 279–288.</w:t>
-      </w:r>
-    </w:p>
-    <w:p>
-      <w:r>
-        <w:t xml:space="preserve">Skogsstyrelsen, 2016. </w:t>
-      </w:r>
-      <w:r>
-        <w:rPr>
-          <w:i/>
-        </w:rPr>
-        <w:t xml:space="preserve">Vägledning för hänsyn till fåglar – Tretåig hackspett. </w:t>
-      </w:r>
-      <w:r>
-        <w:t>www.skogsstyrelsen.se</w:t>
-      </w:r>
-    </w:p>
-    <w:p>
-      <w:r>
-        <w:t xml:space="preserve">Stachura-Skierczynska, K., Tumiel, T. &amp; Skierczynski, M. 2009. </w:t>
-      </w:r>
-      <w:r>
-        <w:rPr>
-          <w:i/>
-        </w:rPr>
-        <w:t xml:space="preserve">Habitat prediction model for three-toed woodpecker and its implications for the conservation of biologically valuable forests. </w:t>
-      </w:r>
-      <w:r>
-        <w:t>Forest Ecology and Management 258(5): 697–703.</w:t>
-      </w:r>
-    </w:p>
-    <w:p>
-      <w:r>
-        <w:t xml:space="preserve">Virkkala, R. 1991. </w:t>
-      </w:r>
-      <w:r>
-        <w:rPr>
-          <w:i/>
-        </w:rPr>
-        <w:t xml:space="preserve">Population trends of forest birds in a Finnish Lapland landscape of large habitat blocks – Consequences of stochastic environmental variation or regional habitat alteration. </w:t>
-      </w:r>
-      <w:r>
-        <w:t>Biological conservation 56(2): 223–240</w:t>
-      </w:r>
-    </w:p>
-    <w:p>
-      <w:r>
-        <w:t xml:space="preserve">Wesolowski, T., Czeszczewik, D. &amp; Rowinski, P. 2005. </w:t>
-      </w:r>
-      <w:r>
-        <w:rPr>
-          <w:i/>
-        </w:rPr>
-        <w:t xml:space="preserve">Effects of forest management on Three-toed Woodpecker Picoides tridactylus distribution in the Bialowieza Forest (NE Poland): conservation implications. </w:t>
-      </w:r>
-      <w:r>
-        <w:t>Acta Ornithologica 40(1): 53–60.</w:t>
+        <w:t>EU:s naturrestaureringsförordning</w:t>
+      </w:r>
+    </w:p>
+    <w:p>
+      <w:r>
+        <w:t>Enligt EU:s naturrestaureringsförordning (EU 2024/1991) ska minst 20 % av landområden och minst 20 % av havsarealen vara restaurerad senast 2030, samt alla ekosystem som är i behov av restaurering senast 2050. Det framgår också av förordningen att det är viktigt att livsmiljötyperna inte försämras innan eller efter att restaureringar genomförts, se exempelvis punkt 37 förordningen.</w:t>
+      </w:r>
+    </w:p>
+    <w:p>
+      <w:r>
+        <w:t>”</w:t>
+      </w:r>
+      <w:r>
+        <w:rPr>
+          <w:i/>
+        </w:rPr>
+        <w:t>Det är viktigt att medlemsstaterna vidtar åtgärder som syftar till att säkerställa att tillståndet för områden som täcks av livsmiljötyper som omfattas av denna förordning och som omfattas av restaureringsåtgärder uppvisar en kontinuerlig förbättring till dess att de uppnår ett gott tillstånd, och att medlemsstaterna vidtar åtgärder som syftar till att säkerställa att dessa livsmiljötyper, när de har uppnått ett gott tillstånd, inte försämras avsevärt, så att det långsiktiga bibehållandet eller uppnåendet av gott tillstånd inte äventyras. (..) Det är också viktigt att medlemsstaterna anstränger sig för att förhindra avsevärd försämring av områden som täcks av sådana livsmiljötyper som antingen redan är i gott skick eller som inte är i gott skick men ännu inte omfattas av restaureringsåtgärder.”</w:t>
+      </w:r>
+    </w:p>
+    <w:p>
+      <w:r>
+        <w:rPr>
+          <w:b/>
+          <w:i/>
+        </w:rPr>
+        <w:t>Artikel 4(12):</w:t>
+      </w:r>
+    </w:p>
+    <w:p>
+      <w:r>
+        <w:rPr>
+          <w:i/>
+        </w:rPr>
+        <w:t>Utan att det påverkar tillämpningen av direktiv 92/43/EEG ska medlemsstaterna, senast den dag då deras nationella restaureringsplaner offentliggörs i enlighet med artikel 17.6 i denna förordning, eftersträva att genomföra de åtgärder som krävs för att förhindra avsevärd försämring av områden där de livsmiljötyper som förtecknas i bilaga I till denna förordning förekommer och som är i gott tillstånd eller som krävs för att uppnå de restaureringsmål som anges i punkt 17 i den här artikeln.</w:t>
+      </w:r>
+    </w:p>
+    <w:p>
+      <w:r>
+        <w:rPr>
+          <w:b/>
+          <w:i/>
+        </w:rPr>
+        <w:t>Artikel 4 (17).   Medlemsstaterna ska säkerställa</w:t>
+      </w:r>
+    </w:p>
+    <w:p>
+      <w:r>
+        <w:rPr>
+          <w:i/>
+        </w:rPr>
+        <w:t>a) en ökning av arealen i gott tillstånd för de livsmiljötyper som förtecknas i bilaga I till dess att minst 90 % är i gott tillstånd och till dess att den gynnsamma referensarealen för varje livsmiljötyp i varje biogeografisk region inom den berörda medlemsstaten har uppnåtts.</w:t>
+      </w:r>
+    </w:p>
+    <w:p>
+      <w:r>
+        <w:t>Referenser</w:t>
+      </w:r>
+    </w:p>
+    <w:p>
+      <w:r>
+        <w:t xml:space="preserve">EEA European Environment Agency, 2022. </w:t>
+      </w:r>
+      <w:r>
+        <w:rPr>
+          <w:i/>
+        </w:rPr>
+        <w:t xml:space="preserve">Western taiga – Conservation status 2013-2018. </w:t>
+      </w:r>
+      <w:r>
+        <w:t>https:// eunis.eea.europoa.eu/habitats/10176.</w:t>
+      </w:r>
+    </w:p>
+    <w:p>
+      <w:r>
+        <w:t>EU-domstolens dom av den 2 juli 2020 i målet C 477/19 (Europeisk hamster) p. 23.</w:t>
+      </w:r>
+    </w:p>
+    <w:p>
+      <w:r>
+        <w:t>EU-domstolens dom av den 4 mars 2021 i de förenade målen C 473-19 och C 474-19 (Skydda skogen) p. 70 och 76.</w:t>
+      </w:r>
+    </w:p>
+    <w:p>
+      <w:r>
+        <w:t>Europaparlamentets och rådets direktiv 2009/147/EG av den 30 november 2009 om bevarande av vilda fåglar.</w:t>
+      </w:r>
+    </w:p>
+    <w:p>
+      <w:r>
+        <w:t>EUROPAPARLAMENTETS OCH RÅDETS FÖRORDNING (EU) 2024/1991 av den 24 juni 2024 om restaurering av natur och om ändring av förordning (EU) 2022/869.</w:t>
+      </w:r>
+    </w:p>
+    <w:p>
+      <w:r>
+        <w:t>Rådets direktiv 92/43/EEG av den 21 mj 1992 om bevarande av livsmiljöer samt vilda djur och växter.</w:t>
+      </w:r>
+    </w:p>
+    <w:p>
+      <w:r>
+        <w:t xml:space="preserve">Skogsstyrelsen, 2026. </w:t>
+      </w:r>
+      <w:r>
+        <w:rPr>
+          <w:i/>
+        </w:rPr>
+        <w:t>Biologisk mångfald i skogen.</w:t>
+      </w:r>
+      <w:r>
+        <w:t xml:space="preserve"> Rapport 2026/07.</w:t>
+      </w:r>
+    </w:p>
+    <w:p>
+      <w:r>
+        <w:t xml:space="preserve">SLU Artdatabanken, 2019. </w:t>
+      </w:r>
+      <w:r>
+        <w:rPr>
+          <w:i/>
+        </w:rPr>
+        <w:t>Sveriges arter och naturtyper i EU:s art- och habitatdirektiv.</w:t>
+      </w:r>
+      <w:r>
+        <w:t xml:space="preserve"> Resultat från rapportering 2019 till EU av bevarandestatus 2013-2018.</w:t>
       </w:r>
     </w:p>
     <w:sectPr>
@@ -1807,7 +3251,7 @@
 </file>
 
 <file path=word/endnotes.xml><?xml version="1.0" encoding="utf-8"?>
-<w:endnotes xmlns:wpc="http://schemas.microsoft.com/office/word/2010/wordprocessingCanvas" xmlns:cx="http://schemas.microsoft.com/office/drawing/2014/chartex" xmlns:cx1="http://schemas.microsoft.com/office/drawing/2015/9/8/chartex" xmlns:cx2="http://schemas.microsoft.com/office/drawing/2015/10/21/chartex" xmlns:cx3="http://schemas.microsoft.com/office/drawing/2016/5/9/chartex" xmlns:cx4="http://schemas.microsoft.com/office/drawing/2016/5/10/chartex" xmlns:cx5="http://schemas.microsoft.com/office/drawing/2016/5/11/chartex" xmlns:cx6="http://schemas.microsoft.com/office/drawing/2016/5/12/chartex" xmlns:cx7="http://schemas.microsoft.com/office/drawing/2016/5/13/chartex" xmlns:cx8="http://schemas.microsoft.com/office/drawing/2016/5/14/chartex" xmlns:mc="http://schemas.openxmlformats.org/markup-compatibility/2006" xmlns:aink="http://schemas.microsoft.com/office/drawing/2016/ink" xmlns:am3d="http://schemas.microsoft.com/office/drawing/2017/model3d" xmlns:o="urn:schemas-microsoft-com:office:office" xmlns:oel="http://schemas.microsoft.com/office/2019/extlst" xmlns:r="http://schemas.openxmlformats.org/officeDocument/2006/relationships" xmlns:m="http://schemas.openxmlformats.org/officeDocument/2006/math" xmlns:v="urn:schemas-microsoft-com:vml" xmlns:wp14="http://schemas.microsoft.com/office/word/2010/wordprocessingDrawing" xmlns:wp="http://schemas.openxmlformats.org/drawingml/2006/wordprocessingDrawing" xmlns:w10="urn:schemas-microsoft-com:office:word" xmlns:w="http://schemas.openxmlformats.org/wordprocessingml/2006/main" xmlns:w14="http://schemas.microsoft.com/office/word/2010/wordml" xmlns:w15="http://schemas.microsoft.com/office/word/2012/wordml" xmlns:w16cex="http://schemas.microsoft.com/office/word/2018/wordml/cex" xmlns:w16cid="http://schemas.microsoft.com/office/word/2016/wordml/cid" xmlns:w16="http://schemas.microsoft.com/office/word/2018/wordml" xmlns:w16sdtdh="http://schemas.microsoft.com/office/word/2020/wordml/sdtdatahash" xmlns:w16se="http://schemas.microsoft.com/office/word/2015/wordml/symex" xmlns:wpg="http://schemas.microsoft.com/office/word/2010/wordprocessingGroup" xmlns:wpi="http://schemas.microsoft.com/office/word/2010/wordprocessingInk" xmlns:wne="http://schemas.microsoft.com/office/word/2006/wordml" xmlns:wps="http://schemas.microsoft.com/office/word/2010/wordprocessingShape" mc:Ignorable="w14 w15 w16se w16cid w16 w16cex w16sdtdh wp14">
+<w:endnotes xmlns:wpc="http://schemas.microsoft.com/office/word/2010/wordprocessingCanvas" xmlns:cx="http://schemas.microsoft.com/office/drawing/2014/chartex" xmlns:cx1="http://schemas.microsoft.com/office/drawing/2015/9/8/chartex" xmlns:cx2="http://schemas.microsoft.com/office/drawing/2015/10/21/chartex" xmlns:cx3="http://schemas.microsoft.com/office/drawing/2016/5/9/chartex" xmlns:cx4="http://schemas.microsoft.com/office/drawing/2016/5/10/chartex" xmlns:cx5="http://schemas.microsoft.com/office/drawing/2016/5/11/chartex" xmlns:cx6="http://schemas.microsoft.com/office/drawing/2016/5/12/chartex" xmlns:cx7="http://schemas.microsoft.com/office/drawing/2016/5/13/chartex" xmlns:cx8="http://schemas.microsoft.com/office/drawing/2016/5/14/chartex" xmlns:mc="http://schemas.openxmlformats.org/markup-compatibility/2006" xmlns:aink="http://schemas.microsoft.com/office/drawing/2016/ink" xmlns:am3d="http://schemas.microsoft.com/office/drawing/2017/model3d" xmlns:o="urn:schemas-microsoft-com:office:office" xmlns:oel="http://schemas.microsoft.com/office/2019/extlst" xmlns:r="http://schemas.openxmlformats.org/officeDocument/2006/relationships" xmlns:m="http://schemas.openxmlformats.org/officeDocument/2006/math" xmlns:v="urn:schemas-microsoft-com:vml" xmlns:wp14="http://schemas.microsoft.com/office/word/2010/wordprocessingDrawing" xmlns:wp="http://schemas.openxmlformats.org/drawingml/2006/wordprocessingDrawing" xmlns:w10="urn:schemas-microsoft-com:office:word" xmlns:w="http://schemas.openxmlformats.org/wordprocessingml/2006/main" xmlns:w14="http://schemas.microsoft.com/office/word/2010/wordml" xmlns:w15="http://schemas.microsoft.com/office/word/2012/wordml" xmlns:w16cex="http://schemas.microsoft.com/office/word/2018/wordml/cex" xmlns:w16cid="http://schemas.microsoft.com/office/word/2016/wordml/cid" xmlns:w16="http://schemas.microsoft.com/office/word/2018/wordml" xmlns:w16du="http://schemas.microsoft.com/office/word/2023/wordml/word16du" xmlns:w16sdtdh="http://schemas.microsoft.com/office/word/2020/wordml/sdtdatahash" xmlns:w16sdtfl="http://schemas.microsoft.com/office/word/2024/wordml/sdtformatlock" xmlns:w16se="http://schemas.microsoft.com/office/word/2015/wordml/symex" xmlns:wpg="http://schemas.microsoft.com/office/word/2010/wordprocessingGroup" xmlns:wpi="http://schemas.microsoft.com/office/word/2010/wordprocessingInk" xmlns:wne="http://schemas.microsoft.com/office/word/2006/wordml" xmlns:wps="http://schemas.microsoft.com/office/word/2010/wordprocessingShape" mc:Ignorable="w14 w15 w16se w16cid w16 w16cex w16sdtdh w16sdtfl w16du wp14">
   <w:endnote w:type="separator" w:id="-1">
     <w:p>
       <w:pPr>
@@ -1832,7 +3276,7 @@
 </file>
 
 <file path=word/footer1.xml><?xml version="1.0" encoding="utf-8"?>
-<w:ftr xmlns:wpc="http://schemas.microsoft.com/office/word/2010/wordprocessingCanvas" xmlns:cx="http://schemas.microsoft.com/office/drawing/2014/chartex" xmlns:cx1="http://schemas.microsoft.com/office/drawing/2015/9/8/chartex" xmlns:cx2="http://schemas.microsoft.com/office/drawing/2015/10/21/chartex" xmlns:cx3="http://schemas.microsoft.com/office/drawing/2016/5/9/chartex" xmlns:cx4="http://schemas.microsoft.com/office/drawing/2016/5/10/chartex" xmlns:cx5="http://schemas.microsoft.com/office/drawing/2016/5/11/chartex" xmlns:cx6="http://schemas.microsoft.com/office/drawing/2016/5/12/chartex" xmlns:cx7="http://schemas.microsoft.com/office/drawing/2016/5/13/chartex" xmlns:cx8="http://schemas.microsoft.com/office/drawing/2016/5/14/chartex" xmlns:mc="http://schemas.openxmlformats.org/markup-compatibility/2006" xmlns:aink="http://schemas.microsoft.com/office/drawing/2016/ink" xmlns:am3d="http://schemas.microsoft.com/office/drawing/2017/model3d" xmlns:o="urn:schemas-microsoft-com:office:office" xmlns:oel="http://schemas.microsoft.com/office/2019/extlst" xmlns:r="http://schemas.openxmlformats.org/officeDocument/2006/relationships" xmlns:m="http://schemas.openxmlformats.org/officeDocument/2006/math" xmlns:v="urn:schemas-microsoft-com:vml" xmlns:wp14="http://schemas.microsoft.com/office/word/2010/wordprocessingDrawing" xmlns:wp="http://schemas.openxmlformats.org/drawingml/2006/wordprocessingDrawing" xmlns:w10="urn:schemas-microsoft-com:office:word" xmlns:w="http://schemas.openxmlformats.org/wordprocessingml/2006/main" xmlns:w14="http://schemas.microsoft.com/office/word/2010/wordml" xmlns:w15="http://schemas.microsoft.com/office/word/2012/wordml" xmlns:w16cex="http://schemas.microsoft.com/office/word/2018/wordml/cex" xmlns:w16cid="http://schemas.microsoft.com/office/word/2016/wordml/cid" xmlns:w16="http://schemas.microsoft.com/office/word/2018/wordml" xmlns:w16sdtdh="http://schemas.microsoft.com/office/word/2020/wordml/sdtdatahash" xmlns:w16se="http://schemas.microsoft.com/office/word/2015/wordml/symex" xmlns:wpg="http://schemas.microsoft.com/office/word/2010/wordprocessingGroup" xmlns:wpi="http://schemas.microsoft.com/office/word/2010/wordprocessingInk" xmlns:wne="http://schemas.microsoft.com/office/word/2006/wordml" xmlns:wps="http://schemas.microsoft.com/office/word/2010/wordprocessingShape" mc:Ignorable="w14 w15 w16se w16cid w16 w16cex w16sdtdh wp14">
+<w:ftr xmlns:wpc="http://schemas.microsoft.com/office/word/2010/wordprocessingCanvas" xmlns:cx="http://schemas.microsoft.com/office/drawing/2014/chartex" xmlns:cx1="http://schemas.microsoft.com/office/drawing/2015/9/8/chartex" xmlns:cx2="http://schemas.microsoft.com/office/drawing/2015/10/21/chartex" xmlns:cx3="http://schemas.microsoft.com/office/drawing/2016/5/9/chartex" xmlns:cx4="http://schemas.microsoft.com/office/drawing/2016/5/10/chartex" xmlns:cx5="http://schemas.microsoft.com/office/drawing/2016/5/11/chartex" xmlns:cx6="http://schemas.microsoft.com/office/drawing/2016/5/12/chartex" xmlns:cx7="http://schemas.microsoft.com/office/drawing/2016/5/13/chartex" xmlns:cx8="http://schemas.microsoft.com/office/drawing/2016/5/14/chartex" xmlns:mc="http://schemas.openxmlformats.org/markup-compatibility/2006" xmlns:aink="http://schemas.microsoft.com/office/drawing/2016/ink" xmlns:am3d="http://schemas.microsoft.com/office/drawing/2017/model3d" xmlns:o="urn:schemas-microsoft-com:office:office" xmlns:oel="http://schemas.microsoft.com/office/2019/extlst" xmlns:r="http://schemas.openxmlformats.org/officeDocument/2006/relationships" xmlns:m="http://schemas.openxmlformats.org/officeDocument/2006/math" xmlns:v="urn:schemas-microsoft-com:vml" xmlns:wp14="http://schemas.microsoft.com/office/word/2010/wordprocessingDrawing" xmlns:wp="http://schemas.openxmlformats.org/drawingml/2006/wordprocessingDrawing" xmlns:w10="urn:schemas-microsoft-com:office:word" xmlns:w="http://schemas.openxmlformats.org/wordprocessingml/2006/main" xmlns:w14="http://schemas.microsoft.com/office/word/2010/wordml" xmlns:w15="http://schemas.microsoft.com/office/word/2012/wordml" xmlns:w16cex="http://schemas.microsoft.com/office/word/2018/wordml/cex" xmlns:w16cid="http://schemas.microsoft.com/office/word/2016/wordml/cid" xmlns:w16="http://schemas.microsoft.com/office/word/2018/wordml" xmlns:w16du="http://schemas.microsoft.com/office/word/2023/wordml/word16du" xmlns:w16sdtdh="http://schemas.microsoft.com/office/word/2020/wordml/sdtdatahash" xmlns:w16sdtfl="http://schemas.microsoft.com/office/word/2024/wordml/sdtformatlock" xmlns:w16se="http://schemas.microsoft.com/office/word/2015/wordml/symex" xmlns:wpg="http://schemas.microsoft.com/office/word/2010/wordprocessingGroup" xmlns:wpi="http://schemas.microsoft.com/office/word/2010/wordprocessingInk" xmlns:wne="http://schemas.microsoft.com/office/word/2006/wordml" xmlns:wps="http://schemas.microsoft.com/office/word/2010/wordprocessingShape" mc:Ignorable="w14 w15 w16se w16cid w16 w16cex w16sdtdh w16sdtfl w16du wp14">
   <w:p>
     <w:pPr>
       <w:pStyle w:val="Footer"/>
@@ -1842,7 +3286,7 @@
 </file>
 
 <file path=word/footer2.xml><?xml version="1.0" encoding="utf-8"?>
-<w:ftr xmlns:wpc="http://schemas.microsoft.com/office/word/2010/wordprocessingCanvas" xmlns:cx="http://schemas.microsoft.com/office/drawing/2014/chartex" xmlns:cx1="http://schemas.microsoft.com/office/drawing/2015/9/8/chartex" xmlns:cx2="http://schemas.microsoft.com/office/drawing/2015/10/21/chartex" xmlns:cx3="http://schemas.microsoft.com/office/drawing/2016/5/9/chartex" xmlns:cx4="http://schemas.microsoft.com/office/drawing/2016/5/10/chartex" xmlns:cx5="http://schemas.microsoft.com/office/drawing/2016/5/11/chartex" xmlns:cx6="http://schemas.microsoft.com/office/drawing/2016/5/12/chartex" xmlns:cx7="http://schemas.microsoft.com/office/drawing/2016/5/13/chartex" xmlns:cx8="http://schemas.microsoft.com/office/drawing/2016/5/14/chartex" xmlns:mc="http://schemas.openxmlformats.org/markup-compatibility/2006" xmlns:aink="http://schemas.microsoft.com/office/drawing/2016/ink" xmlns:am3d="http://schemas.microsoft.com/office/drawing/2017/model3d" xmlns:o="urn:schemas-microsoft-com:office:office" xmlns:oel="http://schemas.microsoft.com/office/2019/extlst" xmlns:r="http://schemas.openxmlformats.org/officeDocument/2006/relationships" xmlns:m="http://schemas.openxmlformats.org/officeDocument/2006/math" xmlns:v="urn:schemas-microsoft-com:vml" xmlns:wp14="http://schemas.microsoft.com/office/word/2010/wordprocessingDrawing" xmlns:wp="http://schemas.openxmlformats.org/drawingml/2006/wordprocessingDrawing" xmlns:w10="urn:schemas-microsoft-com:office:word" xmlns:w="http://schemas.openxmlformats.org/wordprocessingml/2006/main" xmlns:w14="http://schemas.microsoft.com/office/word/2010/wordml" xmlns:w15="http://schemas.microsoft.com/office/word/2012/wordml" xmlns:w16cex="http://schemas.microsoft.com/office/word/2018/wordml/cex" xmlns:w16cid="http://schemas.microsoft.com/office/word/2016/wordml/cid" xmlns:w16="http://schemas.microsoft.com/office/word/2018/wordml" xmlns:w16sdtdh="http://schemas.microsoft.com/office/word/2020/wordml/sdtdatahash" xmlns:w16se="http://schemas.microsoft.com/office/word/2015/wordml/symex" xmlns:wpg="http://schemas.microsoft.com/office/word/2010/wordprocessingGroup" xmlns:wpi="http://schemas.microsoft.com/office/word/2010/wordprocessingInk" xmlns:wne="http://schemas.microsoft.com/office/word/2006/wordml" xmlns:wps="http://schemas.microsoft.com/office/word/2010/wordprocessingShape" mc:Ignorable="w14 w15 w16se w16cid w16 w16cex w16sdtdh wp14">
+<w:ftr xmlns:wpc="http://schemas.microsoft.com/office/word/2010/wordprocessingCanvas" xmlns:cx="http://schemas.microsoft.com/office/drawing/2014/chartex" xmlns:cx1="http://schemas.microsoft.com/office/drawing/2015/9/8/chartex" xmlns:cx2="http://schemas.microsoft.com/office/drawing/2015/10/21/chartex" xmlns:cx3="http://schemas.microsoft.com/office/drawing/2016/5/9/chartex" xmlns:cx4="http://schemas.microsoft.com/office/drawing/2016/5/10/chartex" xmlns:cx5="http://schemas.microsoft.com/office/drawing/2016/5/11/chartex" xmlns:cx6="http://schemas.microsoft.com/office/drawing/2016/5/12/chartex" xmlns:cx7="http://schemas.microsoft.com/office/drawing/2016/5/13/chartex" xmlns:cx8="http://schemas.microsoft.com/office/drawing/2016/5/14/chartex" xmlns:mc="http://schemas.openxmlformats.org/markup-compatibility/2006" xmlns:aink="http://schemas.microsoft.com/office/drawing/2016/ink" xmlns:am3d="http://schemas.microsoft.com/office/drawing/2017/model3d" xmlns:o="urn:schemas-microsoft-com:office:office" xmlns:oel="http://schemas.microsoft.com/office/2019/extlst" xmlns:r="http://schemas.openxmlformats.org/officeDocument/2006/relationships" xmlns:m="http://schemas.openxmlformats.org/officeDocument/2006/math" xmlns:v="urn:schemas-microsoft-com:vml" xmlns:wp14="http://schemas.microsoft.com/office/word/2010/wordprocessingDrawing" xmlns:wp="http://schemas.openxmlformats.org/drawingml/2006/wordprocessingDrawing" xmlns:w10="urn:schemas-microsoft-com:office:word" xmlns:w="http://schemas.openxmlformats.org/wordprocessingml/2006/main" xmlns:w14="http://schemas.microsoft.com/office/word/2010/wordml" xmlns:w15="http://schemas.microsoft.com/office/word/2012/wordml" xmlns:w16cex="http://schemas.microsoft.com/office/word/2018/wordml/cex" xmlns:w16cid="http://schemas.microsoft.com/office/word/2016/wordml/cid" xmlns:w16="http://schemas.microsoft.com/office/word/2018/wordml" xmlns:w16du="http://schemas.microsoft.com/office/word/2023/wordml/word16du" xmlns:w16sdtdh="http://schemas.microsoft.com/office/word/2020/wordml/sdtdatahash" xmlns:w16sdtfl="http://schemas.microsoft.com/office/word/2024/wordml/sdtformatlock" xmlns:w16se="http://schemas.microsoft.com/office/word/2015/wordml/symex" xmlns:wpg="http://schemas.microsoft.com/office/word/2010/wordprocessingGroup" xmlns:wpi="http://schemas.microsoft.com/office/word/2010/wordprocessingInk" xmlns:wne="http://schemas.microsoft.com/office/word/2006/wordml" xmlns:wps="http://schemas.microsoft.com/office/word/2010/wordprocessingShape" mc:Ignorable="w14 w15 w16se w16cid w16 w16cex w16sdtdh w16sdtfl w16du wp14">
   <w:p>
     <w:pPr>
       <w:pStyle w:val="Footer"/>
@@ -1852,7 +3296,7 @@
 </file>
 
 <file path=word/footer3.xml><?xml version="1.0" encoding="utf-8"?>
-<w:ftr xmlns:wpc="http://schemas.microsoft.com/office/word/2010/wordprocessingCanvas" xmlns:cx="http://schemas.microsoft.com/office/drawing/2014/chartex" xmlns:cx1="http://schemas.microsoft.com/office/drawing/2015/9/8/chartex" xmlns:cx2="http://schemas.microsoft.com/office/drawing/2015/10/21/chartex" xmlns:cx3="http://schemas.microsoft.com/office/drawing/2016/5/9/chartex" xmlns:cx4="http://schemas.microsoft.com/office/drawing/2016/5/10/chartex" xmlns:cx5="http://schemas.microsoft.com/office/drawing/2016/5/11/chartex" xmlns:cx6="http://schemas.microsoft.com/office/drawing/2016/5/12/chartex" xmlns:cx7="http://schemas.microsoft.com/office/drawing/2016/5/13/chartex" xmlns:cx8="http://schemas.microsoft.com/office/drawing/2016/5/14/chartex" xmlns:mc="http://schemas.openxmlformats.org/markup-compatibility/2006" xmlns:aink="http://schemas.microsoft.com/office/drawing/2016/ink" xmlns:am3d="http://schemas.microsoft.com/office/drawing/2017/model3d" xmlns:o="urn:schemas-microsoft-com:office:office" xmlns:oel="http://schemas.microsoft.com/office/2019/extlst" xmlns:r="http://schemas.openxmlformats.org/officeDocument/2006/relationships" xmlns:m="http://schemas.openxmlformats.org/officeDocument/2006/math" xmlns:v="urn:schemas-microsoft-com:vml" xmlns:wp14="http://schemas.microsoft.com/office/word/2010/wordprocessingDrawing" xmlns:wp="http://schemas.openxmlformats.org/drawingml/2006/wordprocessingDrawing" xmlns:w10="urn:schemas-microsoft-com:office:word" xmlns:w="http://schemas.openxmlformats.org/wordprocessingml/2006/main" xmlns:w14="http://schemas.microsoft.com/office/word/2010/wordml" xmlns:w15="http://schemas.microsoft.com/office/word/2012/wordml" xmlns:w16cex="http://schemas.microsoft.com/office/word/2018/wordml/cex" xmlns:w16cid="http://schemas.microsoft.com/office/word/2016/wordml/cid" xmlns:w16="http://schemas.microsoft.com/office/word/2018/wordml" xmlns:w16sdtdh="http://schemas.microsoft.com/office/word/2020/wordml/sdtdatahash" xmlns:w16se="http://schemas.microsoft.com/office/word/2015/wordml/symex" xmlns:wpg="http://schemas.microsoft.com/office/word/2010/wordprocessingGroup" xmlns:wpi="http://schemas.microsoft.com/office/word/2010/wordprocessingInk" xmlns:wne="http://schemas.microsoft.com/office/word/2006/wordml" xmlns:wps="http://schemas.microsoft.com/office/word/2010/wordprocessingShape" mc:Ignorable="w14 w15 w16se w16cid w16 w16cex w16sdtdh wp14">
+<w:ftr xmlns:wpc="http://schemas.microsoft.com/office/word/2010/wordprocessingCanvas" xmlns:cx="http://schemas.microsoft.com/office/drawing/2014/chartex" xmlns:cx1="http://schemas.microsoft.com/office/drawing/2015/9/8/chartex" xmlns:cx2="http://schemas.microsoft.com/office/drawing/2015/10/21/chartex" xmlns:cx3="http://schemas.microsoft.com/office/drawing/2016/5/9/chartex" xmlns:cx4="http://schemas.microsoft.com/office/drawing/2016/5/10/chartex" xmlns:cx5="http://schemas.microsoft.com/office/drawing/2016/5/11/chartex" xmlns:cx6="http://schemas.microsoft.com/office/drawing/2016/5/12/chartex" xmlns:cx7="http://schemas.microsoft.com/office/drawing/2016/5/13/chartex" xmlns:cx8="http://schemas.microsoft.com/office/drawing/2016/5/14/chartex" xmlns:mc="http://schemas.openxmlformats.org/markup-compatibility/2006" xmlns:aink="http://schemas.microsoft.com/office/drawing/2016/ink" xmlns:am3d="http://schemas.microsoft.com/office/drawing/2017/model3d" xmlns:o="urn:schemas-microsoft-com:office:office" xmlns:oel="http://schemas.microsoft.com/office/2019/extlst" xmlns:r="http://schemas.openxmlformats.org/officeDocument/2006/relationships" xmlns:m="http://schemas.openxmlformats.org/officeDocument/2006/math" xmlns:v="urn:schemas-microsoft-com:vml" xmlns:wp14="http://schemas.microsoft.com/office/word/2010/wordprocessingDrawing" xmlns:wp="http://schemas.openxmlformats.org/drawingml/2006/wordprocessingDrawing" xmlns:w10="urn:schemas-microsoft-com:office:word" xmlns:w="http://schemas.openxmlformats.org/wordprocessingml/2006/main" xmlns:w14="http://schemas.microsoft.com/office/word/2010/wordml" xmlns:w15="http://schemas.microsoft.com/office/word/2012/wordml" xmlns:w16cex="http://schemas.microsoft.com/office/word/2018/wordml/cex" xmlns:w16cid="http://schemas.microsoft.com/office/word/2016/wordml/cid" xmlns:w16="http://schemas.microsoft.com/office/word/2018/wordml" xmlns:w16du="http://schemas.microsoft.com/office/word/2023/wordml/word16du" xmlns:w16sdtdh="http://schemas.microsoft.com/office/word/2020/wordml/sdtdatahash" xmlns:w16sdtfl="http://schemas.microsoft.com/office/word/2024/wordml/sdtformatlock" xmlns:w16se="http://schemas.microsoft.com/office/word/2015/wordml/symex" xmlns:wpg="http://schemas.microsoft.com/office/word/2010/wordprocessingGroup" xmlns:wpi="http://schemas.microsoft.com/office/word/2010/wordprocessingInk" xmlns:wne="http://schemas.microsoft.com/office/word/2006/wordml" xmlns:wps="http://schemas.microsoft.com/office/word/2010/wordprocessingShape" mc:Ignorable="w14 w15 w16se w16cid w16 w16cex w16sdtdh w16sdtfl w16du wp14">
   <w:p>
     <w:pPr>
       <w:pStyle w:val="Footer"/>
@@ -1862,7 +3306,7 @@
 </file>
 
 <file path=word/footnotes.xml><?xml version="1.0" encoding="utf-8"?>
-<w:footnotes xmlns:wpc="http://schemas.microsoft.com/office/word/2010/wordprocessingCanvas" xmlns:cx="http://schemas.microsoft.com/office/drawing/2014/chartex" xmlns:cx1="http://schemas.microsoft.com/office/drawing/2015/9/8/chartex" xmlns:cx2="http://schemas.microsoft.com/office/drawing/2015/10/21/chartex" xmlns:cx3="http://schemas.microsoft.com/office/drawing/2016/5/9/chartex" xmlns:cx4="http://schemas.microsoft.com/office/drawing/2016/5/10/chartex" xmlns:cx5="http://schemas.microsoft.com/office/drawing/2016/5/11/chartex" xmlns:cx6="http://schemas.microsoft.com/office/drawing/2016/5/12/chartex" xmlns:cx7="http://schemas.microsoft.com/office/drawing/2016/5/13/chartex" xmlns:cx8="http://schemas.microsoft.com/office/drawing/2016/5/14/chartex" xmlns:mc="http://schemas.openxmlformats.org/markup-compatibility/2006" xmlns:aink="http://schemas.microsoft.com/office/drawing/2016/ink" xmlns:am3d="http://schemas.microsoft.com/office/drawing/2017/model3d" xmlns:o="urn:schemas-microsoft-com:office:office" xmlns:oel="http://schemas.microsoft.com/office/2019/extlst" xmlns:r="http://schemas.openxmlformats.org/officeDocument/2006/relationships" xmlns:m="http://schemas.openxmlformats.org/officeDocument/2006/math" xmlns:v="urn:schemas-microsoft-com:vml" xmlns:wp14="http://schemas.microsoft.com/office/word/2010/wordprocessingDrawing" xmlns:wp="http://schemas.openxmlformats.org/drawingml/2006/wordprocessingDrawing" xmlns:w10="urn:schemas-microsoft-com:office:word" xmlns:w="http://schemas.openxmlformats.org/wordprocessingml/2006/main" xmlns:w14="http://schemas.microsoft.com/office/word/2010/wordml" xmlns:w15="http://schemas.microsoft.com/office/word/2012/wordml" xmlns:w16cex="http://schemas.microsoft.com/office/word/2018/wordml/cex" xmlns:w16cid="http://schemas.microsoft.com/office/word/2016/wordml/cid" xmlns:w16="http://schemas.microsoft.com/office/word/2018/wordml" xmlns:w16sdtdh="http://schemas.microsoft.com/office/word/2020/wordml/sdtdatahash" xmlns:w16se="http://schemas.microsoft.com/office/word/2015/wordml/symex" xmlns:wpg="http://schemas.microsoft.com/office/word/2010/wordprocessingGroup" xmlns:wpi="http://schemas.microsoft.com/office/word/2010/wordprocessingInk" xmlns:wne="http://schemas.microsoft.com/office/word/2006/wordml" xmlns:wps="http://schemas.microsoft.com/office/word/2010/wordprocessingShape" mc:Ignorable="w14 w15 w16se w16cid w16 w16cex w16sdtdh wp14">
+<w:footnotes xmlns:wpc="http://schemas.microsoft.com/office/word/2010/wordprocessingCanvas" xmlns:cx="http://schemas.microsoft.com/office/drawing/2014/chartex" xmlns:cx1="http://schemas.microsoft.com/office/drawing/2015/9/8/chartex" xmlns:cx2="http://schemas.microsoft.com/office/drawing/2015/10/21/chartex" xmlns:cx3="http://schemas.microsoft.com/office/drawing/2016/5/9/chartex" xmlns:cx4="http://schemas.microsoft.com/office/drawing/2016/5/10/chartex" xmlns:cx5="http://schemas.microsoft.com/office/drawing/2016/5/11/chartex" xmlns:cx6="http://schemas.microsoft.com/office/drawing/2016/5/12/chartex" xmlns:cx7="http://schemas.microsoft.com/office/drawing/2016/5/13/chartex" xmlns:cx8="http://schemas.microsoft.com/office/drawing/2016/5/14/chartex" xmlns:mc="http://schemas.openxmlformats.org/markup-compatibility/2006" xmlns:aink="http://schemas.microsoft.com/office/drawing/2016/ink" xmlns:am3d="http://schemas.microsoft.com/office/drawing/2017/model3d" xmlns:o="urn:schemas-microsoft-com:office:office" xmlns:oel="http://schemas.microsoft.com/office/2019/extlst" xmlns:r="http://schemas.openxmlformats.org/officeDocument/2006/relationships" xmlns:m="http://schemas.openxmlformats.org/officeDocument/2006/math" xmlns:v="urn:schemas-microsoft-com:vml" xmlns:wp14="http://schemas.microsoft.com/office/word/2010/wordprocessingDrawing" xmlns:wp="http://schemas.openxmlformats.org/drawingml/2006/wordprocessingDrawing" xmlns:w10="urn:schemas-microsoft-com:office:word" xmlns:w="http://schemas.openxmlformats.org/wordprocessingml/2006/main" xmlns:w14="http://schemas.microsoft.com/office/word/2010/wordml" xmlns:w15="http://schemas.microsoft.com/office/word/2012/wordml" xmlns:w16cex="http://schemas.microsoft.com/office/word/2018/wordml/cex" xmlns:w16cid="http://schemas.microsoft.com/office/word/2016/wordml/cid" xmlns:w16="http://schemas.microsoft.com/office/word/2018/wordml" xmlns:w16du="http://schemas.microsoft.com/office/word/2023/wordml/word16du" xmlns:w16sdtdh="http://schemas.microsoft.com/office/word/2020/wordml/sdtdatahash" xmlns:w16sdtfl="http://schemas.microsoft.com/office/word/2024/wordml/sdtformatlock" xmlns:w16se="http://schemas.microsoft.com/office/word/2015/wordml/symex" xmlns:wpg="http://schemas.microsoft.com/office/word/2010/wordprocessingGroup" xmlns:wpi="http://schemas.microsoft.com/office/word/2010/wordprocessingInk" xmlns:wne="http://schemas.microsoft.com/office/word/2006/wordml" xmlns:wps="http://schemas.microsoft.com/office/word/2010/wordprocessingShape" mc:Ignorable="w14 w15 w16se w16cid w16 w16cex w16sdtdh w16sdtfl w16du wp14">
   <w:footnote w:type="separator" w:id="-1">
     <w:p>
       <w:pPr>
@@ -1887,7 +3331,7 @@
 </file>
 
 <file path=word/header1.xml><?xml version="1.0" encoding="utf-8"?>
-<w:hdr xmlns:wpc="http://schemas.microsoft.com/office/word/2010/wordprocessingCanvas" xmlns:cx="http://schemas.microsoft.com/office/drawing/2014/chartex" xmlns:cx1="http://schemas.microsoft.com/office/drawing/2015/9/8/chartex" xmlns:cx2="http://schemas.microsoft.com/office/drawing/2015/10/21/chartex" xmlns:cx3="http://schemas.microsoft.com/office/drawing/2016/5/9/chartex" xmlns:cx4="http://schemas.microsoft.com/office/drawing/2016/5/10/chartex" xmlns:cx5="http://schemas.microsoft.com/office/drawing/2016/5/11/chartex" xmlns:cx6="http://schemas.microsoft.com/office/drawing/2016/5/12/chartex" xmlns:cx7="http://schemas.microsoft.com/office/drawing/2016/5/13/chartex" xmlns:cx8="http://schemas.microsoft.com/office/drawing/2016/5/14/chartex" xmlns:mc="http://schemas.openxmlformats.org/markup-compatibility/2006" xmlns:aink="http://schemas.microsoft.com/office/drawing/2016/ink" xmlns:am3d="http://schemas.microsoft.com/office/drawing/2017/model3d" xmlns:o="urn:schemas-microsoft-com:office:office" xmlns:oel="http://schemas.microsoft.com/office/2019/extlst" xmlns:r="http://schemas.openxmlformats.org/officeDocument/2006/relationships" xmlns:m="http://schemas.openxmlformats.org/officeDocument/2006/math" xmlns:v="urn:schemas-microsoft-com:vml" xmlns:wp14="http://schemas.microsoft.com/office/word/2010/wordprocessingDrawing" xmlns:wp="http://schemas.openxmlformats.org/drawingml/2006/wordprocessingDrawing" xmlns:w10="urn:schemas-microsoft-com:office:word" xmlns:w="http://schemas.openxmlformats.org/wordprocessingml/2006/main" xmlns:w14="http://schemas.microsoft.com/office/word/2010/wordml" xmlns:w15="http://schemas.microsoft.com/office/word/2012/wordml" xmlns:w16cex="http://schemas.microsoft.com/office/word/2018/wordml/cex" xmlns:w16cid="http://schemas.microsoft.com/office/word/2016/wordml/cid" xmlns:w16="http://schemas.microsoft.com/office/word/2018/wordml" xmlns:w16sdtdh="http://schemas.microsoft.com/office/word/2020/wordml/sdtdatahash" xmlns:w16se="http://schemas.microsoft.com/office/word/2015/wordml/symex" xmlns:wpg="http://schemas.microsoft.com/office/word/2010/wordprocessingGroup" xmlns:wpi="http://schemas.microsoft.com/office/word/2010/wordprocessingInk" xmlns:wne="http://schemas.microsoft.com/office/word/2006/wordml" xmlns:wps="http://schemas.microsoft.com/office/word/2010/wordprocessingShape" mc:Ignorable="w14 w15 w16se w16cid w16 w16cex w16sdtdh wp14">
+<w:hdr xmlns:wpc="http://schemas.microsoft.com/office/word/2010/wordprocessingCanvas" xmlns:cx="http://schemas.microsoft.com/office/drawing/2014/chartex" xmlns:cx1="http://schemas.microsoft.com/office/drawing/2015/9/8/chartex" xmlns:cx2="http://schemas.microsoft.com/office/drawing/2015/10/21/chartex" xmlns:cx3="http://schemas.microsoft.com/office/drawing/2016/5/9/chartex" xmlns:cx4="http://schemas.microsoft.com/office/drawing/2016/5/10/chartex" xmlns:cx5="http://schemas.microsoft.com/office/drawing/2016/5/11/chartex" xmlns:cx6="http://schemas.microsoft.com/office/drawing/2016/5/12/chartex" xmlns:cx7="http://schemas.microsoft.com/office/drawing/2016/5/13/chartex" xmlns:cx8="http://schemas.microsoft.com/office/drawing/2016/5/14/chartex" xmlns:mc="http://schemas.openxmlformats.org/markup-compatibility/2006" xmlns:aink="http://schemas.microsoft.com/office/drawing/2016/ink" xmlns:am3d="http://schemas.microsoft.com/office/drawing/2017/model3d" xmlns:o="urn:schemas-microsoft-com:office:office" xmlns:oel="http://schemas.microsoft.com/office/2019/extlst" xmlns:r="http://schemas.openxmlformats.org/officeDocument/2006/relationships" xmlns:m="http://schemas.openxmlformats.org/officeDocument/2006/math" xmlns:v="urn:schemas-microsoft-com:vml" xmlns:wp14="http://schemas.microsoft.com/office/word/2010/wordprocessingDrawing" xmlns:wp="http://schemas.openxmlformats.org/drawingml/2006/wordprocessingDrawing" xmlns:w10="urn:schemas-microsoft-com:office:word" xmlns:w="http://schemas.openxmlformats.org/wordprocessingml/2006/main" xmlns:w14="http://schemas.microsoft.com/office/word/2010/wordml" xmlns:w15="http://schemas.microsoft.com/office/word/2012/wordml" xmlns:w16cex="http://schemas.microsoft.com/office/word/2018/wordml/cex" xmlns:w16cid="http://schemas.microsoft.com/office/word/2016/wordml/cid" xmlns:w16="http://schemas.microsoft.com/office/word/2018/wordml" xmlns:w16du="http://schemas.microsoft.com/office/word/2023/wordml/word16du" xmlns:w16sdtdh="http://schemas.microsoft.com/office/word/2020/wordml/sdtdatahash" xmlns:w16sdtfl="http://schemas.microsoft.com/office/word/2024/wordml/sdtformatlock" xmlns:w16se="http://schemas.microsoft.com/office/word/2015/wordml/symex" xmlns:wpg="http://schemas.microsoft.com/office/word/2010/wordprocessingGroup" xmlns:wpi="http://schemas.microsoft.com/office/word/2010/wordprocessingInk" xmlns:wne="http://schemas.microsoft.com/office/word/2006/wordml" xmlns:wps="http://schemas.microsoft.com/office/word/2010/wordprocessingShape" mc:Ignorable="w14 w15 w16se w16cid w16 w16cex w16sdtdh w16sdtfl w16du wp14">
   <w:p>
     <w:pPr>
       <w:pStyle w:val="Header"/>
@@ -1897,7 +3341,7 @@
 </file>
 
 <file path=word/header2.xml><?xml version="1.0" encoding="utf-8"?>
-<w:hdr xmlns:wpc="http://schemas.microsoft.com/office/word/2010/wordprocessingCanvas" xmlns:cx="http://schemas.microsoft.com/office/drawing/2014/chartex" xmlns:cx1="http://schemas.microsoft.com/office/drawing/2015/9/8/chartex" xmlns:cx2="http://schemas.microsoft.com/office/drawing/2015/10/21/chartex" xmlns:cx3="http://schemas.microsoft.com/office/drawing/2016/5/9/chartex" xmlns:cx4="http://schemas.microsoft.com/office/drawing/2016/5/10/chartex" xmlns:cx5="http://schemas.microsoft.com/office/drawing/2016/5/11/chartex" xmlns:cx6="http://schemas.microsoft.com/office/drawing/2016/5/12/chartex" xmlns:cx7="http://schemas.microsoft.com/office/drawing/2016/5/13/chartex" xmlns:cx8="http://schemas.microsoft.com/office/drawing/2016/5/14/chartex" xmlns:mc="http://schemas.openxmlformats.org/markup-compatibility/2006" xmlns:aink="http://schemas.microsoft.com/office/drawing/2016/ink" xmlns:am3d="http://schemas.microsoft.com/office/drawing/2017/model3d" xmlns:o="urn:schemas-microsoft-com:office:office" xmlns:oel="http://schemas.microsoft.com/office/2019/extlst" xmlns:r="http://schemas.openxmlformats.org/officeDocument/2006/relationships" xmlns:m="http://schemas.openxmlformats.org/officeDocument/2006/math" xmlns:v="urn:schemas-microsoft-com:vml" xmlns:wp14="http://schemas.microsoft.com/office/word/2010/wordprocessingDrawing" xmlns:wp="http://schemas.openxmlformats.org/drawingml/2006/wordprocessingDrawing" xmlns:w10="urn:schemas-microsoft-com:office:word" xmlns:w="http://schemas.openxmlformats.org/wordprocessingml/2006/main" xmlns:w14="http://schemas.microsoft.com/office/word/2010/wordml" xmlns:w15="http://schemas.microsoft.com/office/word/2012/wordml" xmlns:w16cex="http://schemas.microsoft.com/office/word/2018/wordml/cex" xmlns:w16cid="http://schemas.microsoft.com/office/word/2016/wordml/cid" xmlns:w16="http://schemas.microsoft.com/office/word/2018/wordml" xmlns:w16sdtdh="http://schemas.microsoft.com/office/word/2020/wordml/sdtdatahash" xmlns:w16se="http://schemas.microsoft.com/office/word/2015/wordml/symex" xmlns:wpg="http://schemas.microsoft.com/office/word/2010/wordprocessingGroup" xmlns:wpi="http://schemas.microsoft.com/office/word/2010/wordprocessingInk" xmlns:wne="http://schemas.microsoft.com/office/word/2006/wordml" xmlns:wps="http://schemas.microsoft.com/office/word/2010/wordprocessingShape" mc:Ignorable="w14 w15 w16se w16cid w16 w16cex w16sdtdh wp14">
+<w:hdr xmlns:wpc="http://schemas.microsoft.com/office/word/2010/wordprocessingCanvas" xmlns:cx="http://schemas.microsoft.com/office/drawing/2014/chartex" xmlns:cx1="http://schemas.microsoft.com/office/drawing/2015/9/8/chartex" xmlns:cx2="http://schemas.microsoft.com/office/drawing/2015/10/21/chartex" xmlns:cx3="http://schemas.microsoft.com/office/drawing/2016/5/9/chartex" xmlns:cx4="http://schemas.microsoft.com/office/drawing/2016/5/10/chartex" xmlns:cx5="http://schemas.microsoft.com/office/drawing/2016/5/11/chartex" xmlns:cx6="http://schemas.microsoft.com/office/drawing/2016/5/12/chartex" xmlns:cx7="http://schemas.microsoft.com/office/drawing/2016/5/13/chartex" xmlns:cx8="http://schemas.microsoft.com/office/drawing/2016/5/14/chartex" xmlns:mc="http://schemas.openxmlformats.org/markup-compatibility/2006" xmlns:aink="http://schemas.microsoft.com/office/drawing/2016/ink" xmlns:am3d="http://schemas.microsoft.com/office/drawing/2017/model3d" xmlns:o="urn:schemas-microsoft-com:office:office" xmlns:oel="http://schemas.microsoft.com/office/2019/extlst" xmlns:r="http://schemas.openxmlformats.org/officeDocument/2006/relationships" xmlns:m="http://schemas.openxmlformats.org/officeDocument/2006/math" xmlns:v="urn:schemas-microsoft-com:vml" xmlns:wp14="http://schemas.microsoft.com/office/word/2010/wordprocessingDrawing" xmlns:wp="http://schemas.openxmlformats.org/drawingml/2006/wordprocessingDrawing" xmlns:w10="urn:schemas-microsoft-com:office:word" xmlns:w="http://schemas.openxmlformats.org/wordprocessingml/2006/main" xmlns:w14="http://schemas.microsoft.com/office/word/2010/wordml" xmlns:w15="http://schemas.microsoft.com/office/word/2012/wordml" xmlns:w16cex="http://schemas.microsoft.com/office/word/2018/wordml/cex" xmlns:w16cid="http://schemas.microsoft.com/office/word/2016/wordml/cid" xmlns:w16="http://schemas.microsoft.com/office/word/2018/wordml" xmlns:w16du="http://schemas.microsoft.com/office/word/2023/wordml/word16du" xmlns:w16sdtdh="http://schemas.microsoft.com/office/word/2020/wordml/sdtdatahash" xmlns:w16sdtfl="http://schemas.microsoft.com/office/word/2024/wordml/sdtformatlock" xmlns:w16se="http://schemas.microsoft.com/office/word/2015/wordml/symex" xmlns:wpg="http://schemas.microsoft.com/office/word/2010/wordprocessingGroup" xmlns:wpi="http://schemas.microsoft.com/office/word/2010/wordprocessingInk" xmlns:wne="http://schemas.microsoft.com/office/word/2006/wordml" xmlns:wps="http://schemas.microsoft.com/office/word/2010/wordprocessingShape" mc:Ignorable="w14 w15 w16se w16cid w16 w16cex w16sdtdh w16sdtfl w16du wp14">
   <w:p>
     <w:pPr>
       <w:pStyle w:val="Header"/>
@@ -1908,7 +3352,7 @@
 </file>
 
 <file path=word/header3.xml><?xml version="1.0" encoding="utf-8"?>
-<w:hdr xmlns:wpc="http://schemas.microsoft.com/office/word/2010/wordprocessingCanvas" xmlns:cx="http://schemas.microsoft.com/office/drawing/2014/chartex" xmlns:cx1="http://schemas.microsoft.com/office/drawing/2015/9/8/chartex" xmlns:cx2="http://schemas.microsoft.com/office/drawing/2015/10/21/chartex" xmlns:cx3="http://schemas.microsoft.com/office/drawing/2016/5/9/chartex" xmlns:cx4="http://schemas.microsoft.com/office/drawing/2016/5/10/chartex" xmlns:cx5="http://schemas.microsoft.com/office/drawing/2016/5/11/chartex" xmlns:cx6="http://schemas.microsoft.com/office/drawing/2016/5/12/chartex" xmlns:cx7="http://schemas.microsoft.com/office/drawing/2016/5/13/chartex" xmlns:cx8="http://schemas.microsoft.com/office/drawing/2016/5/14/chartex" xmlns:mc="http://schemas.openxmlformats.org/markup-compatibility/2006" xmlns:aink="http://schemas.microsoft.com/office/drawing/2016/ink" xmlns:am3d="http://schemas.microsoft.com/office/drawing/2017/model3d" xmlns:o="urn:schemas-microsoft-com:office:office" xmlns:oel="http://schemas.microsoft.com/office/2019/extlst" xmlns:r="http://schemas.openxmlformats.org/officeDocument/2006/relationships" xmlns:m="http://schemas.openxmlformats.org/officeDocument/2006/math" xmlns:v="urn:schemas-microsoft-com:vml" xmlns:wp14="http://schemas.microsoft.com/office/word/2010/wordprocessingDrawing" xmlns:wp="http://schemas.openxmlformats.org/drawingml/2006/wordprocessingDrawing" xmlns:w10="urn:schemas-microsoft-com:office:word" xmlns:w="http://schemas.openxmlformats.org/wordprocessingml/2006/main" xmlns:w14="http://schemas.microsoft.com/office/word/2010/wordml" xmlns:w15="http://schemas.microsoft.com/office/word/2012/wordml" xmlns:w16cex="http://schemas.microsoft.com/office/word/2018/wordml/cex" xmlns:w16cid="http://schemas.microsoft.com/office/word/2016/wordml/cid" xmlns:w16="http://schemas.microsoft.com/office/word/2018/wordml" xmlns:w16sdtdh="http://schemas.microsoft.com/office/word/2020/wordml/sdtdatahash" xmlns:w16se="http://schemas.microsoft.com/office/word/2015/wordml/symex" xmlns:wpg="http://schemas.microsoft.com/office/word/2010/wordprocessingGroup" xmlns:wpi="http://schemas.microsoft.com/office/word/2010/wordprocessingInk" xmlns:wne="http://schemas.microsoft.com/office/word/2006/wordml" xmlns:wps="http://schemas.microsoft.com/office/word/2010/wordprocessingShape" mc:Ignorable="w14 w15 w16se w16cid w16 w16cex w16sdtdh wp14">
+<w:hdr xmlns:wpc="http://schemas.microsoft.com/office/word/2010/wordprocessingCanvas" xmlns:cx="http://schemas.microsoft.com/office/drawing/2014/chartex" xmlns:cx1="http://schemas.microsoft.com/office/drawing/2015/9/8/chartex" xmlns:cx2="http://schemas.microsoft.com/office/drawing/2015/10/21/chartex" xmlns:cx3="http://schemas.microsoft.com/office/drawing/2016/5/9/chartex" xmlns:cx4="http://schemas.microsoft.com/office/drawing/2016/5/10/chartex" xmlns:cx5="http://schemas.microsoft.com/office/drawing/2016/5/11/chartex" xmlns:cx6="http://schemas.microsoft.com/office/drawing/2016/5/12/chartex" xmlns:cx7="http://schemas.microsoft.com/office/drawing/2016/5/13/chartex" xmlns:cx8="http://schemas.microsoft.com/office/drawing/2016/5/14/chartex" xmlns:mc="http://schemas.openxmlformats.org/markup-compatibility/2006" xmlns:aink="http://schemas.microsoft.com/office/drawing/2016/ink" xmlns:am3d="http://schemas.microsoft.com/office/drawing/2017/model3d" xmlns:o="urn:schemas-microsoft-com:office:office" xmlns:oel="http://schemas.microsoft.com/office/2019/extlst" xmlns:r="http://schemas.openxmlformats.org/officeDocument/2006/relationships" xmlns:m="http://schemas.openxmlformats.org/officeDocument/2006/math" xmlns:v="urn:schemas-microsoft-com:vml" xmlns:wp14="http://schemas.microsoft.com/office/word/2010/wordprocessingDrawing" xmlns:wp="http://schemas.openxmlformats.org/drawingml/2006/wordprocessingDrawing" xmlns:w10="urn:schemas-microsoft-com:office:word" xmlns:w="http://schemas.openxmlformats.org/wordprocessingml/2006/main" xmlns:w14="http://schemas.microsoft.com/office/word/2010/wordml" xmlns:w15="http://schemas.microsoft.com/office/word/2012/wordml" xmlns:w16cex="http://schemas.microsoft.com/office/word/2018/wordml/cex" xmlns:w16cid="http://schemas.microsoft.com/office/word/2016/wordml/cid" xmlns:w16="http://schemas.microsoft.com/office/word/2018/wordml" xmlns:w16du="http://schemas.microsoft.com/office/word/2023/wordml/word16du" xmlns:w16sdtdh="http://schemas.microsoft.com/office/word/2020/wordml/sdtdatahash" xmlns:w16sdtfl="http://schemas.microsoft.com/office/word/2024/wordml/sdtformatlock" xmlns:w16se="http://schemas.microsoft.com/office/word/2015/wordml/symex" xmlns:wpg="http://schemas.microsoft.com/office/word/2010/wordprocessingGroup" xmlns:wpi="http://schemas.microsoft.com/office/word/2010/wordprocessingInk" xmlns:wne="http://schemas.microsoft.com/office/word/2006/wordml" xmlns:wps="http://schemas.microsoft.com/office/word/2010/wordprocessingShape" mc:Ignorable="w14 w15 w16se w16cid w16 w16cex w16sdtdh w16sdtfl w16du wp14">
   <w:p>
     <w:pPr>
       <w:pStyle w:val="Header"/>
@@ -1917,7 +3361,7 @@
     <w:r>
       <w:tab/>
       <w:tab/>
-      <w:t>2025-08-02</w:t>
+      <w:t>2026-07-12</w:t>
       <w:br/>
       <w:br/>
     </w:r>
@@ -1930,7 +3374,7 @@
 </file>
 
 <file path=word/numbering.xml><?xml version="1.0" encoding="utf-8"?>
-<w:numbering xmlns:wpc="http://schemas.microsoft.com/office/word/2010/wordprocessingCanvas" xmlns:cx="http://schemas.microsoft.com/office/drawing/2014/chartex" xmlns:cx1="http://schemas.microsoft.com/office/drawing/2015/9/8/chartex" xmlns:cx2="http://schemas.microsoft.com/office/drawing/2015/10/21/chartex" xmlns:cx3="http://schemas.microsoft.com/office/drawing/2016/5/9/chartex" xmlns:cx4="http://schemas.microsoft.com/office/drawing/2016/5/10/chartex" xmlns:cx5="http://schemas.microsoft.com/office/drawing/2016/5/11/chartex" xmlns:cx6="http://schemas.microsoft.com/office/drawing/2016/5/12/chartex" xmlns:cx7="http://schemas.microsoft.com/office/drawing/2016/5/13/chartex" xmlns:cx8="http://schemas.microsoft.com/office/drawing/2016/5/14/chartex" xmlns:mc="http://schemas.openxmlformats.org/markup-compatibility/2006" xmlns:aink="http://schemas.microsoft.com/office/drawing/2016/ink" xmlns:am3d="http://schemas.microsoft.com/office/drawing/2017/model3d" xmlns:o="urn:schemas-microsoft-com:office:office" xmlns:oel="http://schemas.microsoft.com/office/2019/extlst" xmlns:r="http://schemas.openxmlformats.org/officeDocument/2006/relationships" xmlns:m="http://schemas.openxmlformats.org/officeDocument/2006/math" xmlns:v="urn:schemas-microsoft-com:vml" xmlns:wp14="http://schemas.microsoft.com/office/word/2010/wordprocessingDrawing" xmlns:wp="http://schemas.openxmlformats.org/drawingml/2006/wordprocessingDrawing" xmlns:w10="urn:schemas-microsoft-com:office:word" xmlns:w="http://schemas.openxmlformats.org/wordprocessingml/2006/main" xmlns:w14="http://schemas.microsoft.com/office/word/2010/wordml" xmlns:w15="http://schemas.microsoft.com/office/word/2012/wordml" xmlns:w16cex="http://schemas.microsoft.com/office/word/2018/wordml/cex" xmlns:w16cid="http://schemas.microsoft.com/office/word/2016/wordml/cid" xmlns:w16="http://schemas.microsoft.com/office/word/2018/wordml" xmlns:w16sdtdh="http://schemas.microsoft.com/office/word/2020/wordml/sdtdatahash" xmlns:w16se="http://schemas.microsoft.com/office/word/2015/wordml/symex" xmlns:wpg="http://schemas.microsoft.com/office/word/2010/wordprocessingGroup" xmlns:wpi="http://schemas.microsoft.com/office/word/2010/wordprocessingInk" xmlns:wne="http://schemas.microsoft.com/office/word/2006/wordml" xmlns:wps="http://schemas.microsoft.com/office/word/2010/wordprocessingShape" mc:Ignorable="w14 w15 w16se w16cid w16 w16cex w16sdtdh wp14">
+<w:numbering xmlns:wpc="http://schemas.microsoft.com/office/word/2010/wordprocessingCanvas" xmlns:cx="http://schemas.microsoft.com/office/drawing/2014/chartex" xmlns:cx1="http://schemas.microsoft.com/office/drawing/2015/9/8/chartex" xmlns:cx2="http://schemas.microsoft.com/office/drawing/2015/10/21/chartex" xmlns:cx3="http://schemas.microsoft.com/office/drawing/2016/5/9/chartex" xmlns:cx4="http://schemas.microsoft.com/office/drawing/2016/5/10/chartex" xmlns:cx5="http://schemas.microsoft.com/office/drawing/2016/5/11/chartex" xmlns:cx6="http://schemas.microsoft.com/office/drawing/2016/5/12/chartex" xmlns:cx7="http://schemas.microsoft.com/office/drawing/2016/5/13/chartex" xmlns:cx8="http://schemas.microsoft.com/office/drawing/2016/5/14/chartex" xmlns:mc="http://schemas.openxmlformats.org/markup-compatibility/2006" xmlns:aink="http://schemas.microsoft.com/office/drawing/2016/ink" xmlns:am3d="http://schemas.microsoft.com/office/drawing/2017/model3d" xmlns:o="urn:schemas-microsoft-com:office:office" xmlns:oel="http://schemas.microsoft.com/office/2019/extlst" xmlns:r="http://schemas.openxmlformats.org/officeDocument/2006/relationships" xmlns:m="http://schemas.openxmlformats.org/officeDocument/2006/math" xmlns:v="urn:schemas-microsoft-com:vml" xmlns:wp14="http://schemas.microsoft.com/office/word/2010/wordprocessingDrawing" xmlns:wp="http://schemas.openxmlformats.org/drawingml/2006/wordprocessingDrawing" xmlns:w10="urn:schemas-microsoft-com:office:word" xmlns:w="http://schemas.openxmlformats.org/wordprocessingml/2006/main" xmlns:w14="http://schemas.microsoft.com/office/word/2010/wordml" xmlns:w15="http://schemas.microsoft.com/office/word/2012/wordml" xmlns:w16cex="http://schemas.microsoft.com/office/word/2018/wordml/cex" xmlns:w16cid="http://schemas.microsoft.com/office/word/2016/wordml/cid" xmlns:w16="http://schemas.microsoft.com/office/word/2018/wordml" xmlns:w16du="http://schemas.microsoft.com/office/word/2023/wordml/word16du" xmlns:w16sdtdh="http://schemas.microsoft.com/office/word/2020/wordml/sdtdatahash" xmlns:w16sdtfl="http://schemas.microsoft.com/office/word/2024/wordml/sdtformatlock" xmlns:w16se="http://schemas.microsoft.com/office/word/2015/wordml/symex" xmlns:wpg="http://schemas.microsoft.com/office/word/2010/wordprocessingGroup" xmlns:wpi="http://schemas.microsoft.com/office/word/2010/wordprocessingInk" xmlns:wne="http://schemas.microsoft.com/office/word/2006/wordml" xmlns:wps="http://schemas.microsoft.com/office/word/2010/wordprocessingShape" mc:Ignorable="w14 w15 w16se w16cid w16 w16cex w16sdtdh w16sdtfl w16du wp14">
   <w:abstractNum w:abstractNumId="0" w15:restartNumberingAfterBreak="0">
     <w:nsid w:val="FFFFFF7C"/>
     <w:multiLevelType w:val="singleLevel"/>
@@ -2133,7 +3577,7 @@
 </file>
 
 <file path=word/styles.xml><?xml version="1.0" encoding="utf-8"?>
-<w:styles xmlns:mc="http://schemas.openxmlformats.org/markup-compatibility/2006" xmlns:r="http://schemas.openxmlformats.org/officeDocument/2006/relationships" xmlns:w="http://schemas.openxmlformats.org/wordprocessingml/2006/main" xmlns:w14="http://schemas.microsoft.com/office/word/2010/wordml" xmlns:w15="http://schemas.microsoft.com/office/word/2012/wordml" xmlns:w16cex="http://schemas.microsoft.com/office/word/2018/wordml/cex" xmlns:w16cid="http://schemas.microsoft.com/office/word/2016/wordml/cid" xmlns:w16="http://schemas.microsoft.com/office/word/2018/wordml" xmlns:w16sdtdh="http://schemas.microsoft.com/office/word/2020/wordml/sdtdatahash" xmlns:w16se="http://schemas.microsoft.com/office/word/2015/wordml/symex" mc:Ignorable="w14 w15 w16se w16cid w16 w16cex w16sdtdh">
+<w:styles xmlns:mc="http://schemas.openxmlformats.org/markup-compatibility/2006" xmlns:r="http://schemas.openxmlformats.org/officeDocument/2006/relationships" xmlns:w="http://schemas.openxmlformats.org/wordprocessingml/2006/main" xmlns:w14="http://schemas.microsoft.com/office/word/2010/wordml" xmlns:w15="http://schemas.microsoft.com/office/word/2012/wordml" xmlns:w16cex="http://schemas.microsoft.com/office/word/2018/wordml/cex" xmlns:w16cid="http://schemas.microsoft.com/office/word/2016/wordml/cid" xmlns:w16="http://schemas.microsoft.com/office/word/2018/wordml" xmlns:w16du="http://schemas.microsoft.com/office/word/2023/wordml/word16du" xmlns:w16sdtdh="http://schemas.microsoft.com/office/word/2020/wordml/sdtdatahash" xmlns:w16sdtfl="http://schemas.microsoft.com/office/word/2024/wordml/sdtformatlock" xmlns:w16se="http://schemas.microsoft.com/office/word/2015/wordml/symex" mc:Ignorable="w14 w15 w16se w16cid w16 w16cex w16sdtdh w16sdtfl w16du">
   <w:docDefaults>
     <w:rPrDefault>
       <w:rPr>
@@ -2891,7 +4335,7 @@
     <w:link w:val="TitleChar"/>
     <w:uiPriority w:val="10"/>
     <w:qFormat/>
-    <w:rsid w:val="007106C8"/>
+    <w:rsid w:val="00E854FA"/>
     <w:pPr>
       <w:spacing w:after="300" w:line="240" w:lineRule="auto"/>
       <w:contextualSpacing/>
@@ -2901,7 +4345,7 @@
       <w:rFonts w:eastAsiaTheme="majorEastAsia" w:cstheme="majorBidi"/>
       <w:spacing w:val="5"/>
       <w:kern w:val="28"/>
-      <w:sz w:val="52"/>
+      <w:sz w:val="40"/>
       <w:szCs w:val="52"/>
       <w:lang w:val="sv-SE" w:eastAsia="en-US" w:bidi="ar-SA"/>
     </w:rPr>
@@ -2911,12 +4355,12 @@
     <w:basedOn w:val="DefaultParagraphFont"/>
     <w:link w:val="Title"/>
     <w:uiPriority w:val="10"/>
-    <w:rsid w:val="007106C8"/>
+    <w:rsid w:val="00E854FA"/>
     <w:rPr>
       <w:rFonts w:ascii="Times New Roman" w:eastAsiaTheme="majorEastAsia" w:hAnsi="Times New Roman" w:cstheme="majorBidi"/>
       <w:spacing w:val="5"/>
       <w:kern w:val="28"/>
-      <w:sz w:val="52"/>
+      <w:sz w:val="40"/>
       <w:szCs w:val="52"/>
       <w:lang w:val="sv-SE" w:eastAsia="en-US" w:bidi="ar-SA"/>
     </w:rPr>

--- a/tillsyn/Råtjärnberget tillsynsbegäran.docx
+++ b/tillsyn/Råtjärnberget tillsynsbegäran.docx
@@ -12,7 +12,7 @@
     </w:p>
     <w:p>
       <w:r>
-        <w:t>Denna tillsynsbegäran behandlar höga naturvärden i avverkningsanmälan Råtjärnberget i Bjurholms kommun som inkom 2026-07-12 och omfattar 240,4 ha.</w:t>
+        <w:t>Denna tillsynsbegäran behandlar höga naturvärden i avverkningsanmälan Råtjärnberget i Bjurholms kommun som inkom 2026-07-13 och omfattar 240,4 ha.</w:t>
       </w:r>
     </w:p>
     <w:p>
@@ -3361,7 +3361,7 @@
     <w:r>
       <w:tab/>
       <w:tab/>
-      <w:t>2026-07-12</w:t>
+      <w:t>2026-07-13</w:t>
       <w:br/>
       <w:br/>
     </w:r>

--- a/tillsyn/Råtjärnberget tillsynsbegäran.docx
+++ b/tillsyn/Råtjärnberget tillsynsbegäran.docx
@@ -12,7 +12,7 @@
     </w:p>
     <w:p>
       <w:r>
-        <w:t>Denna tillsynsbegäran behandlar höga naturvärden i avverkningsanmälan Råtjärnberget i Bjurholms kommun som inkom 2026-07-13 och omfattar 240,4 ha.</w:t>
+        <w:t>Denna tillsynsbegäran behandlar höga naturvärden i avverkningsanmälan Råtjärnberget i Bjurholms kommun som inkom 2026-07-14 och omfattar 240,4 ha.</w:t>
       </w:r>
     </w:p>
     <w:p>
@@ -3361,7 +3361,7 @@
     <w:r>
       <w:tab/>
       <w:tab/>
-      <w:t>2026-07-13</w:t>
+      <w:t>2026-07-14</w:t>
       <w:br/>
       <w:br/>
     </w:r>

--- a/tillsyn/Råtjärnberget tillsynsbegäran.docx
+++ b/tillsyn/Råtjärnberget tillsynsbegäran.docx
@@ -12,7 +12,7 @@
     </w:p>
     <w:p>
       <w:r>
-        <w:t>Denna tillsynsbegäran behandlar höga naturvärden i avverkningsanmälan Råtjärnberget i Bjurholms kommun som inkom 2026-07-14 och omfattar 240,4 ha.</w:t>
+        <w:t>Denna tillsynsbegäran behandlar höga naturvärden i avverkningsanmälan Råtjärnberget i Bjurholms kommun som inkom 2026-07-15 och omfattar 240,4 ha.</w:t>
       </w:r>
     </w:p>
     <w:p>
@@ -3361,7 +3361,7 @@
     <w:r>
       <w:tab/>
       <w:tab/>
-      <w:t>2026-07-14</w:t>
+      <w:t>2026-07-15</w:t>
       <w:br/>
       <w:br/>
     </w:r>

--- a/tillsyn/Råtjärnberget tillsynsbegäran.docx
+++ b/tillsyn/Råtjärnberget tillsynsbegäran.docx
@@ -12,7 +12,7 @@
     </w:p>
     <w:p>
       <w:r>
-        <w:t>Denna tillsynsbegäran behandlar höga naturvärden i avverkningsanmälan Råtjärnberget i Bjurholms kommun som inkom 2026-07-15 och omfattar 240,4 ha.</w:t>
+        <w:t>Denna tillsynsbegäran behandlar höga naturvärden i avverkningsanmälan Råtjärnberget i Bjurholms kommun som inkom 2026-07-16 och omfattar 240,4 ha.</w:t>
       </w:r>
     </w:p>
     <w:p>
@@ -3361,7 +3361,7 @@
     <w:r>
       <w:tab/>
       <w:tab/>
-      <w:t>2026-07-15</w:t>
+      <w:t>2026-07-16</w:t>
       <w:br/>
       <w:br/>
     </w:r>

--- a/tillsyn/Råtjärnberget tillsynsbegäran.docx
+++ b/tillsyn/Råtjärnberget tillsynsbegäran.docx
@@ -3361,7 +3361,7 @@
     <w:r>
       <w:tab/>
       <w:tab/>
-      <w:t>2026-07-16</w:t>
+      <w:t>2026-07-17</w:t>
       <w:br/>
       <w:br/>
     </w:r>

--- a/tillsyn/Råtjärnberget tillsynsbegäran.docx
+++ b/tillsyn/Råtjärnberget tillsynsbegäran.docx
@@ -12,7 +12,7 @@
     </w:p>
     <w:p>
       <w:r>
-        <w:t>Denna tillsynsbegäran behandlar höga naturvärden i avverkningsanmälan Råtjärnberget i Bjurholms kommun som inkom 2026-07-16 och omfattar 240,4 ha.</w:t>
+        <w:t>Denna tillsynsbegäran behandlar höga naturvärden i avverkningsanmälan Råtjärnberget i Bjurholms kommun som inkom 2026-07-17 och omfattar 240,4 ha.</w:t>
       </w:r>
     </w:p>
     <w:p>

--- a/tillsyn/Råtjärnberget tillsynsbegäran.docx
+++ b/tillsyn/Råtjärnberget tillsynsbegäran.docx
@@ -3361,7 +3361,7 @@
     <w:r>
       <w:tab/>
       <w:tab/>
-      <w:t>2026-07-17</w:t>
+      <w:t>2026-07-18</w:t>
       <w:br/>
       <w:br/>
     </w:r>

--- a/tillsyn/Råtjärnberget tillsynsbegäran.docx
+++ b/tillsyn/Råtjärnberget tillsynsbegäran.docx
@@ -12,7 +12,7 @@
     </w:p>
     <w:p>
       <w:r>
-        <w:t>Denna tillsynsbegäran behandlar höga naturvärden i avverkningsanmälan Råtjärnberget i Bjurholms kommun som inkom 2026-07-17 och omfattar 240,4 ha.</w:t>
+        <w:t>Denna tillsynsbegäran behandlar höga naturvärden i avverkningsanmälan Råtjärnberget i Bjurholms kommun som inkom 2026-07-18 och omfattar 240,4 ha.</w:t>
       </w:r>
     </w:p>
     <w:p>

--- a/tillsyn/Råtjärnberget tillsynsbegäran.docx
+++ b/tillsyn/Råtjärnberget tillsynsbegäran.docx
@@ -12,7 +12,7 @@
     </w:p>
     <w:p>
       <w:r>
-        <w:t>Denna tillsynsbegäran behandlar höga naturvärden i avverkningsanmälan Råtjärnberget i Bjurholms kommun som inkom 2026-07-18 och omfattar 240,4 ha.</w:t>
+        <w:t>Denna tillsynsbegäran behandlar höga naturvärden i avverkningsanmälan Råtjärnberget i Bjurholms kommun som inkom 2026-07-19 och omfattar 240,4 ha.</w:t>
       </w:r>
     </w:p>
     <w:p>
@@ -3361,7 +3361,7 @@
     <w:r>
       <w:tab/>
       <w:tab/>
-      <w:t>2026-07-18</w:t>
+      <w:t>2026-07-19</w:t>
       <w:br/>
       <w:br/>
     </w:r>

--- a/tillsyn/Råtjärnberget tillsynsbegäran.docx
+++ b/tillsyn/Råtjärnberget tillsynsbegäran.docx
@@ -3361,7 +3361,7 @@
     <w:r>
       <w:tab/>
       <w:tab/>
-      <w:t>2026-07-19</w:t>
+      <w:t>2026-07-20</w:t>
       <w:br/>
       <w:br/>
     </w:r>

--- a/tillsyn/Råtjärnberget tillsynsbegäran.docx
+++ b/tillsyn/Råtjärnberget tillsynsbegäran.docx
@@ -12,7 +12,7 @@
     </w:p>
     <w:p>
       <w:r>
-        <w:t>Denna tillsynsbegäran behandlar höga naturvärden i avverkningsanmälan Råtjärnberget i Bjurholms kommun som inkom 2026-07-19 och omfattar 240,4 ha.</w:t>
+        <w:t>Denna tillsynsbegäran behandlar höga naturvärden i avverkningsanmälan Råtjärnberget i Bjurholms kommun som inkom 2026-07-20 och omfattar 240,4 ha.</w:t>
       </w:r>
     </w:p>
     <w:p>
